--- a/input/output ready/Тема-16.-Особенности-совершения-отдельных-видов-нотариальных-действий/05-runs/16.1.2/20260322-023448/03-final/final.assembled.docx
+++ b/input/output ready/Тема-16.-Особенности-совершения-отдельных-видов-нотариальных-действий/05-runs/16.1.2/20260322-023448/03-final/final.assembled.docx
@@ -1661,7 +1661,7 @@
           <w:b/>
           <w:sz w:val="24"/>
         </w:rPr>
-        <w:t>I. БАЗОВЫЕ ПРОФИЛЬНЫЕ АКТЫ — НАЙДЕНО</w:t>
+        <w:t>I. Базовые отрасли материального права — НЕ ВЫЯВЛЕНО</w:t>
       </w:r>
     </w:p>
     <w:p>
@@ -1679,52 +1679,172 @@
       </w:pPr>
       <w:r>
         <w:rPr/>
-        <w:t>1. Вид документа: Основы законодательства Российской Федерации.</w:t>
-      </w:r>
-    </w:p>
-    <w:p>
-      <w:pPr>
-        <w:spacing w:before="0" w:after="40"/>
-      </w:pPr>
-      <w:r>
-        <w:rPr/>
-        <w:t>Полное наименование: Основы законодательства Российской Федерации о нотариате.</w:t>
-      </w:r>
-    </w:p>
-    <w:p>
-      <w:pPr>
-        <w:spacing w:before="0" w:after="40"/>
-      </w:pPr>
-      <w:r>
-        <w:rPr/>
-        <w:t>Орган: Верховный Совет Российской Федерации.</w:t>
-      </w:r>
-    </w:p>
-    <w:p>
-      <w:pPr>
-        <w:spacing w:before="0" w:after="40"/>
-      </w:pPr>
-      <w:r>
-        <w:rPr/>
-        <w:t>Дата и номер: 11.02.1993 № 4462-1.</w:t>
-      </w:r>
-    </w:p>
-    <w:p>
-      <w:pPr>
-        <w:spacing w:before="0" w:after="40"/>
-      </w:pPr>
-      <w:r>
-        <w:rPr/>
-        <w:t>Структурные элементы: статья 22; статья 22.1, пункт 9; статья 30, часть вторая.</w:t>
-      </w:r>
-    </w:p>
-    <w:p>
-      <w:pPr>
-        <w:spacing w:before="0" w:after="40"/>
-      </w:pPr>
-      <w:r>
-        <w:rPr/>
-        <w:t>Подтверждение применимости: это базовый прямоприменимый акт по тарифной подтеме. Статья 22 закрепляет состав единого нотариального тарифа, статья 22.1, пункт 9, определяет федеральный тариф по рассматриваемому действию, а статья 30 подтверждает федеральный механизм установления предельных размеров региональных тарифов через ФНП.</w:t>
+        <w:t>Конституционное право — НЕ ВЫЯВЛЕНО как самостоятельный специальный блок для существа подтемы 16.1.2.</w:t>
+      </w:r>
+    </w:p>
+    <w:p>
+      <w:pPr>
+        <w:spacing w:before="0" w:after="40"/>
+      </w:pPr>
+      <w:r>
+        <w:rPr/>
+        <w:t>Гражданское право — НЕ ВЫЯВЛЕНО как самостоятельный определяющий блок для существа подтемы 16.1.2. Подтема посвящена не материальному содержанию базового документа, а финансовому режиму нотариального действия.</w:t>
+      </w:r>
+    </w:p>
+    <w:p>
+      <w:pPr>
+        <w:spacing w:before="0" w:after="40"/>
+      </w:pPr>
+      <w:r>
+        <w:rPr/>
+        <w:t>Семейное право — НЕ ВЫЯВЛЕНО.</w:t>
+      </w:r>
+    </w:p>
+    <w:p>
+      <w:pPr>
+        <w:spacing w:before="0" w:after="40"/>
+      </w:pPr>
+      <w:r>
+        <w:rPr/>
+        <w:t>Земельное право — НЕ ВЫЯВЛЕНО.</w:t>
+      </w:r>
+    </w:p>
+    <w:p>
+      <w:pPr>
+        <w:spacing w:before="0" w:after="40"/>
+      </w:pPr>
+      <w:r>
+        <w:rPr/>
+        <w:t>Корпоративное право — НЕ ВЫЯВЛЕНО.</w:t>
+      </w:r>
+    </w:p>
+    <w:p>
+      <w:pPr>
+        <w:spacing w:before="0" w:after="40"/>
+      </w:pPr>
+      <w:r>
+        <w:rPr/>
+        <w:t>Уголовное право — НЕ ВЫЯВЛЕНО.</w:t>
+      </w:r>
+    </w:p>
+    <w:p>
+      <w:pPr>
+        <w:spacing w:before="0" w:after="40"/>
+      </w:pPr>
+      <w:r>
+        <w:rPr/>
+        <w:t>Трудовое право — НЕ ВЫЯВЛЕНО.</w:t>
+      </w:r>
+    </w:p>
+    <w:p>
+      <w:pPr>
+        <w:spacing w:before="0" w:after="40"/>
+      </w:pPr>
+      <w:r>
+        <w:rPr/>
+        <w:t>Экологическое право — НЕ ВЫЯВЛЕНО.</w:t>
+      </w:r>
+    </w:p>
+    <w:p>
+      <w:pPr>
+        <w:spacing w:before="0" w:after="40"/>
+      </w:pPr>
+      <w:r>
+        <w:rPr/>
+        <w:t>Право социального обеспечения — НЕ ВЫЯВЛЕНО как самостоятельный специальный блок для существа подтемы 16.1.2.</w:t>
+      </w:r>
+    </w:p>
+    <w:p>
+      <w:pPr>
+        <w:spacing w:before="0" w:after="40"/>
+      </w:pPr>
+      <w:r>
+        <w:rPr/>
+        <w:t/>
+      </w:r>
+    </w:p>
+    <w:p>
+      <w:pPr>
+        <w:spacing w:before="120" w:after="80"/>
+      </w:pPr>
+      <w:r>
+        <w:rPr>
+          <w:b/>
+          <w:sz w:val="24"/>
+        </w:rPr>
+        <w:t>II. Процессуальное право (ОБЯЗАТЕЛЬНО) — НАЙДЕНО ОГРАНИЧЕННО</w:t>
+      </w:r>
+    </w:p>
+    <w:p>
+      <w:pPr>
+        <w:spacing w:before="0" w:after="40"/>
+      </w:pPr>
+      <w:r>
+        <w:rPr/>
+        <w:t/>
+      </w:r>
+    </w:p>
+    <w:p>
+      <w:pPr>
+        <w:spacing w:before="0" w:after="40"/>
+      </w:pPr>
+      <w:r>
+        <w:rPr/>
+        <w:t>Гражданско-процессуальное право — НАЙДЕНО ОГРАНИЧЕННО. Процессуальный блок для тарифной подтемы не формирует сам размер тарифа, но подтверждает судебный способ оспаривания нотариального действия и связанных с ним финансовых последствий.</w:t>
+      </w:r>
+    </w:p>
+    <w:p>
+      <w:pPr>
+        <w:spacing w:before="0" w:after="40"/>
+      </w:pPr>
+      <w:r>
+        <w:rPr/>
+        <w:t>1. Вид документа: федеральный закон.</w:t>
+      </w:r>
+    </w:p>
+    <w:p>
+      <w:pPr>
+        <w:spacing w:before="0" w:after="40"/>
+      </w:pPr>
+      <w:r>
+        <w:rPr/>
+        <w:t>Полное наименование: Гражданский процессуальный кодекс Российской Федерации.</w:t>
+      </w:r>
+    </w:p>
+    <w:p>
+      <w:pPr>
+        <w:spacing w:before="0" w:after="40"/>
+      </w:pPr>
+      <w:r>
+        <w:rPr/>
+        <w:t>Орган: Федеральное Собрание Российской Федерации.</w:t>
+      </w:r>
+    </w:p>
+    <w:p>
+      <w:pPr>
+        <w:spacing w:before="0" w:after="40"/>
+      </w:pPr>
+      <w:r>
+        <w:rPr/>
+        <w:t>Дата и номер: 14.11.2002 № 138-ФЗ.</w:t>
+      </w:r>
+    </w:p>
+    <w:p>
+      <w:pPr>
+        <w:spacing w:before="0" w:after="40"/>
+      </w:pPr>
+      <w:r>
+        <w:rPr/>
+        <w:t>Структурные элементы: глава 37; статья 310; статья 311; статья 312.</w:t>
+      </w:r>
+    </w:p>
+    <w:p>
+      <w:pPr>
+        <w:spacing w:before="0" w:after="40"/>
+      </w:pPr>
+      <w:r>
+        <w:rPr/>
+        <w:t>Подтверждение применимости: глава 37 ГПК РФ закрепляет порядок судебного рассмотрения жалоб на нотариальные действия и отказ в их совершении. Для тарифной подтемы этот блок применим ограниченно как процессуальная рамка спора о законности сопутствующего расчетного режима в составе нотариального действия.</w:t>
       </w:r>
     </w:p>
     <w:p>
@@ -1752,7 +1872,7 @@
           <w:rFonts w:ascii="Courier New" w:hAnsi="Courier New" w:cs="Courier New"/>
           <w:sz w:val="20"/>
         </w:rPr>
-        <w:t>https://pravo.gov.ru/proxy/ips/?backlink=1&amp;docbody=&amp;nd=102021541&amp;prevDoc=102405373</w:t>
+        <w:t>https://pravo.gov.ru/proxy/ips/?docbody=&amp;nd=102078828</w:t>
       </w:r>
     </w:p>
     <w:p>
@@ -1794,7 +1914,16 @@
           <w:rFonts w:ascii="Courier New" w:hAnsi="Courier New" w:cs="Courier New"/>
           <w:sz w:val="20"/>
         </w:rPr>
-        <w:t>https://www.consultant.ru/document/cons_doc_LAW_1581/</w:t>
+        <w:t>https://www.consultant.ru/document/cons_doc_LAW_39570/a352bb83a3d227f6ea50f20f560b8c66f1a4ff30/</w:t>
+      </w:r>
+    </w:p>
+    <w:p>
+      <w:pPr>
+        <w:spacing w:before="0" w:after="40"/>
+      </w:pPr>
+      <w:r>
+        <w:rPr/>
+        <w:t/>
       </w:r>
     </w:p>
     <w:p>
@@ -1812,7 +1941,7 @@
       </w:pPr>
       <w:r>
         <w:rPr/>
-        <w:t>Основы законодательства Российской Федерации о нотариате статья 22 статья 22.1 пункт 9 статья 30 единый нотариальный тариф</w:t>
+        <w:t>Гражданский процессуальный кодекс Российской Федерации глава 37 статья 310 статья 311 статья 312 нотариальные действия</w:t>
       </w:r>
     </w:p>
     <w:p>
@@ -1830,52 +1959,127 @@
       </w:pPr>
       <w:r>
         <w:rPr/>
-        <w:t>2. Вид документа: приказ Минюста России.</w:t>
-      </w:r>
-    </w:p>
-    <w:p>
-      <w:pPr>
-        <w:spacing w:before="0" w:after="40"/>
-      </w:pPr>
-      <w:r>
-        <w:rPr/>
-        <w:t>Полное наименование: Приказ Министерства юстиции Российской Федерации от 12.09.2023 № 253 «Об утверждении формулы расчета экономически обоснованного предельного размера регионального тарифа и перечня льгот, применяемых к региональным тарифам».</w:t>
-      </w:r>
-    </w:p>
-    <w:p>
-      <w:pPr>
-        <w:spacing w:before="0" w:after="40"/>
-      </w:pPr>
-      <w:r>
-        <w:rPr/>
-        <w:t>Орган: Министерство юстиции Российской Федерации.</w:t>
-      </w:r>
-    </w:p>
-    <w:p>
-      <w:pPr>
-        <w:spacing w:before="0" w:after="40"/>
-      </w:pPr>
-      <w:r>
-        <w:rPr/>
-        <w:t>Дата и номер: 12.09.2023 № 253.</w:t>
-      </w:r>
-    </w:p>
-    <w:p>
-      <w:pPr>
-        <w:spacing w:before="0" w:after="40"/>
-      </w:pPr>
-      <w:r>
-        <w:rPr/>
-        <w:t>Структурные элементы: приказ в целом; приложение № 1; приложение № 2.</w:t>
-      </w:r>
-    </w:p>
-    <w:p>
-      <w:pPr>
-        <w:spacing w:before="0" w:after="40"/>
-      </w:pPr>
-      <w:r>
-        <w:rPr/>
-        <w:t>Подтверждение применимости: это базовый специальный подзаконный акт по региональному тарифу, без которого исчисление единого нотариального тарифа по подтеме неполно.</w:t>
+        <w:t>Арбитражное процессуальное право — НЕ ВЫЯВЛЕНО как прямо применимый специальный блок для существа подтемы 16.1.2.</w:t>
+      </w:r>
+    </w:p>
+    <w:p>
+      <w:pPr>
+        <w:spacing w:before="0" w:after="40"/>
+      </w:pPr>
+      <w:r>
+        <w:rPr/>
+        <w:t>Уголовно-процессуальное право — НЕ ВЫЯВЛЕНО.</w:t>
+      </w:r>
+    </w:p>
+    <w:p>
+      <w:pPr>
+        <w:spacing w:before="0" w:after="40"/>
+      </w:pPr>
+      <w:r>
+        <w:rPr/>
+        <w:t>Законодательство об исполнительном производстве — НЕ ВЫЯВЛЕНО.</w:t>
+      </w:r>
+    </w:p>
+    <w:p>
+      <w:pPr>
+        <w:spacing w:before="0" w:after="40"/>
+      </w:pPr>
+      <w:r>
+        <w:rPr/>
+        <w:t>Административно-процессуальное право — НЕ ВЫЯВЛЕНО.</w:t>
+      </w:r>
+    </w:p>
+    <w:p>
+      <w:pPr>
+        <w:spacing w:before="0" w:after="40"/>
+      </w:pPr>
+      <w:r>
+        <w:rPr/>
+        <w:t/>
+      </w:r>
+    </w:p>
+    <w:p>
+      <w:pPr>
+        <w:spacing w:before="120" w:after="80"/>
+      </w:pPr>
+      <w:r>
+        <w:rPr>
+          <w:b/>
+          <w:sz w:val="24"/>
+        </w:rPr>
+        <w:t>III. Налоговое право (ОБЯЗАТЕЛЬНО) — НАЙДЕНО</w:t>
+      </w:r>
+    </w:p>
+    <w:p>
+      <w:pPr>
+        <w:spacing w:before="0" w:after="40"/>
+      </w:pPr>
+      <w:r>
+        <w:rPr/>
+        <w:t/>
+      </w:r>
+    </w:p>
+    <w:p>
+      <w:pPr>
+        <w:spacing w:before="0" w:after="40"/>
+      </w:pPr>
+      <w:r>
+        <w:rPr/>
+        <w:t>Налоговое право — НАЙДЕНО. Для подтемы подтвержден самостоятельный налоговый слой в части федеральных льгот по свидетельствованию верности копий документов.</w:t>
+      </w:r>
+    </w:p>
+    <w:p>
+      <w:pPr>
+        <w:spacing w:before="0" w:after="40"/>
+      </w:pPr>
+      <w:r>
+        <w:rPr/>
+        <w:t>1. Вид документа: кодекс Российской Федерации.</w:t>
+      </w:r>
+    </w:p>
+    <w:p>
+      <w:pPr>
+        <w:spacing w:before="0" w:after="40"/>
+      </w:pPr>
+      <w:r>
+        <w:rPr/>
+        <w:t>Полное наименование: Налоговый кодекс Российской Федерации (часть вторая).</w:t>
+      </w:r>
+    </w:p>
+    <w:p>
+      <w:pPr>
+        <w:spacing w:before="0" w:after="40"/>
+      </w:pPr>
+      <w:r>
+        <w:rPr/>
+        <w:t>Орган: Федеральное Собрание Российской Федерации.</w:t>
+      </w:r>
+    </w:p>
+    <w:p>
+      <w:pPr>
+        <w:spacing w:before="0" w:after="40"/>
+      </w:pPr>
+      <w:r>
+        <w:rPr/>
+        <w:t>Дата и номер: 05.08.2000 № 117-ФЗ.</w:t>
+      </w:r>
+    </w:p>
+    <w:p>
+      <w:pPr>
+        <w:spacing w:before="0" w:after="40"/>
+      </w:pPr>
+      <w:r>
+        <w:rPr/>
+        <w:t>Структурный элемент: статья 333.38, пункт 1, подпункт 11.</w:t>
+      </w:r>
+    </w:p>
+    <w:p>
+      <w:pPr>
+        <w:spacing w:before="0" w:after="40"/>
+      </w:pPr>
+      <w:r>
+        <w:rPr/>
+        <w:t>Подтверждение применимости: норма закрепляет федеральную льготу по свидетельствованию верности копий документов, необходимых для предоставления льгот. Для тарифной подтемы это прямой налоговый слой, который нельзя смешивать с региональным тарифом.</w:t>
       </w:r>
     </w:p>
     <w:p>
@@ -1903,7 +2107,7 @@
           <w:rFonts w:ascii="Courier New" w:hAnsi="Courier New" w:cs="Courier New"/>
           <w:sz w:val="20"/>
         </w:rPr>
-        <w:t>https://rg.ru/documents/2023/09/14/minjust-prikaz253-site-dok.html</w:t>
+        <w:t>https://pravo.gov.ru/proxy/ips/?docbody=&amp;nd=102070551</w:t>
       </w:r>
     </w:p>
     <w:p>
@@ -1945,7 +2149,16 @@
           <w:rFonts w:ascii="Courier New" w:hAnsi="Courier New" w:cs="Courier New"/>
           <w:sz w:val="20"/>
         </w:rPr>
-        <w:t>https://www.consultant.ru/document/cons_doc_LAW_457004/</w:t>
+        <w:t>https://www.consultant.ru/document/cons_doc_LAW_28165/8f97b71d9f49e21d1aa2606a413e4c9068fe7014/</w:t>
+      </w:r>
+    </w:p>
+    <w:p>
+      <w:pPr>
+        <w:spacing w:before="0" w:after="40"/>
+      </w:pPr>
+      <w:r>
+        <w:rPr/>
+        <w:t/>
       </w:r>
     </w:p>
     <w:p>
@@ -1963,7 +2176,7 @@
       </w:pPr>
       <w:r>
         <w:rPr/>
-        <w:t>Приказ Минюста России от 12.09.2023 № 253 формула расчета предельного размера регионального тарифа</w:t>
+        <w:t>Налоговый кодекс Российской Федерации статья 333.38 пункт 1 подпункт 11 свидетельствование верности копий документов</w:t>
       </w:r>
     </w:p>
     <w:p>
@@ -1984,7 +2197,7 @@
           <w:b/>
           <w:sz w:val="24"/>
         </w:rPr>
-        <w:t>II. СПЕЦИАЛЬНЫЕ НОТАРИАЛЬНЫЕ ПОЛНОМОЧИЯ НОТАРИУСА — НАЙДЕНО ОГРАНИЧЕННО</w:t>
+        <w:t>IV. Финансовое право (ОБЯЗАТЕЛЬНО) — НАЙДЕНО</w:t>
       </w:r>
     </w:p>
     <w:p>
@@ -2002,6 +2215,15 @@
       </w:pPr>
       <w:r>
         <w:rPr/>
+        <w:t>Финансовое право — НАЙДЕНО. Подтема 16.1.2 по существу является финансово-правовой: она касается структуры единого нотариального тарифа, разграничения федерального и регионального тарифа и порядка их исчисления.</w:t>
+      </w:r>
+    </w:p>
+    <w:p>
+      <w:pPr>
+        <w:spacing w:before="0" w:after="40"/>
+      </w:pPr>
+      <w:r>
+        <w:rPr/>
         <w:t>1. Вид документа: Основы законодательства Российской Федерации.</w:t>
       </w:r>
     </w:p>
@@ -2038,16 +2260,16 @@
       </w:pPr>
       <w:r>
         <w:rPr/>
-        <w:t>Структурные элементы: статья 35; статья 22.1, пункт 9.</w:t>
-      </w:r>
-    </w:p>
-    <w:p>
-      <w:pPr>
-        <w:spacing w:before="0" w:after="40"/>
-      </w:pPr>
-      <w:r>
-        <w:rPr/>
-        <w:t>Подтверждение применимости: блок релевантен не по процедуре совершения действия, а в той части, где тарифный расчет должен быть жестко привязан к конкретному нотариальному действию из статьи 35 и к специальному тарифному пункту 9 статьи 22.1.</w:t>
+        <w:t>Структурные элементы: статья 22; статья 22.1, пункт 9; статья 30, часть вторая.</w:t>
+      </w:r>
+    </w:p>
+    <w:p>
+      <w:pPr>
+        <w:spacing w:before="0" w:after="40"/>
+      </w:pPr>
+      <w:r>
+        <w:rPr/>
+        <w:t>Подтверждение применимости: статья 22 закрепляет состав единого нотариального тарифа, статья 22.1, пункт 9, задает федеральный тариф по рассматриваемому действию, а статья 30 подтверждает федеральный механизм установления предельных размеров региональных тарифов через Федеральную нотариальную палату.</w:t>
       </w:r>
     </w:p>
     <w:p>
@@ -2126,6 +2348,15 @@
       </w:pPr>
       <w:r>
         <w:rPr/>
+        <w:t/>
+      </w:r>
+    </w:p>
+    <w:p>
+      <w:pPr>
+        <w:spacing w:before="0" w:after="40"/>
+      </w:pPr>
+      <w:r>
+        <w:rPr/>
         <w:t>Каноническая строка поиска:</w:t>
       </w:r>
     </w:p>
@@ -2135,7 +2366,25 @@
       </w:pPr>
       <w:r>
         <w:rPr/>
-        <w:t>Основы законодательства Российской Федерации о нотариате статья 35 статья 22.1 пункт 9</w:t>
+        <w:t>Основы законодательства Российской Федерации о нотариате статья 22 статья 22.1 пункт 9 статья 30 единый нотариальный тариф</w:t>
+      </w:r>
+    </w:p>
+    <w:p>
+      <w:pPr>
+        <w:spacing w:before="0" w:after="40"/>
+      </w:pPr>
+      <w:r>
+        <w:rPr/>
+        <w:t/>
+      </w:r>
+    </w:p>
+    <w:p>
+      <w:pPr>
+        <w:spacing w:before="0" w:after="40"/>
+      </w:pPr>
+      <w:r>
+        <w:rPr/>
+        <w:t>Банковское право — НЕ ВЫЯВЛЕНО как самостоятельный специальный блок для существа подтемы 16.1.2.</w:t>
       </w:r>
     </w:p>
     <w:p>
@@ -2156,7 +2405,7 @@
           <w:b/>
           <w:sz w:val="24"/>
         </w:rPr>
-        <w:t>III. ПОЛНОМОЧИЯ ДОЛЖНОСТНЫХ ЛИЦ МЕСТНОГО САМОУПРАВЛЕНИЯ — НЕ ВЫЯВЛЕНО</w:t>
+        <w:t>V. Административное право и контроль — НЕ ВЫЯВЛЕНО</w:t>
       </w:r>
     </w:p>
     <w:p>
@@ -2174,7 +2423,328 @@
       </w:pPr>
       <w:r>
         <w:rPr/>
-        <w:t>По тарифной подтеме не выявлен самостоятельный специальный акт, который бы отдельно регулировал исчисление федерального и регионального тарифа именно должностными лицами местного самоуправления по рассматриваемому действию. Для темы 16.1.2 решающим остается общий тарифный слой Основ и приказа Минюста № 253.</w:t>
+        <w:t>Административное право — НЕ ВЫЯВЛЕНО как самостоятельный специальный блок для существа подтемы 16.1.2.</w:t>
+      </w:r>
+    </w:p>
+    <w:p>
+      <w:pPr>
+        <w:spacing w:before="0" w:after="40"/>
+      </w:pPr>
+      <w:r>
+        <w:rPr/>
+        <w:t>КоАП РФ — НЕ ВЫЯВЛЕНО.</w:t>
+      </w:r>
+    </w:p>
+    <w:p>
+      <w:pPr>
+        <w:spacing w:before="0" w:after="40"/>
+      </w:pPr>
+      <w:r>
+        <w:rPr/>
+        <w:t>Дисциплинарная ответственность нотариусов — НЕ ВЫЯВЛЕНО как самостоятельный определяющий блок для существа подтемы 16.1.2.</w:t>
+      </w:r>
+    </w:p>
+    <w:p>
+      <w:pPr>
+        <w:spacing w:before="0" w:after="40"/>
+      </w:pPr>
+      <w:r>
+        <w:rPr/>
+        <w:t/>
+      </w:r>
+    </w:p>
+    <w:p>
+      <w:pPr>
+        <w:spacing w:before="120" w:after="80"/>
+      </w:pPr>
+      <w:r>
+        <w:rPr>
+          <w:b/>
+          <w:sz w:val="24"/>
+        </w:rPr>
+        <w:t>VI. Информационное право и цифровая среда — НЕ ВЫЯВЛЕНО</w:t>
+      </w:r>
+    </w:p>
+    <w:p>
+      <w:pPr>
+        <w:spacing w:before="0" w:after="40"/>
+      </w:pPr>
+      <w:r>
+        <w:rPr/>
+        <w:t/>
+      </w:r>
+    </w:p>
+    <w:p>
+      <w:pPr>
+        <w:spacing w:before="0" w:after="40"/>
+      </w:pPr>
+      <w:r>
+        <w:rPr/>
+        <w:t>Электронные документы и электронная подпись — НЕ ВЫЯВЛЕНО как самостоятельный тарифный блок.</w:t>
+      </w:r>
+    </w:p>
+    <w:p>
+      <w:pPr>
+        <w:spacing w:before="0" w:after="40"/>
+      </w:pPr>
+      <w:r>
+        <w:rPr/>
+        <w:t>Персональные данные — НЕ ВЫЯВЛЕНО.</w:t>
+      </w:r>
+    </w:p>
+    <w:p>
+      <w:pPr>
+        <w:spacing w:before="0" w:after="40"/>
+      </w:pPr>
+      <w:r>
+        <w:rPr/>
+        <w:t>Информационные системы нотариата — НЕ ВЫЯВЛЕНО как самостоятельный специальный блок для исчисления тарифа по подтеме 16.1.2.</w:t>
+      </w:r>
+    </w:p>
+    <w:p>
+      <w:pPr>
+        <w:spacing w:before="0" w:after="40"/>
+      </w:pPr>
+      <w:r>
+        <w:rPr/>
+        <w:t>Фиксация доказательств в сети Интернет — НЕ ВЫЯВЛЕНО.</w:t>
+      </w:r>
+    </w:p>
+    <w:p>
+      <w:pPr>
+        <w:spacing w:before="0" w:after="40"/>
+      </w:pPr>
+      <w:r>
+        <w:rPr/>
+        <w:t/>
+      </w:r>
+    </w:p>
+    <w:p>
+      <w:pPr>
+        <w:spacing w:before="120" w:after="80"/>
+      </w:pPr>
+      <w:r>
+        <w:rPr>
+          <w:b/>
+          <w:sz w:val="24"/>
+        </w:rPr>
+        <w:t>VII. Архивное право и делопроизводство — НЕ ВЫЯВЛЕНО</w:t>
+      </w:r>
+    </w:p>
+    <w:p>
+      <w:pPr>
+        <w:spacing w:before="0" w:after="40"/>
+      </w:pPr>
+      <w:r>
+        <w:rPr/>
+        <w:t/>
+      </w:r>
+    </w:p>
+    <w:p>
+      <w:pPr>
+        <w:spacing w:before="0" w:after="40"/>
+      </w:pPr>
+      <w:r>
+        <w:rPr/>
+        <w:t>Архивное право — НЕ ВЫЯВЛЕНО.</w:t>
+      </w:r>
+    </w:p>
+    <w:p>
+      <w:pPr>
+        <w:spacing w:before="0" w:after="40"/>
+      </w:pPr>
+      <w:r>
+        <w:rPr/>
+        <w:t>Нотариальное делопроизводство и архив — НЕ ВЫЯВЛЕНО как самостоятельный специальный блок для существа тарифной подтемы 16.1.2.</w:t>
+      </w:r>
+    </w:p>
+    <w:p>
+      <w:pPr>
+        <w:spacing w:before="0" w:after="40"/>
+      </w:pPr>
+      <w:r>
+        <w:rPr/>
+        <w:t/>
+      </w:r>
+    </w:p>
+    <w:p>
+      <w:pPr>
+        <w:spacing w:before="120" w:after="80"/>
+      </w:pPr>
+      <w:r>
+        <w:rPr>
+          <w:b/>
+          <w:sz w:val="24"/>
+        </w:rPr>
+        <w:t>VIII. Противодействие легализации доходов (ПОД/ФТ) — НЕ ВЫЯВЛЕНО</w:t>
+      </w:r>
+    </w:p>
+    <w:p>
+      <w:pPr>
+        <w:spacing w:before="0" w:after="40"/>
+      </w:pPr>
+      <w:r>
+        <w:rPr/>
+        <w:t/>
+      </w:r>
+    </w:p>
+    <w:p>
+      <w:pPr>
+        <w:spacing w:before="0" w:after="40"/>
+      </w:pPr>
+      <w:r>
+        <w:rPr/>
+        <w:t>Законодательство о ПОД/ФТ — НЕ ВЫЯВЛЕНО как специальный блок для существа подтемы 16.1.2.</w:t>
+      </w:r>
+    </w:p>
+    <w:p>
+      <w:pPr>
+        <w:spacing w:before="0" w:after="40"/>
+      </w:pPr>
+      <w:r>
+        <w:rPr/>
+        <w:t>Замораживание (блокирование) активов — НЕ ВЫЯВЛЕНО.</w:t>
+      </w:r>
+    </w:p>
+    <w:p>
+      <w:pPr>
+        <w:spacing w:before="0" w:after="40"/>
+      </w:pPr>
+      <w:r>
+        <w:rPr/>
+        <w:t/>
+      </w:r>
+    </w:p>
+    <w:p>
+      <w:pPr>
+        <w:spacing w:before="120" w:after="80"/>
+      </w:pPr>
+      <w:r>
+        <w:rPr>
+          <w:b/>
+          <w:sz w:val="24"/>
+        </w:rPr>
+        <w:t>IX. Международное частное право — НЕ ВЫЯВЛЕНО</w:t>
+      </w:r>
+    </w:p>
+    <w:p>
+      <w:pPr>
+        <w:spacing w:before="0" w:after="40"/>
+      </w:pPr>
+      <w:r>
+        <w:rPr/>
+        <w:t/>
+      </w:r>
+    </w:p>
+    <w:p>
+      <w:pPr>
+        <w:spacing w:before="0" w:after="40"/>
+      </w:pPr>
+      <w:r>
+        <w:rPr/>
+        <w:t>МЧП — НЕ ВЫЯВЛЕНО.</w:t>
+      </w:r>
+    </w:p>
+    <w:p>
+      <w:pPr>
+        <w:spacing w:before="0" w:after="40"/>
+      </w:pPr>
+      <w:r>
+        <w:rPr/>
+        <w:t>Международные договоры РФ — НЕ ВЫЯВЛЕНО как самостоятельный тарифный блок для существа подтемы 16.1.2.</w:t>
+      </w:r>
+    </w:p>
+    <w:p>
+      <w:pPr>
+        <w:spacing w:before="0" w:after="40"/>
+      </w:pPr>
+      <w:r>
+        <w:rPr/>
+        <w:t/>
+      </w:r>
+    </w:p>
+    <w:p>
+      <w:pPr>
+        <w:spacing w:before="120" w:after="80"/>
+      </w:pPr>
+      <w:r>
+        <w:rPr>
+          <w:b/>
+          <w:sz w:val="24"/>
+        </w:rPr>
+        <w:t>X. Подзаконные акты (ОБЯЗАТЕЛЬНО УЧИТЫВАТЬ) — НАЙДЕНО</w:t>
+      </w:r>
+    </w:p>
+    <w:p>
+      <w:pPr>
+        <w:spacing w:before="0" w:after="40"/>
+      </w:pPr>
+      <w:r>
+        <w:rPr/>
+        <w:t/>
+      </w:r>
+    </w:p>
+    <w:p>
+      <w:pPr>
+        <w:spacing w:before="0" w:after="40"/>
+      </w:pPr>
+      <w:r>
+        <w:rPr/>
+        <w:t>Акты Минюста РФ — НАЙДЕНО.</w:t>
+      </w:r>
+    </w:p>
+    <w:p>
+      <w:pPr>
+        <w:spacing w:before="0" w:after="40"/>
+      </w:pPr>
+      <w:r>
+        <w:rPr/>
+        <w:t>1. Вид документа: приказ федерального органа исполнительной власти.</w:t>
+      </w:r>
+    </w:p>
+    <w:p>
+      <w:pPr>
+        <w:spacing w:before="0" w:after="40"/>
+      </w:pPr>
+      <w:r>
+        <w:rPr/>
+        <w:t>Полное наименование: Приказ Министерства юстиции Российской Федерации от 12.09.2023 № 253 «Об утверждении формулы расчета экономически обоснованного предельного размера регионального тарифа и перечня льгот, применяемых к региональным тарифам».</w:t>
+      </w:r>
+    </w:p>
+    <w:p>
+      <w:pPr>
+        <w:spacing w:before="0" w:after="40"/>
+      </w:pPr>
+      <w:r>
+        <w:rPr/>
+        <w:t>Орган: Министерство юстиции Российской Федерации.</w:t>
+      </w:r>
+    </w:p>
+    <w:p>
+      <w:pPr>
+        <w:spacing w:before="0" w:after="40"/>
+      </w:pPr>
+      <w:r>
+        <w:rPr/>
+        <w:t>Дата и номер: 12.09.2023 № 253.</w:t>
+      </w:r>
+    </w:p>
+    <w:p>
+      <w:pPr>
+        <w:spacing w:before="0" w:after="40"/>
+      </w:pPr>
+      <w:r>
+        <w:rPr/>
+        <w:t>Структурные элементы: приказ в целом; приложение № 1; приложение № 2.</w:t>
+      </w:r>
+    </w:p>
+    <w:p>
+      <w:pPr>
+        <w:spacing w:before="0" w:after="40"/>
+      </w:pPr>
+      <w:r>
+        <w:rPr/>
+        <w:t>Подтверждение применимости: это центральный подзаконный акт Минюста по региональному тарифу. Он задает формулу расчета экономически обоснованного предельного размера регионального тарифа и перечень льгот, применяемых к региональным тарифам.</w:t>
       </w:r>
     </w:p>
     <w:p>
@@ -2202,7 +2772,7 @@
           <w:rFonts w:ascii="Courier New" w:hAnsi="Courier New" w:cs="Courier New"/>
           <w:sz w:val="20"/>
         </w:rPr>
-        <w:t>отсутствует (специальный тарифный акт по блоку не выявлен)</w:t>
+        <w:t>https://rg.ru/documents/2023/09/14/minjust-prikaz253-site-dok.html</w:t>
       </w:r>
     </w:p>
     <w:p>
@@ -2244,7 +2814,16 @@
           <w:rFonts w:ascii="Courier New" w:hAnsi="Courier New" w:cs="Courier New"/>
           <w:sz w:val="20"/>
         </w:rPr>
-        <w:t>отсутствует (КАРАНТИН)</w:t>
+        <w:t>https://www.consultant.ru/document/cons_doc_LAW_457004/</w:t>
+      </w:r>
+    </w:p>
+    <w:p>
+      <w:pPr>
+        <w:spacing w:before="0" w:after="40"/>
+      </w:pPr>
+      <w:r>
+        <w:rPr/>
+        <w:t/>
       </w:r>
     </w:p>
     <w:p>
@@ -2262,7 +2841,7 @@
       </w:pPr>
       <w:r>
         <w:rPr/>
-        <w:t>должностные лица местного самоуправления тариф свидетельствование верности копий документов</w:t>
+        <w:t>Приказ Минюста России от 12.09.2023 № 253 формула расчета экономически обоснованного предельного размера регионального тарифа перечень льгот</w:t>
       </w:r>
     </w:p>
     <w:p>
@@ -2276,32 +2855,56 @@
     </w:p>
     <w:p>
       <w:pPr>
-        <w:spacing w:before="120" w:after="80"/>
-      </w:pPr>
-      <w:r>
-        <w:rPr>
-          <w:b/>
-          <w:sz w:val="24"/>
-        </w:rPr>
-        <w:t>IV. ПОЛНОМОЧИЯ КОНСУЛЬСКИХ ДОЛЖНОСТНЫХ ЛИЦ — НЕ ВЫЯВЛЕНО</w:t>
-      </w:r>
-    </w:p>
-    <w:p>
-      <w:pPr>
-        <w:spacing w:before="0" w:after="40"/>
-      </w:pPr>
-      <w:r>
-        <w:rPr/>
-        <w:t/>
-      </w:r>
-    </w:p>
-    <w:p>
-      <w:pPr>
-        <w:spacing w:before="0" w:after="40"/>
-      </w:pPr>
-      <w:r>
-        <w:rPr/>
-        <w:t>По тарифной подтеме не выявлен отдельный специальный консульский акт, который бы задавал самостоятельный режим исчисления федерального и регионального тарифа именно для рассматриваемого действия. Консульский процедурный слой относится к базовой подтеме, но не формирует отдельного самостоятельного тарифного механизма в рамках 16.1.2.</w:t>
+        <w:spacing w:before="0" w:after="40"/>
+      </w:pPr>
+      <w:r>
+        <w:rPr/>
+        <w:t>2. Вид документа: приказ федерального органа исполнительной власти.</w:t>
+      </w:r>
+    </w:p>
+    <w:p>
+      <w:pPr>
+        <w:spacing w:before="0" w:after="40"/>
+      </w:pPr>
+      <w:r>
+        <w:rPr/>
+        <w:t>Полное наименование: Приказ Министерства юстиции Российской Федерации от 30.01.2025 № 15 «О внесении изменений в приказ Министерства юстиции Российской Федерации от 12.09.2023 № 253 "Об утверждении формулы расчета экономически обоснованного предельного размера регионального тарифа и перечня льгот, применяемых к региональным тарифам"».</w:t>
+      </w:r>
+    </w:p>
+    <w:p>
+      <w:pPr>
+        <w:spacing w:before="0" w:after="40"/>
+      </w:pPr>
+      <w:r>
+        <w:rPr/>
+        <w:t>Орган: Министерство юстиции Российской Федерации.</w:t>
+      </w:r>
+    </w:p>
+    <w:p>
+      <w:pPr>
+        <w:spacing w:before="0" w:after="40"/>
+      </w:pPr>
+      <w:r>
+        <w:rPr/>
+        <w:t>Дата и номер: 30.01.2025 № 15.</w:t>
+      </w:r>
+    </w:p>
+    <w:p>
+      <w:pPr>
+        <w:spacing w:before="0" w:after="40"/>
+      </w:pPr>
+      <w:r>
+        <w:rPr/>
+        <w:t>Структурные элементы: приказ в целом.</w:t>
+      </w:r>
+    </w:p>
+    <w:p>
+      <w:pPr>
+        <w:spacing w:before="0" w:after="40"/>
+      </w:pPr>
+      <w:r>
+        <w:rPr/>
+        <w:t>Подтверждение применимости: это подтвержденный корректирующий акт к основному тарифному приказу № 253, входящий в актуальную редакционную цепочку тарифного регулирования по состоянию на 22.03.2026.</w:t>
       </w:r>
     </w:p>
     <w:p>
@@ -2329,7 +2932,7 @@
           <w:rFonts w:ascii="Courier New" w:hAnsi="Courier New" w:cs="Courier New"/>
           <w:sz w:val="20"/>
         </w:rPr>
-        <w:t>отсутствует (специальный тарифный акт по блоку не выявлен)</w:t>
+        <w:t>https://rg.ru/documents/2025/02/04/minjust-prikaz15-site-dok.html</w:t>
       </w:r>
     </w:p>
     <w:p>
@@ -2371,7 +2974,16 @@
           <w:rFonts w:ascii="Courier New" w:hAnsi="Courier New" w:cs="Courier New"/>
           <w:sz w:val="20"/>
         </w:rPr>
-        <w:t>отсутствует (КАРАНТИН)</w:t>
+        <w:t>https://www.consultant.ru/law/hotdocs/88208.html</w:t>
+      </w:r>
+    </w:p>
+    <w:p>
+      <w:pPr>
+        <w:spacing w:before="0" w:after="40"/>
+      </w:pPr>
+      <w:r>
+        <w:rPr/>
+        <w:t/>
       </w:r>
     </w:p>
     <w:p>
@@ -2389,7 +3001,52 @@
       </w:pPr>
       <w:r>
         <w:rPr/>
-        <w:t>консульские должностные лица тариф свидетельствование верности копий документов</w:t>
+        <w:t>Приказ Минюста России от 30.01.2025 № 15 изменения в приказ № 253 региональный тариф нотариальных действий</w:t>
+      </w:r>
+    </w:p>
+    <w:p>
+      <w:pPr>
+        <w:spacing w:before="0" w:after="40"/>
+      </w:pPr>
+      <w:r>
+        <w:rPr/>
+        <w:t/>
+      </w:r>
+    </w:p>
+    <w:p>
+      <w:pPr>
+        <w:spacing w:before="0" w:after="40"/>
+      </w:pPr>
+      <w:r>
+        <w:rPr/>
+        <w:t>Акты Правительства РФ — НЕ ВЫЯВЛЕНО как самостоятельный специальный блок для существа подтемы 16.1.2.</w:t>
+      </w:r>
+    </w:p>
+    <w:p>
+      <w:pPr>
+        <w:spacing w:before="0" w:after="40"/>
+      </w:pPr>
+      <w:r>
+        <w:rPr/>
+        <w:t>Акты ФНС РФ — НЕ ВЫЯВЛЕНО.</w:t>
+      </w:r>
+    </w:p>
+    <w:p>
+      <w:pPr>
+        <w:spacing w:before="0" w:after="40"/>
+      </w:pPr>
+      <w:r>
+        <w:rPr/>
+        <w:t>Акты Росреестра — НЕ ВЫЯВЛЕНО.</w:t>
+      </w:r>
+    </w:p>
+    <w:p>
+      <w:pPr>
+        <w:spacing w:before="0" w:after="40"/>
+      </w:pPr>
+      <w:r>
+        <w:rPr/>
+        <w:t>Акты Росфинмониторинга — НЕ ВЫЯВЛЕНО.</w:t>
       </w:r>
     </w:p>
     <w:p>
@@ -2410,7 +3067,7 @@
           <w:b/>
           <w:sz w:val="24"/>
         </w:rPr>
-        <w:t>V. ПОРЯДОК СОВЕРШЕНИЯ НОТАРИАЛЬНОГО ДЕЙСТВИЯ — НАЙДЕНО ОГРАНИЧЕННО</w:t>
+        <w:t>XI. Акты нотариального сообщества — НЕ ВЫЯВЛЕНО СПЕЦИАЛЬНОГО АКТА</w:t>
       </w:r>
     </w:p>
     <w:p>
@@ -2428,52 +3085,52 @@
       </w:pPr>
       <w:r>
         <w:rPr/>
-        <w:t>1. Вид документа: Основы законодательства Российской Федерации.</w:t>
-      </w:r>
-    </w:p>
-    <w:p>
-      <w:pPr>
-        <w:spacing w:before="0" w:after="40"/>
-      </w:pPr>
-      <w:r>
-        <w:rPr/>
-        <w:t>Полное наименование: Основы законодательства Российской Федерации о нотариате.</w:t>
-      </w:r>
-    </w:p>
-    <w:p>
-      <w:pPr>
-        <w:spacing w:before="0" w:after="40"/>
-      </w:pPr>
-      <w:r>
-        <w:rPr/>
-        <w:t>Орган: Верховный Совет Российской Федерации.</w:t>
-      </w:r>
-    </w:p>
-    <w:p>
-      <w:pPr>
-        <w:spacing w:before="0" w:after="40"/>
-      </w:pPr>
-      <w:r>
-        <w:rPr/>
-        <w:t>Дата и номер: 11.02.1993 № 4462-1.</w:t>
-      </w:r>
-    </w:p>
-    <w:p>
-      <w:pPr>
-        <w:spacing w:before="0" w:after="40"/>
-      </w:pPr>
-      <w:r>
-        <w:rPr/>
-        <w:t>Структурные элементы: статья 22; статья 22.1, пункт 9.</w:t>
-      </w:r>
-    </w:p>
-    <w:p>
-      <w:pPr>
-        <w:spacing w:before="0" w:after="40"/>
-      </w:pPr>
-      <w:r>
-        <w:rPr/>
-        <w:t>Подтверждение применимости: для тарифной подтемы порядок значим в финансовой части, поскольку расчет должен производиться строго по тому действию, которое названо в пункте 9 статьи 22.1, без смешения с иными нотариальными действиями.</w:t>
+        <w:t>Акты Федеральной нотариальной палаты РФ — НЕ ВЫЯВЛЕНО как отдельный подтвержденный нормативный акт ФНП именно по исчислению федерального и регионального тарифа в данной подтеме; подтвержден только официальный организационный ресурс ФНП о региональных тарифах.</w:t>
+      </w:r>
+    </w:p>
+    <w:p>
+      <w:pPr>
+        <w:spacing w:before="0" w:after="40"/>
+      </w:pPr>
+      <w:r>
+        <w:rPr/>
+        <w:t>1. Вид документа: официальный информационный материал.</w:t>
+      </w:r>
+    </w:p>
+    <w:p>
+      <w:pPr>
+        <w:spacing w:before="0" w:after="40"/>
+      </w:pPr>
+      <w:r>
+        <w:rPr/>
+        <w:t>Полное наименование: Региональные тарифы.</w:t>
+      </w:r>
+    </w:p>
+    <w:p>
+      <w:pPr>
+        <w:spacing w:before="0" w:after="40"/>
+      </w:pPr>
+      <w:r>
+        <w:rPr/>
+        <w:t>Орган: Федеральная нотариальная палата.</w:t>
+      </w:r>
+    </w:p>
+    <w:p>
+      <w:pPr>
+        <w:spacing w:before="0" w:after="40"/>
+      </w:pPr>
+      <w:r>
+        <w:rPr/>
+        <w:t>Структурный элемент: официальный раздел о региональных тарифах.</w:t>
+      </w:r>
+    </w:p>
+    <w:p>
+      <w:pPr>
+        <w:spacing w:before="0" w:after="40"/>
+      </w:pPr>
+      <w:r>
+        <w:rPr/>
+        <w:t>Подтверждение применимости: официальный ресурс ФНП подтверждает, что конкретные размеры региональных тарифов публикуются на уровне нотариальных палат субъектов Российской Федерации. Это подтвержденный организационный источник, но не самостоятельный нормативный акт ФНП по существу расчета.</w:t>
       </w:r>
     </w:p>
     <w:p>
@@ -2501,7 +3158,7 @@
           <w:rFonts w:ascii="Courier New" w:hAnsi="Courier New" w:cs="Courier New"/>
           <w:sz w:val="20"/>
         </w:rPr>
-        <w:t>https://pravo.gov.ru/proxy/ips/?backlink=1&amp;docbody=&amp;nd=102021541&amp;prevDoc=102405373</w:t>
+        <w:t>https://notariat.ru/ru-ru/actions-and-tariffs/regional-rates/</w:t>
       </w:r>
     </w:p>
     <w:p>
@@ -2543,7 +3200,16 @@
           <w:rFonts w:ascii="Courier New" w:hAnsi="Courier New" w:cs="Courier New"/>
           <w:sz w:val="20"/>
         </w:rPr>
-        <w:t>https://www.consultant.ru/document/cons_doc_LAW_1581/</w:t>
+        <w:t>отсутствует (КАРАНТИН)</w:t>
+      </w:r>
+    </w:p>
+    <w:p>
+      <w:pPr>
+        <w:spacing w:before="0" w:after="40"/>
+      </w:pPr>
+      <w:r>
+        <w:rPr/>
+        <w:t/>
       </w:r>
     </w:p>
     <w:p>
@@ -2561,7 +3227,7 @@
       </w:pPr>
       <w:r>
         <w:rPr/>
-        <w:t>статья 22.1 пункт 9 свидетельствование верности копий документов тариф</w:t>
+        <w:t>Федеральная нотариальная палата региональные тарифы свидетельствование верности копий документов</w:t>
       </w:r>
     </w:p>
     <w:p>
@@ -2582,7 +3248,7 @@
           <w:b/>
           <w:sz w:val="24"/>
         </w:rPr>
-        <w:t>VI. ТРЕБОВАНИЯ К ПРЕДСТАВЛЯЕМЫМ ДОКУМЕНТАМ — НЕ ВЫЯВЛЕНО</w:t>
+        <w:t>XII. Судебные разъяснения — НЕ ВЫЯВЛЕНО</w:t>
       </w:r>
     </w:p>
     <w:p>
@@ -2600,7 +3266,148 @@
       </w:pPr>
       <w:r>
         <w:rPr/>
-        <w:t>Специальный тарифный акт, который бы отдельно устанавливал правила исчисления тарифа через требования к представляемым документам, по подтеме не выявлен. Этот блок относится к процедурной стороне базового нотариального действия, а не к самостоятельному тарифному расчету.</w:t>
+        <w:t>Постановления Пленума Верховного Суда РФ — НЕ ВЫЯВЛЕНО как отдельное специальное разъяснение именно по исчислению федерального и регионального тарифа по рассматриваемому нотариальному действию.</w:t>
+      </w:r>
+    </w:p>
+    <w:p>
+      <w:pPr>
+        <w:spacing w:before="0" w:after="40"/>
+      </w:pPr>
+      <w:r>
+        <w:rPr/>
+        <w:t/>
+      </w:r>
+    </w:p>
+    <w:p>
+      <w:pPr>
+        <w:spacing w:before="120" w:after="80"/>
+      </w:pPr>
+      <w:r>
+        <w:rPr>
+          <w:b/>
+          <w:sz w:val="24"/>
+        </w:rPr>
+        <w:t>XIII. Комплексные отрасли — НЕ ВЫЯВЛЕНО</w:t>
+      </w:r>
+    </w:p>
+    <w:p>
+      <w:pPr>
+        <w:spacing w:before="0" w:after="40"/>
+      </w:pPr>
+      <w:r>
+        <w:rPr/>
+        <w:t/>
+      </w:r>
+    </w:p>
+    <w:p>
+      <w:pPr>
+        <w:spacing w:before="0" w:after="40"/>
+      </w:pPr>
+      <w:r>
+        <w:rPr/>
+        <w:t>Предпринимательское / коммерческое право — НЕ ВЫЯВЛЕНО.</w:t>
+      </w:r>
+    </w:p>
+    <w:p>
+      <w:pPr>
+        <w:spacing w:before="0" w:after="40"/>
+      </w:pPr>
+      <w:r>
+        <w:rPr/>
+        <w:t>Банковское право — НЕ ВЫЯВЛЕНО.</w:t>
+      </w:r>
+    </w:p>
+    <w:p>
+      <w:pPr>
+        <w:spacing w:before="0" w:after="40"/>
+      </w:pPr>
+      <w:r>
+        <w:rPr/>
+        <w:t/>
+      </w:r>
+    </w:p>
+    <w:p>
+      <w:pPr>
+        <w:spacing w:before="120" w:after="80"/>
+      </w:pPr>
+      <w:r>
+        <w:rPr>
+          <w:b/>
+          <w:sz w:val="24"/>
+        </w:rPr>
+        <w:t>XIV. Нотариальное право и организация нотариата — НАЙДЕНО</w:t>
+      </w:r>
+    </w:p>
+    <w:p>
+      <w:pPr>
+        <w:spacing w:before="0" w:after="40"/>
+      </w:pPr>
+      <w:r>
+        <w:rPr/>
+        <w:t/>
+      </w:r>
+    </w:p>
+    <w:p>
+      <w:pPr>
+        <w:spacing w:before="0" w:after="40"/>
+      </w:pPr>
+      <w:r>
+        <w:rPr/>
+        <w:t>Законодательство о нотариате — НАЙДЕНО. Это центральный блок подтемы 16.1.2, так как тарифный режим закреплен в Основах законодательства о нотариате.</w:t>
+      </w:r>
+    </w:p>
+    <w:p>
+      <w:pPr>
+        <w:spacing w:before="0" w:after="40"/>
+      </w:pPr>
+      <w:r>
+        <w:rPr/>
+        <w:t>1. Вид документа: Основы законодательства Российской Федерации.</w:t>
+      </w:r>
+    </w:p>
+    <w:p>
+      <w:pPr>
+        <w:spacing w:before="0" w:after="40"/>
+      </w:pPr>
+      <w:r>
+        <w:rPr/>
+        <w:t>Полное наименование: Основы законодательства Российской Федерации о нотариате.</w:t>
+      </w:r>
+    </w:p>
+    <w:p>
+      <w:pPr>
+        <w:spacing w:before="0" w:after="40"/>
+      </w:pPr>
+      <w:r>
+        <w:rPr/>
+        <w:t>Орган: Верховный Совет Российской Федерации.</w:t>
+      </w:r>
+    </w:p>
+    <w:p>
+      <w:pPr>
+        <w:spacing w:before="0" w:after="40"/>
+      </w:pPr>
+      <w:r>
+        <w:rPr/>
+        <w:t>Дата и номер: 11.02.1993 № 4462-1.</w:t>
+      </w:r>
+    </w:p>
+    <w:p>
+      <w:pPr>
+        <w:spacing w:before="0" w:after="40"/>
+      </w:pPr>
+      <w:r>
+        <w:rPr/>
+        <w:t>Структурные элементы: статья 22; статья 22.1, пункт 9; статья 30, часть вторая.</w:t>
+      </w:r>
+    </w:p>
+    <w:p>
+      <w:pPr>
+        <w:spacing w:before="0" w:after="40"/>
+      </w:pPr>
+      <w:r>
+        <w:rPr/>
+        <w:t>Подтверждение применимости: Основы закрепляют состав единого нотариального тарифа, федеральный тариф по рассматриваемому действию и федеральный механизм предельных размеров региональных тарифов.</w:t>
       </w:r>
     </w:p>
     <w:p>
@@ -2628,7 +3435,7 @@
           <w:rFonts w:ascii="Courier New" w:hAnsi="Courier New" w:cs="Courier New"/>
           <w:sz w:val="20"/>
         </w:rPr>
-        <w:t>отсутствует (специальный тарифный документ по блоку не выявлен)</w:t>
+        <w:t>https://pravo.gov.ru/proxy/ips/?backlink=1&amp;docbody=&amp;nd=102021541&amp;prevDoc=102405373</w:t>
       </w:r>
     </w:p>
     <w:p>
@@ -2670,7 +3477,16 @@
           <w:rFonts w:ascii="Courier New" w:hAnsi="Courier New" w:cs="Courier New"/>
           <w:sz w:val="20"/>
         </w:rPr>
-        <w:t>отсутствует (КАРАНТИН)</w:t>
+        <w:t>https://www.consultant.ru/document/cons_doc_LAW_1581/</w:t>
+      </w:r>
+    </w:p>
+    <w:p>
+      <w:pPr>
+        <w:spacing w:before="0" w:after="40"/>
+      </w:pPr>
+      <w:r>
+        <w:rPr/>
+        <w:t/>
       </w:r>
     </w:p>
     <w:p>
@@ -2688,7 +3504,25 @@
       </w:pPr>
       <w:r>
         <w:rPr/>
-        <w:t>требования к представляемым документам тариф свидетельствование верности копий документов</w:t>
+        <w:t>Основы законодательства Российской Федерации о нотариате статья 22 статья 22.1 пункт 9 статья 30 единый нотариальный тариф свидетельствование верности копий документов</w:t>
+      </w:r>
+    </w:p>
+    <w:p>
+      <w:pPr>
+        <w:spacing w:before="0" w:after="40"/>
+      </w:pPr>
+      <w:r>
+        <w:rPr/>
+        <w:t/>
+      </w:r>
+    </w:p>
+    <w:p>
+      <w:pPr>
+        <w:spacing w:before="0" w:after="40"/>
+      </w:pPr>
+      <w:r>
+        <w:rPr/>
+        <w:t>Нотариальные реестры и ЕИС нотариата — НЕ ВЫЯВЛЕНО как самостоятельный специальный блок для существа тарифной подтемы 16.1.2.</w:t>
       </w:r>
     </w:p>
     <w:p>
@@ -2709,7 +3543,7 @@
           <w:b/>
           <w:sz w:val="24"/>
         </w:rPr>
-        <w:t>VII. ТРЕБОВАНИЯ К НОТАРИАЛЬНО ОФОРМЛЯЕМОМУ ДОКУМЕНТУ — НЕ ВЫЯВЛЕНО</w:t>
+        <w:t>XV. Регистрационное право и государственные реестры — НЕ ВЫЯВЛЕНО</w:t>
       </w:r>
     </w:p>
     <w:p>
@@ -2727,95 +3561,25 @@
       </w:pPr>
       <w:r>
         <w:rPr/>
-        <w:t>Для тарифной подтемы не выявлен самостоятельный акт, который бы устанавливал специальный порядок исчисления единого нотариального тарифа через форму итогового нотариально оформляемого документа. Блок относится к базовой процедуре, а не к тарифному механизму.</w:t>
-      </w:r>
-    </w:p>
-    <w:p>
-      <w:pPr>
-        <w:spacing w:before="0" w:after="0"/>
-        <w:ind w:left="240" w:right="240"/>
-        <w:shd w:val="clear" w:color="auto" w:fill="F3F3F3"/>
-      </w:pPr>
-      <w:r>
-        <w:rPr>
-          <w:rFonts w:ascii="Courier New" w:hAnsi="Courier New" w:cs="Courier New"/>
-          <w:sz w:val="20"/>
-        </w:rPr>
-        <w:t>URL1:</w:t>
-      </w:r>
-    </w:p>
-    <w:p>
-      <w:pPr>
-        <w:spacing w:before="0" w:after="0"/>
-        <w:ind w:left="240" w:right="240"/>
-        <w:shd w:val="clear" w:color="auto" w:fill="F3F3F3"/>
-      </w:pPr>
-      <w:r>
-        <w:rPr>
-          <w:rFonts w:ascii="Courier New" w:hAnsi="Courier New" w:cs="Courier New"/>
-          <w:sz w:val="20"/>
-        </w:rPr>
-        <w:t>отсутствует (специальный тарифный документ по блоку не выявлен)</w:t>
-      </w:r>
-    </w:p>
-    <w:p>
-      <w:pPr>
-        <w:spacing w:before="0" w:after="0"/>
-        <w:ind w:left="240" w:right="240"/>
-        <w:shd w:val="clear" w:color="auto" w:fill="F3F3F3"/>
-      </w:pPr>
-      <w:r>
-        <w:rPr>
-          <w:rFonts w:ascii="Courier New" w:hAnsi="Courier New" w:cs="Courier New"/>
-          <w:sz w:val="20"/>
-        </w:rPr>
-        <w:t/>
-      </w:r>
-    </w:p>
-    <w:p>
-      <w:pPr>
-        <w:spacing w:before="0" w:after="0"/>
-        <w:ind w:left="240" w:right="240"/>
-        <w:shd w:val="clear" w:color="auto" w:fill="F3F3F3"/>
-      </w:pPr>
-      <w:r>
-        <w:rPr>
-          <w:rFonts w:ascii="Courier New" w:hAnsi="Courier New" w:cs="Courier New"/>
-          <w:sz w:val="20"/>
-        </w:rPr>
-        <w:t>URL2:</w:t>
-      </w:r>
-    </w:p>
-    <w:p>
-      <w:pPr>
-        <w:spacing w:before="0" w:after="0"/>
-        <w:ind w:left="240" w:right="240"/>
-        <w:shd w:val="clear" w:color="auto" w:fill="F3F3F3"/>
-      </w:pPr>
-      <w:r>
-        <w:rPr>
-          <w:rFonts w:ascii="Courier New" w:hAnsi="Courier New" w:cs="Courier New"/>
-          <w:sz w:val="20"/>
-        </w:rPr>
-        <w:t>отсутствует (КАРАНТИН)</w:t>
-      </w:r>
-    </w:p>
-    <w:p>
-      <w:pPr>
-        <w:spacing w:before="0" w:after="40"/>
-      </w:pPr>
-      <w:r>
-        <w:rPr/>
-        <w:t>Каноническая строка поиска:</w:t>
-      </w:r>
-    </w:p>
-    <w:p>
-      <w:pPr>
-        <w:spacing w:before="0" w:after="40"/>
-      </w:pPr>
-      <w:r>
-        <w:rPr/>
-        <w:t>требования к нотариально оформляемому документу тариф свидетельствование верности копий документов</w:t>
+        <w:t>Госрегистрация прав на недвижимость (ЕГРН) — НЕ ВЫЯВЛЕНО.</w:t>
+      </w:r>
+    </w:p>
+    <w:p>
+      <w:pPr>
+        <w:spacing w:before="0" w:after="40"/>
+      </w:pPr>
+      <w:r>
+        <w:rPr/>
+        <w:t>Акты гражданского состояния (ЗАГС) — НЕ ВЫЯВЛЕНО.</w:t>
+      </w:r>
+    </w:p>
+    <w:p>
+      <w:pPr>
+        <w:spacing w:before="0" w:after="40"/>
+      </w:pPr>
+      <w:r>
+        <w:rPr/>
+        <w:t>Регистрация юридических лиц и ИП — НЕ ВЫЯВЛЕНО.</w:t>
       </w:r>
     </w:p>
     <w:p>
@@ -2836,7 +3600,7 @@
           <w:b/>
           <w:sz w:val="24"/>
         </w:rPr>
-        <w:t>VIII. УДОСТОВЕРИТЕЛЬНЫЕ НАДПИСИ И ФОРМЫ — НЕ ВЫЯВЛЕНО</w:t>
+        <w:t>XVI. Жилищное право — НЕ ВЫЯВЛЕНО</w:t>
       </w:r>
     </w:p>
     <w:p>
@@ -2854,95 +3618,7 @@
       </w:pPr>
       <w:r>
         <w:rPr/>
-        <w:t>По тарифной подтеме не выявлен отдельный акт, где именно через форму удостоверительной надписи рассчитывался бы федеральный или региональный тариф. Формы удостоверительных надписей регулируют базовую процедурную подтему, но не заменяют самостоятельный тарифный слой 16.1.2.</w:t>
-      </w:r>
-    </w:p>
-    <w:p>
-      <w:pPr>
-        <w:spacing w:before="0" w:after="0"/>
-        <w:ind w:left="240" w:right="240"/>
-        <w:shd w:val="clear" w:color="auto" w:fill="F3F3F3"/>
-      </w:pPr>
-      <w:r>
-        <w:rPr>
-          <w:rFonts w:ascii="Courier New" w:hAnsi="Courier New" w:cs="Courier New"/>
-          <w:sz w:val="20"/>
-        </w:rPr>
-        <w:t>URL1:</w:t>
-      </w:r>
-    </w:p>
-    <w:p>
-      <w:pPr>
-        <w:spacing w:before="0" w:after="0"/>
-        <w:ind w:left="240" w:right="240"/>
-        <w:shd w:val="clear" w:color="auto" w:fill="F3F3F3"/>
-      </w:pPr>
-      <w:r>
-        <w:rPr>
-          <w:rFonts w:ascii="Courier New" w:hAnsi="Courier New" w:cs="Courier New"/>
-          <w:sz w:val="20"/>
-        </w:rPr>
-        <w:t>отсутствует (самостоятельный тарифный акт по блоку не выявлен)</w:t>
-      </w:r>
-    </w:p>
-    <w:p>
-      <w:pPr>
-        <w:spacing w:before="0" w:after="0"/>
-        <w:ind w:left="240" w:right="240"/>
-        <w:shd w:val="clear" w:color="auto" w:fill="F3F3F3"/>
-      </w:pPr>
-      <w:r>
-        <w:rPr>
-          <w:rFonts w:ascii="Courier New" w:hAnsi="Courier New" w:cs="Courier New"/>
-          <w:sz w:val="20"/>
-        </w:rPr>
-        <w:t/>
-      </w:r>
-    </w:p>
-    <w:p>
-      <w:pPr>
-        <w:spacing w:before="0" w:after="0"/>
-        <w:ind w:left="240" w:right="240"/>
-        <w:shd w:val="clear" w:color="auto" w:fill="F3F3F3"/>
-      </w:pPr>
-      <w:r>
-        <w:rPr>
-          <w:rFonts w:ascii="Courier New" w:hAnsi="Courier New" w:cs="Courier New"/>
-          <w:sz w:val="20"/>
-        </w:rPr>
-        <w:t>URL2:</w:t>
-      </w:r>
-    </w:p>
-    <w:p>
-      <w:pPr>
-        <w:spacing w:before="0" w:after="0"/>
-        <w:ind w:left="240" w:right="240"/>
-        <w:shd w:val="clear" w:color="auto" w:fill="F3F3F3"/>
-      </w:pPr>
-      <w:r>
-        <w:rPr>
-          <w:rFonts w:ascii="Courier New" w:hAnsi="Courier New" w:cs="Courier New"/>
-          <w:sz w:val="20"/>
-        </w:rPr>
-        <w:t>отсутствует (КАРАНТИН)</w:t>
-      </w:r>
-    </w:p>
-    <w:p>
-      <w:pPr>
-        <w:spacing w:before="0" w:after="40"/>
-      </w:pPr>
-      <w:r>
-        <w:rPr/>
-        <w:t>Каноническая строка поиска:</w:t>
-      </w:r>
-    </w:p>
-    <w:p>
-      <w:pPr>
-        <w:spacing w:before="0" w:after="40"/>
-      </w:pPr>
-      <w:r>
-        <w:rPr/>
-        <w:t>удостоверительная надпись тариф свидетельствование верности копий документов</w:t>
+        <w:t>Жилищное право — НЕ ВЫЯВЛЕНО.</w:t>
       </w:r>
     </w:p>
     <w:p>
@@ -2963,7 +3639,7 @@
           <w:b/>
           <w:sz w:val="24"/>
         </w:rPr>
-        <w:t>IX. РЕГИСТРАЦИЯ НОТАРИАЛЬНОГО ДЕЙСТВИЯ — НЕ ВЫЯВЛЕНО</w:t>
+        <w:t>XVII. Наследственное право — НЕ ВЫЯВЛЕНО</w:t>
       </w:r>
     </w:p>
     <w:p>
@@ -2981,95 +3657,7 @@
       </w:pPr>
       <w:r>
         <w:rPr/>
-        <w:t>Специальный самостоятельный тарифный акт по регистрации нотариального действия не выявлен. Регистрация действия сопровождает совершение нотариального действия, но сама по себе не формирует отдельный нормативный расчет тарифа по данной подтеме.</w:t>
-      </w:r>
-    </w:p>
-    <w:p>
-      <w:pPr>
-        <w:spacing w:before="0" w:after="0"/>
-        <w:ind w:left="240" w:right="240"/>
-        <w:shd w:val="clear" w:color="auto" w:fill="F3F3F3"/>
-      </w:pPr>
-      <w:r>
-        <w:rPr>
-          <w:rFonts w:ascii="Courier New" w:hAnsi="Courier New" w:cs="Courier New"/>
-          <w:sz w:val="20"/>
-        </w:rPr>
-        <w:t>URL1:</w:t>
-      </w:r>
-    </w:p>
-    <w:p>
-      <w:pPr>
-        <w:spacing w:before="0" w:after="0"/>
-        <w:ind w:left="240" w:right="240"/>
-        <w:shd w:val="clear" w:color="auto" w:fill="F3F3F3"/>
-      </w:pPr>
-      <w:r>
-        <w:rPr>
-          <w:rFonts w:ascii="Courier New" w:hAnsi="Courier New" w:cs="Courier New"/>
-          <w:sz w:val="20"/>
-        </w:rPr>
-        <w:t>отсутствует (самостоятельный тарифный акт по блоку не выявлен)</w:t>
-      </w:r>
-    </w:p>
-    <w:p>
-      <w:pPr>
-        <w:spacing w:before="0" w:after="0"/>
-        <w:ind w:left="240" w:right="240"/>
-        <w:shd w:val="clear" w:color="auto" w:fill="F3F3F3"/>
-      </w:pPr>
-      <w:r>
-        <w:rPr>
-          <w:rFonts w:ascii="Courier New" w:hAnsi="Courier New" w:cs="Courier New"/>
-          <w:sz w:val="20"/>
-        </w:rPr>
-        <w:t/>
-      </w:r>
-    </w:p>
-    <w:p>
-      <w:pPr>
-        <w:spacing w:before="0" w:after="0"/>
-        <w:ind w:left="240" w:right="240"/>
-        <w:shd w:val="clear" w:color="auto" w:fill="F3F3F3"/>
-      </w:pPr>
-      <w:r>
-        <w:rPr>
-          <w:rFonts w:ascii="Courier New" w:hAnsi="Courier New" w:cs="Courier New"/>
-          <w:sz w:val="20"/>
-        </w:rPr>
-        <w:t>URL2:</w:t>
-      </w:r>
-    </w:p>
-    <w:p>
-      <w:pPr>
-        <w:spacing w:before="0" w:after="0"/>
-        <w:ind w:left="240" w:right="240"/>
-        <w:shd w:val="clear" w:color="auto" w:fill="F3F3F3"/>
-      </w:pPr>
-      <w:r>
-        <w:rPr>
-          <w:rFonts w:ascii="Courier New" w:hAnsi="Courier New" w:cs="Courier New"/>
-          <w:sz w:val="20"/>
-        </w:rPr>
-        <w:t>отсутствует (КАРАНТИН)</w:t>
-      </w:r>
-    </w:p>
-    <w:p>
-      <w:pPr>
-        <w:spacing w:before="0" w:after="40"/>
-      </w:pPr>
-      <w:r>
-        <w:rPr/>
-        <w:t>Каноническая строка поиска:</w:t>
-      </w:r>
-    </w:p>
-    <w:p>
-      <w:pPr>
-        <w:spacing w:before="0" w:after="40"/>
-      </w:pPr>
-      <w:r>
-        <w:rPr/>
-        <w:t>регистрация нотариального действия тариф свидетельствование верности копий документов</w:t>
+        <w:t>Наследование и наследственное делопроизводство — НЕ ВЫЯВЛЕНО.</w:t>
       </w:r>
     </w:p>
     <w:p>
@@ -3090,7 +3678,7 @@
           <w:b/>
           <w:sz w:val="24"/>
         </w:rPr>
-        <w:t>X. ДЕЛОПРОИЗВОДСТВО И ХРАНЕНИЕ — НЕ ВЫЯВЛЕНО</w:t>
+        <w:t>XVIII. Вещное право и сделки с имуществом — НЕ ВЫЯВЛЕНО</w:t>
       </w:r>
     </w:p>
     <w:p>
@@ -3108,95 +3696,25 @@
       </w:pPr>
       <w:r>
         <w:rPr/>
-        <w:t>По тарифной подтеме не выявлен отдельный акт, который бы связывал исчисление федерального и регионального тарифа именно с правилами нотариального делопроизводства и хранения. Блок относится к процессуальной инфраструктуре, а не к самостоятельному финансовому расчету.</w:t>
-      </w:r>
-    </w:p>
-    <w:p>
-      <w:pPr>
-        <w:spacing w:before="0" w:after="0"/>
-        <w:ind w:left="240" w:right="240"/>
-        <w:shd w:val="clear" w:color="auto" w:fill="F3F3F3"/>
-      </w:pPr>
-      <w:r>
-        <w:rPr>
-          <w:rFonts w:ascii="Courier New" w:hAnsi="Courier New" w:cs="Courier New"/>
-          <w:sz w:val="20"/>
-        </w:rPr>
-        <w:t>URL1:</w:t>
-      </w:r>
-    </w:p>
-    <w:p>
-      <w:pPr>
-        <w:spacing w:before="0" w:after="0"/>
-        <w:ind w:left="240" w:right="240"/>
-        <w:shd w:val="clear" w:color="auto" w:fill="F3F3F3"/>
-      </w:pPr>
-      <w:r>
-        <w:rPr>
-          <w:rFonts w:ascii="Courier New" w:hAnsi="Courier New" w:cs="Courier New"/>
-          <w:sz w:val="20"/>
-        </w:rPr>
-        <w:t>отсутствует (самостоятельный тарифный акт по блоку не выявлен)</w:t>
-      </w:r>
-    </w:p>
-    <w:p>
-      <w:pPr>
-        <w:spacing w:before="0" w:after="0"/>
-        <w:ind w:left="240" w:right="240"/>
-        <w:shd w:val="clear" w:color="auto" w:fill="F3F3F3"/>
-      </w:pPr>
-      <w:r>
-        <w:rPr>
-          <w:rFonts w:ascii="Courier New" w:hAnsi="Courier New" w:cs="Courier New"/>
-          <w:sz w:val="20"/>
-        </w:rPr>
-        <w:t/>
-      </w:r>
-    </w:p>
-    <w:p>
-      <w:pPr>
-        <w:spacing w:before="0" w:after="0"/>
-        <w:ind w:left="240" w:right="240"/>
-        <w:shd w:val="clear" w:color="auto" w:fill="F3F3F3"/>
-      </w:pPr>
-      <w:r>
-        <w:rPr>
-          <w:rFonts w:ascii="Courier New" w:hAnsi="Courier New" w:cs="Courier New"/>
-          <w:sz w:val="20"/>
-        </w:rPr>
-        <w:t>URL2:</w:t>
-      </w:r>
-    </w:p>
-    <w:p>
-      <w:pPr>
-        <w:spacing w:before="0" w:after="0"/>
-        <w:ind w:left="240" w:right="240"/>
-        <w:shd w:val="clear" w:color="auto" w:fill="F3F3F3"/>
-      </w:pPr>
-      <w:r>
-        <w:rPr>
-          <w:rFonts w:ascii="Courier New" w:hAnsi="Courier New" w:cs="Courier New"/>
-          <w:sz w:val="20"/>
-        </w:rPr>
-        <w:t>отсутствует (КАРАНТИН)</w:t>
-      </w:r>
-    </w:p>
-    <w:p>
-      <w:pPr>
-        <w:spacing w:before="0" w:after="40"/>
-      </w:pPr>
-      <w:r>
-        <w:rPr/>
-        <w:t>Каноническая строка поиска:</w:t>
-      </w:r>
-    </w:p>
-    <w:p>
-      <w:pPr>
-        <w:spacing w:before="0" w:after="40"/>
-      </w:pPr>
-      <w:r>
-        <w:rPr/>
-        <w:t>нотариальное делопроизводство хранение тариф свидетельствование верности копий документов</w:t>
+        <w:t>Недвижимость и обременения — НЕ ВЫЯВЛЕНО.</w:t>
+      </w:r>
+    </w:p>
+    <w:p>
+      <w:pPr>
+        <w:spacing w:before="0" w:after="40"/>
+      </w:pPr>
+      <w:r>
+        <w:rPr/>
+        <w:t>Обеспечение обязательств — НЕ ВЫЯВЛЕНО.</w:t>
+      </w:r>
+    </w:p>
+    <w:p>
+      <w:pPr>
+        <w:spacing w:before="0" w:after="40"/>
+      </w:pPr>
+      <w:r>
+        <w:rPr/>
+        <w:t>Ценные бумаги и права требования — НЕ ВЫЯВЛЕНО.</w:t>
       </w:r>
     </w:p>
     <w:p>
@@ -3217,7 +3735,7 @@
           <w:b/>
           <w:sz w:val="24"/>
         </w:rPr>
-        <w:t>XI. УСТАНОВЛЕНИЕ ЛИЧНОСТИ ЗАЯВИТЕЛЯ — НЕ ВЫЯВЛЕНО</w:t>
+        <w:t>XIX. Банкротство — НЕ ВЫЯВЛЕНО</w:t>
       </w:r>
     </w:p>
     <w:p>
@@ -3235,95 +3753,7 @@
       </w:pPr>
       <w:r>
         <w:rPr/>
-        <w:t>Специальный тарифный документ, связывающий расчет тарифа по подтеме с отдельными правилами установления личности заявителя, не выявлен. Блок относится к общим требованиям совершения нотариального действия, но не формирует самостоятельный тарифный норматив.</w:t>
-      </w:r>
-    </w:p>
-    <w:p>
-      <w:pPr>
-        <w:spacing w:before="0" w:after="0"/>
-        <w:ind w:left="240" w:right="240"/>
-        <w:shd w:val="clear" w:color="auto" w:fill="F3F3F3"/>
-      </w:pPr>
-      <w:r>
-        <w:rPr>
-          <w:rFonts w:ascii="Courier New" w:hAnsi="Courier New" w:cs="Courier New"/>
-          <w:sz w:val="20"/>
-        </w:rPr>
-        <w:t>URL1:</w:t>
-      </w:r>
-    </w:p>
-    <w:p>
-      <w:pPr>
-        <w:spacing w:before="0" w:after="0"/>
-        <w:ind w:left="240" w:right="240"/>
-        <w:shd w:val="clear" w:color="auto" w:fill="F3F3F3"/>
-      </w:pPr>
-      <w:r>
-        <w:rPr>
-          <w:rFonts w:ascii="Courier New" w:hAnsi="Courier New" w:cs="Courier New"/>
-          <w:sz w:val="20"/>
-        </w:rPr>
-        <w:t>отсутствует (самостоятельный тарифный акт по блоку не выявлен)</w:t>
-      </w:r>
-    </w:p>
-    <w:p>
-      <w:pPr>
-        <w:spacing w:before="0" w:after="0"/>
-        <w:ind w:left="240" w:right="240"/>
-        <w:shd w:val="clear" w:color="auto" w:fill="F3F3F3"/>
-      </w:pPr>
-      <w:r>
-        <w:rPr>
-          <w:rFonts w:ascii="Courier New" w:hAnsi="Courier New" w:cs="Courier New"/>
-          <w:sz w:val="20"/>
-        </w:rPr>
-        <w:t/>
-      </w:r>
-    </w:p>
-    <w:p>
-      <w:pPr>
-        <w:spacing w:before="0" w:after="0"/>
-        <w:ind w:left="240" w:right="240"/>
-        <w:shd w:val="clear" w:color="auto" w:fill="F3F3F3"/>
-      </w:pPr>
-      <w:r>
-        <w:rPr>
-          <w:rFonts w:ascii="Courier New" w:hAnsi="Courier New" w:cs="Courier New"/>
-          <w:sz w:val="20"/>
-        </w:rPr>
-        <w:t>URL2:</w:t>
-      </w:r>
-    </w:p>
-    <w:p>
-      <w:pPr>
-        <w:spacing w:before="0" w:after="0"/>
-        <w:ind w:left="240" w:right="240"/>
-        <w:shd w:val="clear" w:color="auto" w:fill="F3F3F3"/>
-      </w:pPr>
-      <w:r>
-        <w:rPr>
-          <w:rFonts w:ascii="Courier New" w:hAnsi="Courier New" w:cs="Courier New"/>
-          <w:sz w:val="20"/>
-        </w:rPr>
-        <w:t>отсутствует (КАРАНТИН)</w:t>
-      </w:r>
-    </w:p>
-    <w:p>
-      <w:pPr>
-        <w:spacing w:before="0" w:after="40"/>
-      </w:pPr>
-      <w:r>
-        <w:rPr/>
-        <w:t>Каноническая строка поиска:</w:t>
-      </w:r>
-    </w:p>
-    <w:p>
-      <w:pPr>
-        <w:spacing w:before="0" w:after="40"/>
-      </w:pPr>
-      <w:r>
-        <w:rPr/>
-        <w:t>установление личности заявителя тариф свидетельствование верности копий документов</w:t>
+        <w:t>Несостоятельность (банкротство) — НЕ ВЫЯВЛЕНО.</w:t>
       </w:r>
     </w:p>
     <w:p>
@@ -3344,7 +3774,7 @@
           <w:b/>
           <w:sz w:val="24"/>
         </w:rPr>
-        <w:t>XII. ПРОВЕРКА ДЕЕСПОСОБНОСТИ/ПРАВОСПОСОБНОСТИ/ПОЛНОМОЧИЙ — НЕ ВЫЯВЛЕНО</w:t>
+        <w:t>XX. Валютное регулирование и комплаенс сделок — НЕ ВЫЯВЛЕНО</w:t>
       </w:r>
     </w:p>
     <w:p>
@@ -3362,95 +3792,7 @@
       </w:pPr>
       <w:r>
         <w:rPr/>
-        <w:t>Для тарифной подтемы не выявлен самостоятельный нормативный акт, который бы выводил размер федерального или регионального тарифа через проверку дееспособности, правоспособности либо полномочий. Этот блок не образует отдельного финансового слоя по теме 16.1.2.</w:t>
-      </w:r>
-    </w:p>
-    <w:p>
-      <w:pPr>
-        <w:spacing w:before="0" w:after="0"/>
-        <w:ind w:left="240" w:right="240"/>
-        <w:shd w:val="clear" w:color="auto" w:fill="F3F3F3"/>
-      </w:pPr>
-      <w:r>
-        <w:rPr>
-          <w:rFonts w:ascii="Courier New" w:hAnsi="Courier New" w:cs="Courier New"/>
-          <w:sz w:val="20"/>
-        </w:rPr>
-        <w:t>URL1:</w:t>
-      </w:r>
-    </w:p>
-    <w:p>
-      <w:pPr>
-        <w:spacing w:before="0" w:after="0"/>
-        <w:ind w:left="240" w:right="240"/>
-        <w:shd w:val="clear" w:color="auto" w:fill="F3F3F3"/>
-      </w:pPr>
-      <w:r>
-        <w:rPr>
-          <w:rFonts w:ascii="Courier New" w:hAnsi="Courier New" w:cs="Courier New"/>
-          <w:sz w:val="20"/>
-        </w:rPr>
-        <w:t>отсутствует (самостоятельный тарифный акт по блоку не выявлен)</w:t>
-      </w:r>
-    </w:p>
-    <w:p>
-      <w:pPr>
-        <w:spacing w:before="0" w:after="0"/>
-        <w:ind w:left="240" w:right="240"/>
-        <w:shd w:val="clear" w:color="auto" w:fill="F3F3F3"/>
-      </w:pPr>
-      <w:r>
-        <w:rPr>
-          <w:rFonts w:ascii="Courier New" w:hAnsi="Courier New" w:cs="Courier New"/>
-          <w:sz w:val="20"/>
-        </w:rPr>
-        <w:t/>
-      </w:r>
-    </w:p>
-    <w:p>
-      <w:pPr>
-        <w:spacing w:before="0" w:after="0"/>
-        <w:ind w:left="240" w:right="240"/>
-        <w:shd w:val="clear" w:color="auto" w:fill="F3F3F3"/>
-      </w:pPr>
-      <w:r>
-        <w:rPr>
-          <w:rFonts w:ascii="Courier New" w:hAnsi="Courier New" w:cs="Courier New"/>
-          <w:sz w:val="20"/>
-        </w:rPr>
-        <w:t>URL2:</w:t>
-      </w:r>
-    </w:p>
-    <w:p>
-      <w:pPr>
-        <w:spacing w:before="0" w:after="0"/>
-        <w:ind w:left="240" w:right="240"/>
-        <w:shd w:val="clear" w:color="auto" w:fill="F3F3F3"/>
-      </w:pPr>
-      <w:r>
-        <w:rPr>
-          <w:rFonts w:ascii="Courier New" w:hAnsi="Courier New" w:cs="Courier New"/>
-          <w:sz w:val="20"/>
-        </w:rPr>
-        <w:t>отсутствует (КАРАНТИН)</w:t>
-      </w:r>
-    </w:p>
-    <w:p>
-      <w:pPr>
-        <w:spacing w:before="0" w:after="40"/>
-      </w:pPr>
-      <w:r>
-        <w:rPr/>
-        <w:t>Каноническая строка поиска:</w:t>
-      </w:r>
-    </w:p>
-    <w:p>
-      <w:pPr>
-        <w:spacing w:before="0" w:after="40"/>
-      </w:pPr>
-      <w:r>
-        <w:rPr/>
-        <w:t>проверка дееспособности правоспособности полномочий тариф свидетельствование верности копий документов</w:t>
+        <w:t>Валютное право и валютный контроль — НЕ ВЫЯВЛЕНО.</w:t>
       </w:r>
     </w:p>
     <w:p>
@@ -3471,7 +3813,7 @@
           <w:b/>
           <w:sz w:val="24"/>
         </w:rPr>
-        <w:t>XIII. ОТКАЗ В СОВЕРШЕНИИ ДЕЙСТВИЯ — НЕ ВЫЯВЛЕНО</w:t>
+        <w:t>XXI. Доказательственное право и обеспечение доказательств — НЕ ВЫЯВЛЕНО</w:t>
       </w:r>
     </w:p>
     <w:p>
@@ -3489,95 +3831,7 @@
       </w:pPr>
       <w:r>
         <w:rPr/>
-        <w:t>Специальный самостоятельный акт по исчислению тарифа через отказ в совершении действия по подтеме не выявлен. Отказ относится к общей нотариальной процедуре, но не формирует отдельный нормативный расчет единого нотариального тарифа по рассматриваемому действию.</w:t>
-      </w:r>
-    </w:p>
-    <w:p>
-      <w:pPr>
-        <w:spacing w:before="0" w:after="0"/>
-        <w:ind w:left="240" w:right="240"/>
-        <w:shd w:val="clear" w:color="auto" w:fill="F3F3F3"/>
-      </w:pPr>
-      <w:r>
-        <w:rPr>
-          <w:rFonts w:ascii="Courier New" w:hAnsi="Courier New" w:cs="Courier New"/>
-          <w:sz w:val="20"/>
-        </w:rPr>
-        <w:t>URL1:</w:t>
-      </w:r>
-    </w:p>
-    <w:p>
-      <w:pPr>
-        <w:spacing w:before="0" w:after="0"/>
-        <w:ind w:left="240" w:right="240"/>
-        <w:shd w:val="clear" w:color="auto" w:fill="F3F3F3"/>
-      </w:pPr>
-      <w:r>
-        <w:rPr>
-          <w:rFonts w:ascii="Courier New" w:hAnsi="Courier New" w:cs="Courier New"/>
-          <w:sz w:val="20"/>
-        </w:rPr>
-        <w:t>отсутствует (самостоятельный тарифный акт по блоку не выявлен)</w:t>
-      </w:r>
-    </w:p>
-    <w:p>
-      <w:pPr>
-        <w:spacing w:before="0" w:after="0"/>
-        <w:ind w:left="240" w:right="240"/>
-        <w:shd w:val="clear" w:color="auto" w:fill="F3F3F3"/>
-      </w:pPr>
-      <w:r>
-        <w:rPr>
-          <w:rFonts w:ascii="Courier New" w:hAnsi="Courier New" w:cs="Courier New"/>
-          <w:sz w:val="20"/>
-        </w:rPr>
-        <w:t/>
-      </w:r>
-    </w:p>
-    <w:p>
-      <w:pPr>
-        <w:spacing w:before="0" w:after="0"/>
-        <w:ind w:left="240" w:right="240"/>
-        <w:shd w:val="clear" w:color="auto" w:fill="F3F3F3"/>
-      </w:pPr>
-      <w:r>
-        <w:rPr>
-          <w:rFonts w:ascii="Courier New" w:hAnsi="Courier New" w:cs="Courier New"/>
-          <w:sz w:val="20"/>
-        </w:rPr>
-        <w:t>URL2:</w:t>
-      </w:r>
-    </w:p>
-    <w:p>
-      <w:pPr>
-        <w:spacing w:before="0" w:after="0"/>
-        <w:ind w:left="240" w:right="240"/>
-        <w:shd w:val="clear" w:color="auto" w:fill="F3F3F3"/>
-      </w:pPr>
-      <w:r>
-        <w:rPr>
-          <w:rFonts w:ascii="Courier New" w:hAnsi="Courier New" w:cs="Courier New"/>
-          <w:sz w:val="20"/>
-        </w:rPr>
-        <w:t>отсутствует (КАРАНТИН)</w:t>
-      </w:r>
-    </w:p>
-    <w:p>
-      <w:pPr>
-        <w:spacing w:before="0" w:after="40"/>
-      </w:pPr>
-      <w:r>
-        <w:rPr/>
-        <w:t>Каноническая строка поиска:</w:t>
-      </w:r>
-    </w:p>
-    <w:p>
-      <w:pPr>
-        <w:spacing w:before="0" w:after="40"/>
-      </w:pPr>
-      <w:r>
-        <w:rPr/>
-        <w:t>отказ в совершении действия тариф свидетельствование верности копий документов</w:t>
+        <w:t>Нотариальное обеспечение доказательств — НЕ ВЫЯВЛЕНО.</w:t>
       </w:r>
     </w:p>
     <w:p>
@@ -3598,7 +3852,7 @@
           <w:b/>
           <w:sz w:val="24"/>
         </w:rPr>
-        <w:t>XIV. СУДЕБНОЕ ОБЖАЛОВАНИЕ — НЕ ВЫЯВЛЕНО</w:t>
+        <w:t>XXII. Интеллектуальные права — НЕ ВЫЯВЛЕНО</w:t>
       </w:r>
     </w:p>
     <w:p>
@@ -3616,95 +3870,7 @@
       </w:pPr>
       <w:r>
         <w:rPr/>
-        <w:t>Для подтемы 16.1.2 не выявлен специальный судебный акт, который бы отдельно разъяснял именно исчисление федерального и регионального тарифа по рассматриваемому нотариальному действию. Общий судебный слой не превращается здесь в самостоятельный тарифный блок.</w:t>
-      </w:r>
-    </w:p>
-    <w:p>
-      <w:pPr>
-        <w:spacing w:before="0" w:after="0"/>
-        <w:ind w:left="240" w:right="240"/>
-        <w:shd w:val="clear" w:color="auto" w:fill="F3F3F3"/>
-      </w:pPr>
-      <w:r>
-        <w:rPr>
-          <w:rFonts w:ascii="Courier New" w:hAnsi="Courier New" w:cs="Courier New"/>
-          <w:sz w:val="20"/>
-        </w:rPr>
-        <w:t>URL1:</w:t>
-      </w:r>
-    </w:p>
-    <w:p>
-      <w:pPr>
-        <w:spacing w:before="0" w:after="0"/>
-        <w:ind w:left="240" w:right="240"/>
-        <w:shd w:val="clear" w:color="auto" w:fill="F3F3F3"/>
-      </w:pPr>
-      <w:r>
-        <w:rPr>
-          <w:rFonts w:ascii="Courier New" w:hAnsi="Courier New" w:cs="Courier New"/>
-          <w:sz w:val="20"/>
-        </w:rPr>
-        <w:t>отсутствует (специальный судебный акт по блоку не выявлен)</w:t>
-      </w:r>
-    </w:p>
-    <w:p>
-      <w:pPr>
-        <w:spacing w:before="0" w:after="0"/>
-        <w:ind w:left="240" w:right="240"/>
-        <w:shd w:val="clear" w:color="auto" w:fill="F3F3F3"/>
-      </w:pPr>
-      <w:r>
-        <w:rPr>
-          <w:rFonts w:ascii="Courier New" w:hAnsi="Courier New" w:cs="Courier New"/>
-          <w:sz w:val="20"/>
-        </w:rPr>
-        <w:t/>
-      </w:r>
-    </w:p>
-    <w:p>
-      <w:pPr>
-        <w:spacing w:before="0" w:after="0"/>
-        <w:ind w:left="240" w:right="240"/>
-        <w:shd w:val="clear" w:color="auto" w:fill="F3F3F3"/>
-      </w:pPr>
-      <w:r>
-        <w:rPr>
-          <w:rFonts w:ascii="Courier New" w:hAnsi="Courier New" w:cs="Courier New"/>
-          <w:sz w:val="20"/>
-        </w:rPr>
-        <w:t>URL2:</w:t>
-      </w:r>
-    </w:p>
-    <w:p>
-      <w:pPr>
-        <w:spacing w:before="0" w:after="0"/>
-        <w:ind w:left="240" w:right="240"/>
-        <w:shd w:val="clear" w:color="auto" w:fill="F3F3F3"/>
-      </w:pPr>
-      <w:r>
-        <w:rPr>
-          <w:rFonts w:ascii="Courier New" w:hAnsi="Courier New" w:cs="Courier New"/>
-          <w:sz w:val="20"/>
-        </w:rPr>
-        <w:t>отсутствует (КАРАНТИН)</w:t>
-      </w:r>
-    </w:p>
-    <w:p>
-      <w:pPr>
-        <w:spacing w:before="0" w:after="40"/>
-      </w:pPr>
-      <w:r>
-        <w:rPr/>
-        <w:t>Каноническая строка поиска:</w:t>
-      </w:r>
-    </w:p>
-    <w:p>
-      <w:pPr>
-        <w:spacing w:before="0" w:after="40"/>
-      </w:pPr>
-      <w:r>
-        <w:rPr/>
-        <w:t>судебное обжалование тариф свидетельствование верности копий документов</w:t>
+        <w:t>Интеллектуальная собственность — НЕ ВЫЯВЛЕНО.</w:t>
       </w:r>
     </w:p>
     <w:p>
@@ -3725,7 +3891,7 @@
           <w:b/>
           <w:sz w:val="24"/>
         </w:rPr>
-        <w:t>XV. ФЕДЕРАЛЬНЫЙ ТАРИФ — НАЙДЕНО</w:t>
+        <w:t>XXIII. Потребительские и “соц”-кейсы в нотариальной форме — НЕ ВЫЯВЛЕНО</w:t>
       </w:r>
     </w:p>
     <w:p>
@@ -3743,140 +3909,16 @@
       </w:pPr>
       <w:r>
         <w:rPr/>
-        <w:t>1. Вид документа: Основы законодательства Российской Федерации.</w:t>
-      </w:r>
-    </w:p>
-    <w:p>
-      <w:pPr>
-        <w:spacing w:before="0" w:after="40"/>
-      </w:pPr>
-      <w:r>
-        <w:rPr/>
-        <w:t>Полное наименование: Основы законодательства Российской Федерации о нотариате.</w:t>
-      </w:r>
-    </w:p>
-    <w:p>
-      <w:pPr>
-        <w:spacing w:before="0" w:after="40"/>
-      </w:pPr>
-      <w:r>
-        <w:rPr/>
-        <w:t>Орган: Верховный Совет Российской Федерации.</w:t>
-      </w:r>
-    </w:p>
-    <w:p>
-      <w:pPr>
-        <w:spacing w:before="0" w:after="40"/>
-      </w:pPr>
-      <w:r>
-        <w:rPr/>
-        <w:t>Дата и номер: 11.02.1993 № 4462-1.</w:t>
-      </w:r>
-    </w:p>
-    <w:p>
-      <w:pPr>
-        <w:spacing w:before="0" w:after="40"/>
-      </w:pPr>
-      <w:r>
-        <w:rPr/>
-        <w:t>Структурный элемент: статья 22.1, пункт 9.</w:t>
-      </w:r>
-    </w:p>
-    <w:p>
-      <w:pPr>
-        <w:spacing w:before="0" w:after="40"/>
-      </w:pPr>
-      <w:r>
-        <w:rPr/>
-        <w:t>Подтверждение применимости: это ключевая прямая норма по федеральному тарифу для рассматриваемого действия. Именно она задает размер федерального тарифа по свидетельствованию верности копий документов и выписок из документов и тем самым образует обязательную федеральную часть единого нотариального тарифа.</w:t>
-      </w:r>
-    </w:p>
-    <w:p>
-      <w:pPr>
-        <w:spacing w:before="0" w:after="0"/>
-        <w:ind w:left="240" w:right="240"/>
-        <w:shd w:val="clear" w:color="auto" w:fill="F3F3F3"/>
-      </w:pPr>
-      <w:r>
-        <w:rPr>
-          <w:rFonts w:ascii="Courier New" w:hAnsi="Courier New" w:cs="Courier New"/>
-          <w:sz w:val="20"/>
-        </w:rPr>
-        <w:t>URL1:</w:t>
-      </w:r>
-    </w:p>
-    <w:p>
-      <w:pPr>
-        <w:spacing w:before="0" w:after="0"/>
-        <w:ind w:left="240" w:right="240"/>
-        <w:shd w:val="clear" w:color="auto" w:fill="F3F3F3"/>
-      </w:pPr>
-      <w:r>
-        <w:rPr>
-          <w:rFonts w:ascii="Courier New" w:hAnsi="Courier New" w:cs="Courier New"/>
-          <w:sz w:val="20"/>
-        </w:rPr>
-        <w:t>https://pravo.gov.ru/proxy/ips/?backlink=1&amp;docbody=&amp;nd=102021541&amp;prevDoc=102405373</w:t>
-      </w:r>
-    </w:p>
-    <w:p>
-      <w:pPr>
-        <w:spacing w:before="0" w:after="0"/>
-        <w:ind w:left="240" w:right="240"/>
-        <w:shd w:val="clear" w:color="auto" w:fill="F3F3F3"/>
-      </w:pPr>
-      <w:r>
-        <w:rPr>
-          <w:rFonts w:ascii="Courier New" w:hAnsi="Courier New" w:cs="Courier New"/>
-          <w:sz w:val="20"/>
-        </w:rPr>
-        <w:t/>
-      </w:r>
-    </w:p>
-    <w:p>
-      <w:pPr>
-        <w:spacing w:before="0" w:after="0"/>
-        <w:ind w:left="240" w:right="240"/>
-        <w:shd w:val="clear" w:color="auto" w:fill="F3F3F3"/>
-      </w:pPr>
-      <w:r>
-        <w:rPr>
-          <w:rFonts w:ascii="Courier New" w:hAnsi="Courier New" w:cs="Courier New"/>
-          <w:sz w:val="20"/>
-        </w:rPr>
-        <w:t>URL2:</w:t>
-      </w:r>
-    </w:p>
-    <w:p>
-      <w:pPr>
-        <w:spacing w:before="0" w:after="0"/>
-        <w:ind w:left="240" w:right="240"/>
-        <w:shd w:val="clear" w:color="auto" w:fill="F3F3F3"/>
-      </w:pPr>
-      <w:r>
-        <w:rPr>
-          <w:rFonts w:ascii="Courier New" w:hAnsi="Courier New" w:cs="Courier New"/>
-          <w:sz w:val="20"/>
-        </w:rPr>
-        <w:t>https://www.consultant.ru/document/cons_doc_LAW_1581/</w:t>
-      </w:r>
-    </w:p>
-    <w:p>
-      <w:pPr>
-        <w:spacing w:before="0" w:after="40"/>
-      </w:pPr>
-      <w:r>
-        <w:rPr/>
-        <w:t>Каноническая строка поиска:</w:t>
-      </w:r>
-    </w:p>
-    <w:p>
-      <w:pPr>
-        <w:spacing w:before="0" w:after="40"/>
-      </w:pPr>
-      <w:r>
-        <w:rPr/>
-        <w:t>Основы законодательства Российской Федерации о нотариате статья 22.1 пункт 9 федеральный тариф копий документов</w:t>
+        <w:t>Защита прав потребителей / услуги — НЕ ВЫЯВЛЕНО.</w:t>
+      </w:r>
+    </w:p>
+    <w:p>
+      <w:pPr>
+        <w:spacing w:before="0" w:after="40"/>
+      </w:pPr>
+      <w:r>
+        <w:rPr/>
+        <w:t>Соцвыплаты и представительство — НЕ ВЫЯВЛЕНО.</w:t>
       </w:r>
     </w:p>
     <w:p>
@@ -3897,7 +3939,7 @@
           <w:b/>
           <w:sz w:val="24"/>
         </w:rPr>
-        <w:t>XVI. НАЛОГОВЫЕ ЛЬГОТЫ — НАЙДЕНО</w:t>
+        <w:t>XXIV. Таможенное право — НЕ ВЫЯВЛЕНО</w:t>
       </w:r>
     </w:p>
     <w:p>
@@ -3915,140 +3957,7 @@
       </w:pPr>
       <w:r>
         <w:rPr/>
-        <w:t>1. Вид документа: кодекс Российской Федерации.</w:t>
-      </w:r>
-    </w:p>
-    <w:p>
-      <w:pPr>
-        <w:spacing w:before="0" w:after="40"/>
-      </w:pPr>
-      <w:r>
-        <w:rPr/>
-        <w:t>Полное наименование: Налоговый кодекс Российской Федерации (часть вторая).</w:t>
-      </w:r>
-    </w:p>
-    <w:p>
-      <w:pPr>
-        <w:spacing w:before="0" w:after="40"/>
-      </w:pPr>
-      <w:r>
-        <w:rPr/>
-        <w:t>Орган: Федеральное Собрание Российской Федерации.</w:t>
-      </w:r>
-    </w:p>
-    <w:p>
-      <w:pPr>
-        <w:spacing w:before="0" w:after="40"/>
-      </w:pPr>
-      <w:r>
-        <w:rPr/>
-        <w:t>Дата и номер: 05.08.2000 № 117-ФЗ.</w:t>
-      </w:r>
-    </w:p>
-    <w:p>
-      <w:pPr>
-        <w:spacing w:before="0" w:after="40"/>
-      </w:pPr>
-      <w:r>
-        <w:rPr/>
-        <w:t>Структурный элемент: статья 333.38, пункт 1, подпункт 11.</w:t>
-      </w:r>
-    </w:p>
-    <w:p>
-      <w:pPr>
-        <w:spacing w:before="0" w:after="40"/>
-      </w:pPr>
-      <w:r>
-        <w:rPr/>
-        <w:t>Подтверждение применимости: норма закрепляет федеральную льготу по свидетельствованию верности копий документов, необходимых для предоставления льгот, и потому относится непосредственно к финансовому слою подтемы.</w:t>
-      </w:r>
-    </w:p>
-    <w:p>
-      <w:pPr>
-        <w:spacing w:before="0" w:after="0"/>
-        <w:ind w:left="240" w:right="240"/>
-        <w:shd w:val="clear" w:color="auto" w:fill="F3F3F3"/>
-      </w:pPr>
-      <w:r>
-        <w:rPr>
-          <w:rFonts w:ascii="Courier New" w:hAnsi="Courier New" w:cs="Courier New"/>
-          <w:sz w:val="20"/>
-        </w:rPr>
-        <w:t>URL1:</w:t>
-      </w:r>
-    </w:p>
-    <w:p>
-      <w:pPr>
-        <w:spacing w:before="0" w:after="0"/>
-        <w:ind w:left="240" w:right="240"/>
-        <w:shd w:val="clear" w:color="auto" w:fill="F3F3F3"/>
-      </w:pPr>
-      <w:r>
-        <w:rPr>
-          <w:rFonts w:ascii="Courier New" w:hAnsi="Courier New" w:cs="Courier New"/>
-          <w:sz w:val="20"/>
-        </w:rPr>
-        <w:t>https://pravo.gov.ru/proxy/ips/?docbody=&amp;nd=102070551</w:t>
-      </w:r>
-    </w:p>
-    <w:p>
-      <w:pPr>
-        <w:spacing w:before="0" w:after="0"/>
-        <w:ind w:left="240" w:right="240"/>
-        <w:shd w:val="clear" w:color="auto" w:fill="F3F3F3"/>
-      </w:pPr>
-      <w:r>
-        <w:rPr>
-          <w:rFonts w:ascii="Courier New" w:hAnsi="Courier New" w:cs="Courier New"/>
-          <w:sz w:val="20"/>
-        </w:rPr>
-        <w:t/>
-      </w:r>
-    </w:p>
-    <w:p>
-      <w:pPr>
-        <w:spacing w:before="0" w:after="0"/>
-        <w:ind w:left="240" w:right="240"/>
-        <w:shd w:val="clear" w:color="auto" w:fill="F3F3F3"/>
-      </w:pPr>
-      <w:r>
-        <w:rPr>
-          <w:rFonts w:ascii="Courier New" w:hAnsi="Courier New" w:cs="Courier New"/>
-          <w:sz w:val="20"/>
-        </w:rPr>
-        <w:t>URL2:</w:t>
-      </w:r>
-    </w:p>
-    <w:p>
-      <w:pPr>
-        <w:spacing w:before="0" w:after="0"/>
-        <w:ind w:left="240" w:right="240"/>
-        <w:shd w:val="clear" w:color="auto" w:fill="F3F3F3"/>
-      </w:pPr>
-      <w:r>
-        <w:rPr>
-          <w:rFonts w:ascii="Courier New" w:hAnsi="Courier New" w:cs="Courier New"/>
-          <w:sz w:val="20"/>
-        </w:rPr>
-        <w:t>https://www.consultant.ru/document/cons_doc_LAW_28165/8f97b71d9f49e21d1aa2606a413e4c9068fe7014/</w:t>
-      </w:r>
-    </w:p>
-    <w:p>
-      <w:pPr>
-        <w:spacing w:before="0" w:after="40"/>
-      </w:pPr>
-      <w:r>
-        <w:rPr/>
-        <w:t>Каноническая строка поиска:</w:t>
-      </w:r>
-    </w:p>
-    <w:p>
-      <w:pPr>
-        <w:spacing w:before="0" w:after="40"/>
-      </w:pPr>
-      <w:r>
-        <w:rPr/>
-        <w:t>Налоговый кодекс Российской Федерации статья 333.38 пункт 1 подпункт 11 свидетельствование верности копий документов</w:t>
+        <w:t>Таможенное право — НЕ ВЫЯВЛЕНО.</w:t>
       </w:r>
     </w:p>
     <w:p>
@@ -4069,7 +3978,7 @@
           <w:b/>
           <w:sz w:val="24"/>
         </w:rPr>
-        <w:t>XVII. РЕГИОНАЛЬНЫЙ ТАРИФ — НАЙДЕНО</w:t>
+        <w:t>XXV. Уголовное право — НЕ ВЫЯВЛЕНО</w:t>
       </w:r>
     </w:p>
     <w:p>
@@ -4087,282 +3996,7 @@
       </w:pPr>
       <w:r>
         <w:rPr/>
-        <w:t>1. Вид документа: приказ Минюста России.</w:t>
-      </w:r>
-    </w:p>
-    <w:p>
-      <w:pPr>
-        <w:spacing w:before="0" w:after="40"/>
-      </w:pPr>
-      <w:r>
-        <w:rPr/>
-        <w:t>Полное наименование: Приказ Министерства юстиции Российской Федерации от 12.09.2023 № 253 «Об утверждении формулы расчета экономически обоснованного предельного размера регионального тарифа и перечня льгот, применяемых к региональным тарифам».</w:t>
-      </w:r>
-    </w:p>
-    <w:p>
-      <w:pPr>
-        <w:spacing w:before="0" w:after="40"/>
-      </w:pPr>
-      <w:r>
-        <w:rPr/>
-        <w:t>Орган: Министерство юстиции Российской Федерации.</w:t>
-      </w:r>
-    </w:p>
-    <w:p>
-      <w:pPr>
-        <w:spacing w:before="0" w:after="40"/>
-      </w:pPr>
-      <w:r>
-        <w:rPr/>
-        <w:t>Дата и номер: 12.09.2023 № 253.</w:t>
-      </w:r>
-    </w:p>
-    <w:p>
-      <w:pPr>
-        <w:spacing w:before="0" w:after="40"/>
-      </w:pPr>
-      <w:r>
-        <w:rPr/>
-        <w:t>Структурные элементы: приложение № 1; приложение № 2.</w:t>
-      </w:r>
-    </w:p>
-    <w:p>
-      <w:pPr>
-        <w:spacing w:before="0" w:after="40"/>
-      </w:pPr>
-      <w:r>
-        <w:rPr/>
-        <w:t>Подтверждение применимости: это центральный нормативный акт по региональному тарифу. Он задает формулу предельного размера регионального тарифа и перечень льгот по региональному тарифу для нотариальных действий, включая рассматриваемую группу.</w:t>
-      </w:r>
-    </w:p>
-    <w:p>
-      <w:pPr>
-        <w:spacing w:before="0" w:after="0"/>
-        <w:ind w:left="240" w:right="240"/>
-        <w:shd w:val="clear" w:color="auto" w:fill="F3F3F3"/>
-      </w:pPr>
-      <w:r>
-        <w:rPr>
-          <w:rFonts w:ascii="Courier New" w:hAnsi="Courier New" w:cs="Courier New"/>
-          <w:sz w:val="20"/>
-        </w:rPr>
-        <w:t>URL1:</w:t>
-      </w:r>
-    </w:p>
-    <w:p>
-      <w:pPr>
-        <w:spacing w:before="0" w:after="0"/>
-        <w:ind w:left="240" w:right="240"/>
-        <w:shd w:val="clear" w:color="auto" w:fill="F3F3F3"/>
-      </w:pPr>
-      <w:r>
-        <w:rPr>
-          <w:rFonts w:ascii="Courier New" w:hAnsi="Courier New" w:cs="Courier New"/>
-          <w:sz w:val="20"/>
-        </w:rPr>
-        <w:t>https://rg.ru/documents/2023/09/14/minjust-prikaz253-site-dok.html</w:t>
-      </w:r>
-    </w:p>
-    <w:p>
-      <w:pPr>
-        <w:spacing w:before="0" w:after="0"/>
-        <w:ind w:left="240" w:right="240"/>
-        <w:shd w:val="clear" w:color="auto" w:fill="F3F3F3"/>
-      </w:pPr>
-      <w:r>
-        <w:rPr>
-          <w:rFonts w:ascii="Courier New" w:hAnsi="Courier New" w:cs="Courier New"/>
-          <w:sz w:val="20"/>
-        </w:rPr>
-        <w:t/>
-      </w:r>
-    </w:p>
-    <w:p>
-      <w:pPr>
-        <w:spacing w:before="0" w:after="0"/>
-        <w:ind w:left="240" w:right="240"/>
-        <w:shd w:val="clear" w:color="auto" w:fill="F3F3F3"/>
-      </w:pPr>
-      <w:r>
-        <w:rPr>
-          <w:rFonts w:ascii="Courier New" w:hAnsi="Courier New" w:cs="Courier New"/>
-          <w:sz w:val="20"/>
-        </w:rPr>
-        <w:t>URL2:</w:t>
-      </w:r>
-    </w:p>
-    <w:p>
-      <w:pPr>
-        <w:spacing w:before="0" w:after="0"/>
-        <w:ind w:left="240" w:right="240"/>
-        <w:shd w:val="clear" w:color="auto" w:fill="F3F3F3"/>
-      </w:pPr>
-      <w:r>
-        <w:rPr>
-          <w:rFonts w:ascii="Courier New" w:hAnsi="Courier New" w:cs="Courier New"/>
-          <w:sz w:val="20"/>
-        </w:rPr>
-        <w:t>https://www.consultant.ru/document/cons_doc_LAW_457004/</w:t>
-      </w:r>
-    </w:p>
-    <w:p>
-      <w:pPr>
-        <w:spacing w:before="0" w:after="40"/>
-      </w:pPr>
-      <w:r>
-        <w:rPr/>
-        <w:t>Каноническая строка поиска:</w:t>
-      </w:r>
-    </w:p>
-    <w:p>
-      <w:pPr>
-        <w:spacing w:before="0" w:after="40"/>
-      </w:pPr>
-      <w:r>
-        <w:rPr/>
-        <w:t>Приказ Минюста России от 12.09.2023 № 253 региональный тариф нотариальные действия</w:t>
-      </w:r>
-    </w:p>
-    <w:p>
-      <w:pPr>
-        <w:spacing w:before="0" w:after="40"/>
-      </w:pPr>
-      <w:r>
-        <w:rPr/>
-        <w:t/>
-      </w:r>
-    </w:p>
-    <w:p>
-      <w:pPr>
-        <w:spacing w:before="0" w:after="40"/>
-      </w:pPr>
-      <w:r>
-        <w:rPr/>
-        <w:t>2. Вид документа: официальный информационный материал Федеральной нотариальной палаты.</w:t>
-      </w:r>
-    </w:p>
-    <w:p>
-      <w:pPr>
-        <w:spacing w:before="0" w:after="40"/>
-      </w:pPr>
-      <w:r>
-        <w:rPr/>
-        <w:t>Полное наименование: Региональные тарифы.</w:t>
-      </w:r>
-    </w:p>
-    <w:p>
-      <w:pPr>
-        <w:spacing w:before="0" w:after="40"/>
-      </w:pPr>
-      <w:r>
-        <w:rPr/>
-        <w:t>Орган: Федеральная нотариальная палата.</w:t>
-      </w:r>
-    </w:p>
-    <w:p>
-      <w:pPr>
-        <w:spacing w:before="0" w:after="40"/>
-      </w:pPr>
-      <w:r>
-        <w:rPr/>
-        <w:t>Структурный элемент: раздел о региональных тарифах.</w:t>
-      </w:r>
-    </w:p>
-    <w:p>
-      <w:pPr>
-        <w:spacing w:before="0" w:after="40"/>
-      </w:pPr>
-      <w:r>
-        <w:rPr/>
-        <w:t>Подтверждение применимости: материал подтверждает, что конкретная сумма регионального тарифа определяется с учетом субъекта Российской Федерации и публикуется через соответствующий региональный слой.</w:t>
-      </w:r>
-    </w:p>
-    <w:p>
-      <w:pPr>
-        <w:spacing w:before="0" w:after="0"/>
-        <w:ind w:left="240" w:right="240"/>
-        <w:shd w:val="clear" w:color="auto" w:fill="F3F3F3"/>
-      </w:pPr>
-      <w:r>
-        <w:rPr>
-          <w:rFonts w:ascii="Courier New" w:hAnsi="Courier New" w:cs="Courier New"/>
-          <w:sz w:val="20"/>
-        </w:rPr>
-        <w:t>URL1:</w:t>
-      </w:r>
-    </w:p>
-    <w:p>
-      <w:pPr>
-        <w:spacing w:before="0" w:after="0"/>
-        <w:ind w:left="240" w:right="240"/>
-        <w:shd w:val="clear" w:color="auto" w:fill="F3F3F3"/>
-      </w:pPr>
-      <w:r>
-        <w:rPr>
-          <w:rFonts w:ascii="Courier New" w:hAnsi="Courier New" w:cs="Courier New"/>
-          <w:sz w:val="20"/>
-        </w:rPr>
-        <w:t>https://notariat.ru/ru-ru/actions-and-tariffs/regional-rates/</w:t>
-      </w:r>
-    </w:p>
-    <w:p>
-      <w:pPr>
-        <w:spacing w:before="0" w:after="0"/>
-        <w:ind w:left="240" w:right="240"/>
-        <w:shd w:val="clear" w:color="auto" w:fill="F3F3F3"/>
-      </w:pPr>
-      <w:r>
-        <w:rPr>
-          <w:rFonts w:ascii="Courier New" w:hAnsi="Courier New" w:cs="Courier New"/>
-          <w:sz w:val="20"/>
-        </w:rPr>
-        <w:t/>
-      </w:r>
-    </w:p>
-    <w:p>
-      <w:pPr>
-        <w:spacing w:before="0" w:after="0"/>
-        <w:ind w:left="240" w:right="240"/>
-        <w:shd w:val="clear" w:color="auto" w:fill="F3F3F3"/>
-      </w:pPr>
-      <w:r>
-        <w:rPr>
-          <w:rFonts w:ascii="Courier New" w:hAnsi="Courier New" w:cs="Courier New"/>
-          <w:sz w:val="20"/>
-        </w:rPr>
-        <w:t>URL2:</w:t>
-      </w:r>
-    </w:p>
-    <w:p>
-      <w:pPr>
-        <w:spacing w:before="0" w:after="0"/>
-        <w:ind w:left="240" w:right="240"/>
-        <w:shd w:val="clear" w:color="auto" w:fill="F3F3F3"/>
-      </w:pPr>
-      <w:r>
-        <w:rPr>
-          <w:rFonts w:ascii="Courier New" w:hAnsi="Courier New" w:cs="Courier New"/>
-          <w:sz w:val="20"/>
-        </w:rPr>
-        <w:t>отсутствует (КАРАНТИН)</w:t>
-      </w:r>
-    </w:p>
-    <w:p>
-      <w:pPr>
-        <w:spacing w:before="0" w:after="40"/>
-      </w:pPr>
-      <w:r>
-        <w:rPr/>
-        <w:t>Каноническая строка поиска:</w:t>
-      </w:r>
-    </w:p>
-    <w:p>
-      <w:pPr>
-        <w:spacing w:before="0" w:after="40"/>
-      </w:pPr>
-      <w:r>
-        <w:rPr/>
-        <w:t>Федеральная нотариальная палата региональные тарифы нотариальные действия</w:t>
+        <w:t>Уголовное право — НЕ ВЫЯВЛЕНО.</w:t>
       </w:r>
     </w:p>
     <w:p>
@@ -4383,7 +4017,7 @@
           <w:b/>
           <w:sz w:val="24"/>
         </w:rPr>
-        <w:t>XVIII. ЭЛЕКТРОННАЯ ФОРМА И ЕИС — НЕ ВЫЯВЛЕНО</w:t>
+        <w:t>XXVI. Экологическое право — НЕ ВЫЯВЛЕНО</w:t>
       </w:r>
     </w:p>
     <w:p>
@@ -4401,95 +4035,7 @@
       </w:pPr>
       <w:r>
         <w:rPr/>
-        <w:t>По подтеме не выявлен самостоятельный тарифный акт, который бы отдельно определял исчисление федерального и регионального тарифа именно через электронную форму совершения рассматриваемого действия либо через ЕИС нотариата.</w:t>
-      </w:r>
-    </w:p>
-    <w:p>
-      <w:pPr>
-        <w:spacing w:before="0" w:after="0"/>
-        <w:ind w:left="240" w:right="240"/>
-        <w:shd w:val="clear" w:color="auto" w:fill="F3F3F3"/>
-      </w:pPr>
-      <w:r>
-        <w:rPr>
-          <w:rFonts w:ascii="Courier New" w:hAnsi="Courier New" w:cs="Courier New"/>
-          <w:sz w:val="20"/>
-        </w:rPr>
-        <w:t>URL1:</w:t>
-      </w:r>
-    </w:p>
-    <w:p>
-      <w:pPr>
-        <w:spacing w:before="0" w:after="0"/>
-        <w:ind w:left="240" w:right="240"/>
-        <w:shd w:val="clear" w:color="auto" w:fill="F3F3F3"/>
-      </w:pPr>
-      <w:r>
-        <w:rPr>
-          <w:rFonts w:ascii="Courier New" w:hAnsi="Courier New" w:cs="Courier New"/>
-          <w:sz w:val="20"/>
-        </w:rPr>
-        <w:t>отсутствует (самостоятельный тарифный акт по блоку не выявлен)</w:t>
-      </w:r>
-    </w:p>
-    <w:p>
-      <w:pPr>
-        <w:spacing w:before="0" w:after="0"/>
-        <w:ind w:left="240" w:right="240"/>
-        <w:shd w:val="clear" w:color="auto" w:fill="F3F3F3"/>
-      </w:pPr>
-      <w:r>
-        <w:rPr>
-          <w:rFonts w:ascii="Courier New" w:hAnsi="Courier New" w:cs="Courier New"/>
-          <w:sz w:val="20"/>
-        </w:rPr>
-        <w:t/>
-      </w:r>
-    </w:p>
-    <w:p>
-      <w:pPr>
-        <w:spacing w:before="0" w:after="0"/>
-        <w:ind w:left="240" w:right="240"/>
-        <w:shd w:val="clear" w:color="auto" w:fill="F3F3F3"/>
-      </w:pPr>
-      <w:r>
-        <w:rPr>
-          <w:rFonts w:ascii="Courier New" w:hAnsi="Courier New" w:cs="Courier New"/>
-          <w:sz w:val="20"/>
-        </w:rPr>
-        <w:t>URL2:</w:t>
-      </w:r>
-    </w:p>
-    <w:p>
-      <w:pPr>
-        <w:spacing w:before="0" w:after="0"/>
-        <w:ind w:left="240" w:right="240"/>
-        <w:shd w:val="clear" w:color="auto" w:fill="F3F3F3"/>
-      </w:pPr>
-      <w:r>
-        <w:rPr>
-          <w:rFonts w:ascii="Courier New" w:hAnsi="Courier New" w:cs="Courier New"/>
-          <w:sz w:val="20"/>
-        </w:rPr>
-        <w:t>отсутствует (КАРАНТИН)</w:t>
-      </w:r>
-    </w:p>
-    <w:p>
-      <w:pPr>
-        <w:spacing w:before="0" w:after="40"/>
-      </w:pPr>
-      <w:r>
-        <w:rPr/>
-        <w:t>Каноническая строка поиска:</w:t>
-      </w:r>
-    </w:p>
-    <w:p>
-      <w:pPr>
-        <w:spacing w:before="0" w:after="40"/>
-      </w:pPr>
-      <w:r>
-        <w:rPr/>
-        <w:t>ЕИС нотариата электронная форма тариф свидетельствование верности копий документов</w:t>
+        <w:t>Экологическое право — НЕ ВЫЯВЛЕНО.</w:t>
       </w:r>
     </w:p>
     <w:p>
@@ -4510,7 +4056,7 @@
           <w:b/>
           <w:sz w:val="24"/>
         </w:rPr>
-        <w:t>XIX. УДАЛЕННОЕ СОВЕРШЕНИЕ — НЕ ВЫЯВЛЕНО</w:t>
+        <w:t>XXVII. Вещное право — НЕ ВЫЯВЛЕНО</w:t>
       </w:r>
     </w:p>
     <w:p>
@@ -4528,95 +4074,7 @@
       </w:pPr>
       <w:r>
         <w:rPr/>
-        <w:t>Самостоятельный нормативный акт, который бы отдельно фиксировал удаленный тарифный режим именно по рассматриваемому действию, по подтеме не выявлен.</w:t>
-      </w:r>
-    </w:p>
-    <w:p>
-      <w:pPr>
-        <w:spacing w:before="0" w:after="0"/>
-        <w:ind w:left="240" w:right="240"/>
-        <w:shd w:val="clear" w:color="auto" w:fill="F3F3F3"/>
-      </w:pPr>
-      <w:r>
-        <w:rPr>
-          <w:rFonts w:ascii="Courier New" w:hAnsi="Courier New" w:cs="Courier New"/>
-          <w:sz w:val="20"/>
-        </w:rPr>
-        <w:t>URL1:</w:t>
-      </w:r>
-    </w:p>
-    <w:p>
-      <w:pPr>
-        <w:spacing w:before="0" w:after="0"/>
-        <w:ind w:left="240" w:right="240"/>
-        <w:shd w:val="clear" w:color="auto" w:fill="F3F3F3"/>
-      </w:pPr>
-      <w:r>
-        <w:rPr>
-          <w:rFonts w:ascii="Courier New" w:hAnsi="Courier New" w:cs="Courier New"/>
-          <w:sz w:val="20"/>
-        </w:rPr>
-        <w:t>отсутствует (самостоятельный тарифный акт по блоку не выявлен)</w:t>
-      </w:r>
-    </w:p>
-    <w:p>
-      <w:pPr>
-        <w:spacing w:before="0" w:after="0"/>
-        <w:ind w:left="240" w:right="240"/>
-        <w:shd w:val="clear" w:color="auto" w:fill="F3F3F3"/>
-      </w:pPr>
-      <w:r>
-        <w:rPr>
-          <w:rFonts w:ascii="Courier New" w:hAnsi="Courier New" w:cs="Courier New"/>
-          <w:sz w:val="20"/>
-        </w:rPr>
-        <w:t/>
-      </w:r>
-    </w:p>
-    <w:p>
-      <w:pPr>
-        <w:spacing w:before="0" w:after="0"/>
-        <w:ind w:left="240" w:right="240"/>
-        <w:shd w:val="clear" w:color="auto" w:fill="F3F3F3"/>
-      </w:pPr>
-      <w:r>
-        <w:rPr>
-          <w:rFonts w:ascii="Courier New" w:hAnsi="Courier New" w:cs="Courier New"/>
-          <w:sz w:val="20"/>
-        </w:rPr>
-        <w:t>URL2:</w:t>
-      </w:r>
-    </w:p>
-    <w:p>
-      <w:pPr>
-        <w:spacing w:before="0" w:after="0"/>
-        <w:ind w:left="240" w:right="240"/>
-        <w:shd w:val="clear" w:color="auto" w:fill="F3F3F3"/>
-      </w:pPr>
-      <w:r>
-        <w:rPr>
-          <w:rFonts w:ascii="Courier New" w:hAnsi="Courier New" w:cs="Courier New"/>
-          <w:sz w:val="20"/>
-        </w:rPr>
-        <w:t>отсутствует (КАРАНТИН)</w:t>
-      </w:r>
-    </w:p>
-    <w:p>
-      <w:pPr>
-        <w:spacing w:before="0" w:after="40"/>
-      </w:pPr>
-      <w:r>
-        <w:rPr/>
-        <w:t>Каноническая строка поиска:</w:t>
-      </w:r>
-    </w:p>
-    <w:p>
-      <w:pPr>
-        <w:spacing w:before="0" w:after="40"/>
-      </w:pPr>
-      <w:r>
-        <w:rPr/>
-        <w:t>удаленное совершение нотариального действия тариф копий документов</w:t>
+        <w:t>Вещное право — НЕ ВЫЯВЛЕНО.</w:t>
       </w:r>
     </w:p>
     <w:p>
@@ -4637,7 +4095,7 @@
           <w:b/>
           <w:sz w:val="24"/>
         </w:rPr>
-        <w:t>XX. МЕЖДУНАРОДНЫЙ ЭЛЕМЕНТ / ИНОСТРАННЫЕ ДОКУМЕНТЫ — НЕ ВЫЯВЛЕНО</w:t>
+        <w:t>XXVIII. Обязательственное право — НЕ ВЫЯВЛЕНО</w:t>
       </w:r>
     </w:p>
     <w:p>
@@ -4655,95 +4113,7 @@
       </w:pPr>
       <w:r>
         <w:rPr/>
-        <w:t>По тарифной подтеме не выявлен отдельный самостоятельный международный акт, который бы специально определял именно федеральный или региональный тариф за рассматриваемое действие применительно к иностранным документам.</w:t>
-      </w:r>
-    </w:p>
-    <w:p>
-      <w:pPr>
-        <w:spacing w:before="0" w:after="0"/>
-        <w:ind w:left="240" w:right="240"/>
-        <w:shd w:val="clear" w:color="auto" w:fill="F3F3F3"/>
-      </w:pPr>
-      <w:r>
-        <w:rPr>
-          <w:rFonts w:ascii="Courier New" w:hAnsi="Courier New" w:cs="Courier New"/>
-          <w:sz w:val="20"/>
-        </w:rPr>
-        <w:t>URL1:</w:t>
-      </w:r>
-    </w:p>
-    <w:p>
-      <w:pPr>
-        <w:spacing w:before="0" w:after="0"/>
-        <w:ind w:left="240" w:right="240"/>
-        <w:shd w:val="clear" w:color="auto" w:fill="F3F3F3"/>
-      </w:pPr>
-      <w:r>
-        <w:rPr>
-          <w:rFonts w:ascii="Courier New" w:hAnsi="Courier New" w:cs="Courier New"/>
-          <w:sz w:val="20"/>
-        </w:rPr>
-        <w:t>отсутствует (специальный тарифный акт по блоку не выявлен)</w:t>
-      </w:r>
-    </w:p>
-    <w:p>
-      <w:pPr>
-        <w:spacing w:before="0" w:after="0"/>
-        <w:ind w:left="240" w:right="240"/>
-        <w:shd w:val="clear" w:color="auto" w:fill="F3F3F3"/>
-      </w:pPr>
-      <w:r>
-        <w:rPr>
-          <w:rFonts w:ascii="Courier New" w:hAnsi="Courier New" w:cs="Courier New"/>
-          <w:sz w:val="20"/>
-        </w:rPr>
-        <w:t/>
-      </w:r>
-    </w:p>
-    <w:p>
-      <w:pPr>
-        <w:spacing w:before="0" w:after="0"/>
-        <w:ind w:left="240" w:right="240"/>
-        <w:shd w:val="clear" w:color="auto" w:fill="F3F3F3"/>
-      </w:pPr>
-      <w:r>
-        <w:rPr>
-          <w:rFonts w:ascii="Courier New" w:hAnsi="Courier New" w:cs="Courier New"/>
-          <w:sz w:val="20"/>
-        </w:rPr>
-        <w:t>URL2:</w:t>
-      </w:r>
-    </w:p>
-    <w:p>
-      <w:pPr>
-        <w:spacing w:before="0" w:after="0"/>
-        <w:ind w:left="240" w:right="240"/>
-        <w:shd w:val="clear" w:color="auto" w:fill="F3F3F3"/>
-      </w:pPr>
-      <w:r>
-        <w:rPr>
-          <w:rFonts w:ascii="Courier New" w:hAnsi="Courier New" w:cs="Courier New"/>
-          <w:sz w:val="20"/>
-        </w:rPr>
-        <w:t>отсутствует (КАРАНТИН)</w:t>
-      </w:r>
-    </w:p>
-    <w:p>
-      <w:pPr>
-        <w:spacing w:before="0" w:after="40"/>
-      </w:pPr>
-      <w:r>
-        <w:rPr/>
-        <w:t>Каноническая строка поиска:</w:t>
-      </w:r>
-    </w:p>
-    <w:p>
-      <w:pPr>
-        <w:spacing w:before="0" w:after="40"/>
-      </w:pPr>
-      <w:r>
-        <w:rPr/>
-        <w:t>международный элемент тариф свидетельствование верности копий документов</w:t>
+        <w:t>Обязательственное право — НЕ ВЫЯВЛЕНО.</w:t>
       </w:r>
     </w:p>
     <w:p>
@@ -4764,7 +4134,7 @@
           <w:b/>
           <w:sz w:val="24"/>
         </w:rPr>
-        <w:t>XXI. ЛЕГАЛИЗАЦИЯ / АПОСТИЛЬ — НЕ ВЫЯВЛЕНО</w:t>
+        <w:t>XXIX. Рекламное право — НЕ ВЫЯВЛЕНО</w:t>
       </w:r>
     </w:p>
     <w:p>
@@ -4782,95 +4152,7 @@
       </w:pPr>
       <w:r>
         <w:rPr/>
-        <w:t>Специальный нормативный акт, который бы отдельно определял тариф именно по рассматриваемому действию через режим апостиля или консульской легализации, в рамках тарифной подтемы не выявлен.</w:t>
-      </w:r>
-    </w:p>
-    <w:p>
-      <w:pPr>
-        <w:spacing w:before="0" w:after="0"/>
-        <w:ind w:left="240" w:right="240"/>
-        <w:shd w:val="clear" w:color="auto" w:fill="F3F3F3"/>
-      </w:pPr>
-      <w:r>
-        <w:rPr>
-          <w:rFonts w:ascii="Courier New" w:hAnsi="Courier New" w:cs="Courier New"/>
-          <w:sz w:val="20"/>
-        </w:rPr>
-        <w:t>URL1:</w:t>
-      </w:r>
-    </w:p>
-    <w:p>
-      <w:pPr>
-        <w:spacing w:before="0" w:after="0"/>
-        <w:ind w:left="240" w:right="240"/>
-        <w:shd w:val="clear" w:color="auto" w:fill="F3F3F3"/>
-      </w:pPr>
-      <w:r>
-        <w:rPr>
-          <w:rFonts w:ascii="Courier New" w:hAnsi="Courier New" w:cs="Courier New"/>
-          <w:sz w:val="20"/>
-        </w:rPr>
-        <w:t>отсутствует (специальный тарифный акт по блоку не выявлен)</w:t>
-      </w:r>
-    </w:p>
-    <w:p>
-      <w:pPr>
-        <w:spacing w:before="0" w:after="0"/>
-        <w:ind w:left="240" w:right="240"/>
-        <w:shd w:val="clear" w:color="auto" w:fill="F3F3F3"/>
-      </w:pPr>
-      <w:r>
-        <w:rPr>
-          <w:rFonts w:ascii="Courier New" w:hAnsi="Courier New" w:cs="Courier New"/>
-          <w:sz w:val="20"/>
-        </w:rPr>
-        <w:t/>
-      </w:r>
-    </w:p>
-    <w:p>
-      <w:pPr>
-        <w:spacing w:before="0" w:after="0"/>
-        <w:ind w:left="240" w:right="240"/>
-        <w:shd w:val="clear" w:color="auto" w:fill="F3F3F3"/>
-      </w:pPr>
-      <w:r>
-        <w:rPr>
-          <w:rFonts w:ascii="Courier New" w:hAnsi="Courier New" w:cs="Courier New"/>
-          <w:sz w:val="20"/>
-        </w:rPr>
-        <w:t>URL2:</w:t>
-      </w:r>
-    </w:p>
-    <w:p>
-      <w:pPr>
-        <w:spacing w:before="0" w:after="0"/>
-        <w:ind w:left="240" w:right="240"/>
-        <w:shd w:val="clear" w:color="auto" w:fill="F3F3F3"/>
-      </w:pPr>
-      <w:r>
-        <w:rPr>
-          <w:rFonts w:ascii="Courier New" w:hAnsi="Courier New" w:cs="Courier New"/>
-          <w:sz w:val="20"/>
-        </w:rPr>
-        <w:t>отсутствует (КАРАНТИН)</w:t>
-      </w:r>
-    </w:p>
-    <w:p>
-      <w:pPr>
-        <w:spacing w:before="0" w:after="40"/>
-      </w:pPr>
-      <w:r>
-        <w:rPr/>
-        <w:t>Каноническая строка поиска:</w:t>
-      </w:r>
-    </w:p>
-    <w:p>
-      <w:pPr>
-        <w:spacing w:before="0" w:after="40"/>
-      </w:pPr>
-      <w:r>
-        <w:rPr/>
-        <w:t>апостиль легализация тариф свидетельствование верности копий документов</w:t>
+        <w:t>Рекламное право — НЕ ВЫЯВЛЕНО.</w:t>
       </w:r>
     </w:p>
     <w:p>
@@ -4891,7 +4173,7 @@
           <w:b/>
           <w:sz w:val="24"/>
         </w:rPr>
-        <w:t>XXII. НОТАРИАЛЬНЫЕ ДОКУМЕНТЫ И АРХИВ — НЕ ВЫЯВЛЕНО</w:t>
+        <w:t>XXX. Природоресурсное право — НЕ ВЫЯВЛЕНО</w:t>
       </w:r>
     </w:p>
     <w:p>
@@ -4909,95 +4191,7 @@
       </w:pPr>
       <w:r>
         <w:rPr/>
-        <w:t>Для подтемы 16.1.2 не выявлен самостоятельный тарифный акт, который бы связывал расчет федерального и регионального тарифа именно с архивным режимом либо с отдельным хранением нотариальных документов.</w:t>
-      </w:r>
-    </w:p>
-    <w:p>
-      <w:pPr>
-        <w:spacing w:before="0" w:after="0"/>
-        <w:ind w:left="240" w:right="240"/>
-        <w:shd w:val="clear" w:color="auto" w:fill="F3F3F3"/>
-      </w:pPr>
-      <w:r>
-        <w:rPr>
-          <w:rFonts w:ascii="Courier New" w:hAnsi="Courier New" w:cs="Courier New"/>
-          <w:sz w:val="20"/>
-        </w:rPr>
-        <w:t>URL1:</w:t>
-      </w:r>
-    </w:p>
-    <w:p>
-      <w:pPr>
-        <w:spacing w:before="0" w:after="0"/>
-        <w:ind w:left="240" w:right="240"/>
-        <w:shd w:val="clear" w:color="auto" w:fill="F3F3F3"/>
-      </w:pPr>
-      <w:r>
-        <w:rPr>
-          <w:rFonts w:ascii="Courier New" w:hAnsi="Courier New" w:cs="Courier New"/>
-          <w:sz w:val="20"/>
-        </w:rPr>
-        <w:t>отсутствует (самостоятельный тарифный акт по блоку не выявлен)</w:t>
-      </w:r>
-    </w:p>
-    <w:p>
-      <w:pPr>
-        <w:spacing w:before="0" w:after="0"/>
-        <w:ind w:left="240" w:right="240"/>
-        <w:shd w:val="clear" w:color="auto" w:fill="F3F3F3"/>
-      </w:pPr>
-      <w:r>
-        <w:rPr>
-          <w:rFonts w:ascii="Courier New" w:hAnsi="Courier New" w:cs="Courier New"/>
-          <w:sz w:val="20"/>
-        </w:rPr>
-        <w:t/>
-      </w:r>
-    </w:p>
-    <w:p>
-      <w:pPr>
-        <w:spacing w:before="0" w:after="0"/>
-        <w:ind w:left="240" w:right="240"/>
-        <w:shd w:val="clear" w:color="auto" w:fill="F3F3F3"/>
-      </w:pPr>
-      <w:r>
-        <w:rPr>
-          <w:rFonts w:ascii="Courier New" w:hAnsi="Courier New" w:cs="Courier New"/>
-          <w:sz w:val="20"/>
-        </w:rPr>
-        <w:t>URL2:</w:t>
-      </w:r>
-    </w:p>
-    <w:p>
-      <w:pPr>
-        <w:spacing w:before="0" w:after="0"/>
-        <w:ind w:left="240" w:right="240"/>
-        <w:shd w:val="clear" w:color="auto" w:fill="F3F3F3"/>
-      </w:pPr>
-      <w:r>
-        <w:rPr>
-          <w:rFonts w:ascii="Courier New" w:hAnsi="Courier New" w:cs="Courier New"/>
-          <w:sz w:val="20"/>
-        </w:rPr>
-        <w:t>отсутствует (КАРАНТИН)</w:t>
-      </w:r>
-    </w:p>
-    <w:p>
-      <w:pPr>
-        <w:spacing w:before="0" w:after="40"/>
-      </w:pPr>
-      <w:r>
-        <w:rPr/>
-        <w:t>Каноническая строка поиска:</w:t>
-      </w:r>
-    </w:p>
-    <w:p>
-      <w:pPr>
-        <w:spacing w:before="0" w:after="40"/>
-      </w:pPr>
-      <w:r>
-        <w:rPr/>
-        <w:t>архив нотариальные документы тариф свидетельствование верности копий документов</w:t>
+        <w:t>Природоресурсное право — НЕ ВЫЯВЛЕНО.</w:t>
       </w:r>
     </w:p>
     <w:p>
@@ -5018,7 +4212,7 @@
           <w:b/>
           <w:sz w:val="24"/>
         </w:rPr>
-        <w:t>XXIII. ПОДЗАКОННЫЕ АКТЫ МИНЮСТА — НАЙДЕНО</w:t>
+        <w:t>XXXI. Градостроительное право — НЕ ВЫЯВЛЕНО</w:t>
       </w:r>
     </w:p>
     <w:p>
@@ -5036,442 +4230,7 @@
       </w:pPr>
       <w:r>
         <w:rPr/>
-        <w:t>1. Вид документа: приказ Минюста России.</w:t>
-      </w:r>
-    </w:p>
-    <w:p>
-      <w:pPr>
-        <w:spacing w:before="0" w:after="40"/>
-      </w:pPr>
-      <w:r>
-        <w:rPr/>
-        <w:t>Полное наименование: Приказ Министерства юстиции Российской Федерации от 30.01.2025 № 15 «О внесении изменений в приказ Министерства юстиции Российской Федерации от 12.09.2023 № 253».</w:t>
-      </w:r>
-    </w:p>
-    <w:p>
-      <w:pPr>
-        <w:spacing w:before="0" w:after="40"/>
-      </w:pPr>
-      <w:r>
-        <w:rPr/>
-        <w:t>Орган: Министерство юстиции Российской Федерации.</w:t>
-      </w:r>
-    </w:p>
-    <w:p>
-      <w:pPr>
-        <w:spacing w:before="0" w:after="40"/>
-      </w:pPr>
-      <w:r>
-        <w:rPr/>
-        <w:t>Дата и номер: 30.01.2025 № 15.</w:t>
-      </w:r>
-    </w:p>
-    <w:p>
-      <w:pPr>
-        <w:spacing w:before="0" w:after="40"/>
-      </w:pPr>
-      <w:r>
-        <w:rPr/>
-        <w:t>Структурные элементы: приказ в целом; изменения к приказу № 253.</w:t>
-      </w:r>
-    </w:p>
-    <w:p>
-      <w:pPr>
-        <w:spacing w:before="0" w:after="40"/>
-      </w:pPr>
-      <w:r>
-        <w:rPr/>
-        <w:t>Подтверждение применимости: это первый корректирующий акт к базовому тарифному приказу № 253 в редакционной цепочке, актуальной для подтемы на 22.03.2026.</w:t>
-      </w:r>
-    </w:p>
-    <w:p>
-      <w:pPr>
-        <w:spacing w:before="0" w:after="0"/>
-        <w:ind w:left="240" w:right="240"/>
-        <w:shd w:val="clear" w:color="auto" w:fill="F3F3F3"/>
-      </w:pPr>
-      <w:r>
-        <w:rPr>
-          <w:rFonts w:ascii="Courier New" w:hAnsi="Courier New" w:cs="Courier New"/>
-          <w:sz w:val="20"/>
-        </w:rPr>
-        <w:t>URL1:</w:t>
-      </w:r>
-    </w:p>
-    <w:p>
-      <w:pPr>
-        <w:spacing w:before="0" w:after="0"/>
-        <w:ind w:left="240" w:right="240"/>
-        <w:shd w:val="clear" w:color="auto" w:fill="F3F3F3"/>
-      </w:pPr>
-      <w:r>
-        <w:rPr>
-          <w:rFonts w:ascii="Courier New" w:hAnsi="Courier New" w:cs="Courier New"/>
-          <w:sz w:val="20"/>
-        </w:rPr>
-        <w:t>https://rg.ru/documents/2025/02/04/minjust-prikaz15-site-dok.html</w:t>
-      </w:r>
-    </w:p>
-    <w:p>
-      <w:pPr>
-        <w:spacing w:before="0" w:after="0"/>
-        <w:ind w:left="240" w:right="240"/>
-        <w:shd w:val="clear" w:color="auto" w:fill="F3F3F3"/>
-      </w:pPr>
-      <w:r>
-        <w:rPr>
-          <w:rFonts w:ascii="Courier New" w:hAnsi="Courier New" w:cs="Courier New"/>
-          <w:sz w:val="20"/>
-        </w:rPr>
-        <w:t/>
-      </w:r>
-    </w:p>
-    <w:p>
-      <w:pPr>
-        <w:spacing w:before="0" w:after="0"/>
-        <w:ind w:left="240" w:right="240"/>
-        <w:shd w:val="clear" w:color="auto" w:fill="F3F3F3"/>
-      </w:pPr>
-      <w:r>
-        <w:rPr>
-          <w:rFonts w:ascii="Courier New" w:hAnsi="Courier New" w:cs="Courier New"/>
-          <w:sz w:val="20"/>
-        </w:rPr>
-        <w:t>URL2:</w:t>
-      </w:r>
-    </w:p>
-    <w:p>
-      <w:pPr>
-        <w:spacing w:before="0" w:after="0"/>
-        <w:ind w:left="240" w:right="240"/>
-        <w:shd w:val="clear" w:color="auto" w:fill="F3F3F3"/>
-      </w:pPr>
-      <w:r>
-        <w:rPr>
-          <w:rFonts w:ascii="Courier New" w:hAnsi="Courier New" w:cs="Courier New"/>
-          <w:sz w:val="20"/>
-        </w:rPr>
-        <w:t>https://www.consultant.ru/law/hotdocs/88208.html</w:t>
-      </w:r>
-    </w:p>
-    <w:p>
-      <w:pPr>
-        <w:spacing w:before="0" w:after="40"/>
-      </w:pPr>
-      <w:r>
-        <w:rPr/>
-        <w:t>Каноническая строка поиска:</w:t>
-      </w:r>
-    </w:p>
-    <w:p>
-      <w:pPr>
-        <w:spacing w:before="0" w:after="40"/>
-      </w:pPr>
-      <w:r>
-        <w:rPr/>
-        <w:t>Приказ Минюста России от 30.01.2025 № 15 изменения в приказ № 253</w:t>
-      </w:r>
-    </w:p>
-    <w:p>
-      <w:pPr>
-        <w:spacing w:before="0" w:after="40"/>
-      </w:pPr>
-      <w:r>
-        <w:rPr/>
-        <w:t/>
-      </w:r>
-    </w:p>
-    <w:p>
-      <w:pPr>
-        <w:spacing w:before="0" w:after="40"/>
-      </w:pPr>
-      <w:r>
-        <w:rPr/>
-        <w:t>2. Вид документа: приказ Минюста России.</w:t>
-      </w:r>
-    </w:p>
-    <w:p>
-      <w:pPr>
-        <w:spacing w:before="0" w:after="40"/>
-      </w:pPr>
-      <w:r>
-        <w:rPr/>
-        <w:t>Полное наименование: Приказ Министерства юстиции Российской Федерации от 22.08.2025 № 206 «О внесении изменений в приказ Министерства юстиции Российской Федерации от 12.09.2023 № 253».</w:t>
-      </w:r>
-    </w:p>
-    <w:p>
-      <w:pPr>
-        <w:spacing w:before="0" w:after="40"/>
-      </w:pPr>
-      <w:r>
-        <w:rPr/>
-        <w:t>Орган: Министерство юстиции Российской Федерации.</w:t>
-      </w:r>
-    </w:p>
-    <w:p>
-      <w:pPr>
-        <w:spacing w:before="0" w:after="40"/>
-      </w:pPr>
-      <w:r>
-        <w:rPr/>
-        <w:t>Дата и номер: 22.08.2025 № 206.</w:t>
-      </w:r>
-    </w:p>
-    <w:p>
-      <w:pPr>
-        <w:spacing w:before="0" w:after="40"/>
-      </w:pPr>
-      <w:r>
-        <w:rPr/>
-        <w:t>Структурные элементы: приказ в целом; изменения к приложению № 2 к приказу № 253.</w:t>
-      </w:r>
-    </w:p>
-    <w:p>
-      <w:pPr>
-        <w:spacing w:before="0" w:after="40"/>
-      </w:pPr>
-      <w:r>
-        <w:rPr/>
-        <w:t>Подтверждение применимости: акт скорректировал перечень льгот, применяемых к региональным тарифам, и потому входит в обязательную редакционную цепочку для текущей тарифной подтемы.</w:t>
-      </w:r>
-    </w:p>
-    <w:p>
-      <w:pPr>
-        <w:spacing w:before="0" w:after="0"/>
-        <w:ind w:left="240" w:right="240"/>
-        <w:shd w:val="clear" w:color="auto" w:fill="F3F3F3"/>
-      </w:pPr>
-      <w:r>
-        <w:rPr>
-          <w:rFonts w:ascii="Courier New" w:hAnsi="Courier New" w:cs="Courier New"/>
-          <w:sz w:val="20"/>
-        </w:rPr>
-        <w:t>URL1:</w:t>
-      </w:r>
-    </w:p>
-    <w:p>
-      <w:pPr>
-        <w:spacing w:before="0" w:after="0"/>
-        <w:ind w:left="240" w:right="240"/>
-        <w:shd w:val="clear" w:color="auto" w:fill="F3F3F3"/>
-      </w:pPr>
-      <w:r>
-        <w:rPr>
-          <w:rFonts w:ascii="Courier New" w:hAnsi="Courier New" w:cs="Courier New"/>
-          <w:sz w:val="20"/>
-        </w:rPr>
-        <w:t>https://www.consultant.ru/law/review/fed/fd2025-08-28.html</w:t>
-      </w:r>
-    </w:p>
-    <w:p>
-      <w:pPr>
-        <w:spacing w:before="0" w:after="0"/>
-        <w:ind w:left="240" w:right="240"/>
-        <w:shd w:val="clear" w:color="auto" w:fill="F3F3F3"/>
-      </w:pPr>
-      <w:r>
-        <w:rPr>
-          <w:rFonts w:ascii="Courier New" w:hAnsi="Courier New" w:cs="Courier New"/>
-          <w:sz w:val="20"/>
-        </w:rPr>
-        <w:t/>
-      </w:r>
-    </w:p>
-    <w:p>
-      <w:pPr>
-        <w:spacing w:before="0" w:after="0"/>
-        <w:ind w:left="240" w:right="240"/>
-        <w:shd w:val="clear" w:color="auto" w:fill="F3F3F3"/>
-      </w:pPr>
-      <w:r>
-        <w:rPr>
-          <w:rFonts w:ascii="Courier New" w:hAnsi="Courier New" w:cs="Courier New"/>
-          <w:sz w:val="20"/>
-        </w:rPr>
-        <w:t>URL2:</w:t>
-      </w:r>
-    </w:p>
-    <w:p>
-      <w:pPr>
-        <w:spacing w:before="0" w:after="0"/>
-        <w:ind w:left="240" w:right="240"/>
-        <w:shd w:val="clear" w:color="auto" w:fill="F3F3F3"/>
-      </w:pPr>
-      <w:r>
-        <w:rPr>
-          <w:rFonts w:ascii="Courier New" w:hAnsi="Courier New" w:cs="Courier New"/>
-          <w:sz w:val="20"/>
-        </w:rPr>
-        <w:t>https://www.consultant.ru/document/cons_doc_LAW_513075/</w:t>
-      </w:r>
-    </w:p>
-    <w:p>
-      <w:pPr>
-        <w:spacing w:before="0" w:after="40"/>
-      </w:pPr>
-      <w:r>
-        <w:rPr/>
-        <w:t>Каноническая строка поиска:</w:t>
-      </w:r>
-    </w:p>
-    <w:p>
-      <w:pPr>
-        <w:spacing w:before="0" w:after="40"/>
-      </w:pPr>
-      <w:r>
-        <w:rPr/>
-        <w:t>Приказ Минюста России от 22.08.2025 № 206 изменения в приказ № 253 региональный тариф</w:t>
-      </w:r>
-    </w:p>
-    <w:p>
-      <w:pPr>
-        <w:spacing w:before="0" w:after="40"/>
-      </w:pPr>
-      <w:r>
-        <w:rPr/>
-        <w:t/>
-      </w:r>
-    </w:p>
-    <w:p>
-      <w:pPr>
-        <w:spacing w:before="0" w:after="40"/>
-      </w:pPr>
-      <w:r>
-        <w:rPr/>
-        <w:t>3. Вид документа: приказ Минюста России.</w:t>
-      </w:r>
-    </w:p>
-    <w:p>
-      <w:pPr>
-        <w:spacing w:before="0" w:after="40"/>
-      </w:pPr>
-      <w:r>
-        <w:rPr/>
-        <w:t>Полное наименование: Приказ Министерства юстиции Российской Федерации от 01.12.2025 № 326 «О внесении изменений в приказ Министерства юстиции Российской Федерации от 12.09.2023 № 253».</w:t>
-      </w:r>
-    </w:p>
-    <w:p>
-      <w:pPr>
-        <w:spacing w:before="0" w:after="40"/>
-      </w:pPr>
-      <w:r>
-        <w:rPr/>
-        <w:t>Орган: Министерство юстиции Российской Федерации.</w:t>
-      </w:r>
-    </w:p>
-    <w:p>
-      <w:pPr>
-        <w:spacing w:before="0" w:after="40"/>
-      </w:pPr>
-      <w:r>
-        <w:rPr/>
-        <w:t>Дата и номер: 01.12.2025 № 326.</w:t>
-      </w:r>
-    </w:p>
-    <w:p>
-      <w:pPr>
-        <w:spacing w:before="0" w:after="40"/>
-      </w:pPr>
-      <w:r>
-        <w:rPr/>
-        <w:t>Структурные элементы: приказ в целом; изменения к приложению № 2 к приказу № 253.</w:t>
-      </w:r>
-    </w:p>
-    <w:p>
-      <w:pPr>
-        <w:spacing w:before="0" w:after="40"/>
-      </w:pPr>
-      <w:r>
-        <w:rPr/>
-        <w:t>Подтверждение применимости: это следующий корректирующий акт к перечню льгот по региональному тарифу, который должен учитываться в редакции тарифного режима по состоянию на 22.03.2026.</w:t>
-      </w:r>
-    </w:p>
-    <w:p>
-      <w:pPr>
-        <w:spacing w:before="0" w:after="0"/>
-        <w:ind w:left="240" w:right="240"/>
-        <w:shd w:val="clear" w:color="auto" w:fill="F3F3F3"/>
-      </w:pPr>
-      <w:r>
-        <w:rPr>
-          <w:rFonts w:ascii="Courier New" w:hAnsi="Courier New" w:cs="Courier New"/>
-          <w:sz w:val="20"/>
-        </w:rPr>
-        <w:t>URL1:</w:t>
-      </w:r>
-    </w:p>
-    <w:p>
-      <w:pPr>
-        <w:spacing w:before="0" w:after="0"/>
-        <w:ind w:left="240" w:right="240"/>
-        <w:shd w:val="clear" w:color="auto" w:fill="F3F3F3"/>
-      </w:pPr>
-      <w:r>
-        <w:rPr>
-          <w:rFonts w:ascii="Courier New" w:hAnsi="Courier New" w:cs="Courier New"/>
-          <w:sz w:val="20"/>
-        </w:rPr>
-        <w:t>https://www.consultant.ru/law/review/fed/fd2025-12-09.html</w:t>
-      </w:r>
-    </w:p>
-    <w:p>
-      <w:pPr>
-        <w:spacing w:before="0" w:after="0"/>
-        <w:ind w:left="240" w:right="240"/>
-        <w:shd w:val="clear" w:color="auto" w:fill="F3F3F3"/>
-      </w:pPr>
-      <w:r>
-        <w:rPr>
-          <w:rFonts w:ascii="Courier New" w:hAnsi="Courier New" w:cs="Courier New"/>
-          <w:sz w:val="20"/>
-        </w:rPr>
-        <w:t/>
-      </w:r>
-    </w:p>
-    <w:p>
-      <w:pPr>
-        <w:spacing w:before="0" w:after="0"/>
-        <w:ind w:left="240" w:right="240"/>
-        <w:shd w:val="clear" w:color="auto" w:fill="F3F3F3"/>
-      </w:pPr>
-      <w:r>
-        <w:rPr>
-          <w:rFonts w:ascii="Courier New" w:hAnsi="Courier New" w:cs="Courier New"/>
-          <w:sz w:val="20"/>
-        </w:rPr>
-        <w:t>URL2:</w:t>
-      </w:r>
-    </w:p>
-    <w:p>
-      <w:pPr>
-        <w:spacing w:before="0" w:after="0"/>
-        <w:ind w:left="240" w:right="240"/>
-        <w:shd w:val="clear" w:color="auto" w:fill="F3F3F3"/>
-      </w:pPr>
-      <w:r>
-        <w:rPr>
-          <w:rFonts w:ascii="Courier New" w:hAnsi="Courier New" w:cs="Courier New"/>
-          <w:sz w:val="20"/>
-        </w:rPr>
-        <w:t>https://www.consultant.ru/document/cons_doc_LAW_520938/</w:t>
-      </w:r>
-    </w:p>
-    <w:p>
-      <w:pPr>
-        <w:spacing w:before="0" w:after="40"/>
-      </w:pPr>
-      <w:r>
-        <w:rPr/>
-        <w:t>Каноническая строка поиска:</w:t>
-      </w:r>
-    </w:p>
-    <w:p>
-      <w:pPr>
-        <w:spacing w:before="0" w:after="40"/>
-      </w:pPr>
-      <w:r>
-        <w:rPr/>
-        <w:t>Приказ Минюста России от 01.12.2025 № 326 изменения в приказ № 253 региональный тариф</w:t>
+        <w:t>Градостроительное право — НЕ ВЫЯВЛЕНО.</w:t>
       </w:r>
     </w:p>
     <w:p>
@@ -5492,7 +4251,7 @@
           <w:b/>
           <w:sz w:val="24"/>
         </w:rPr>
-        <w:t>XXIV. АКТЫ ФНП — НАЙДЕНО</w:t>
+        <w:t>XXXII. Воздушное право / гражданская авиация — НЕ ВЫЯВЛЕНО</w:t>
       </w:r>
     </w:p>
     <w:p>
@@ -5510,131 +4269,7 @@
       </w:pPr>
       <w:r>
         <w:rPr/>
-        <w:t>1. Вид документа: официальный информационный материал Федеральной нотариальной палаты.</w:t>
-      </w:r>
-    </w:p>
-    <w:p>
-      <w:pPr>
-        <w:spacing w:before="0" w:after="40"/>
-      </w:pPr>
-      <w:r>
-        <w:rPr/>
-        <w:t>Полное наименование: Региональные тарифы.</w:t>
-      </w:r>
-    </w:p>
-    <w:p>
-      <w:pPr>
-        <w:spacing w:before="0" w:after="40"/>
-      </w:pPr>
-      <w:r>
-        <w:rPr/>
-        <w:t>Орган: Федеральная нотариальная палата.</w:t>
-      </w:r>
-    </w:p>
-    <w:p>
-      <w:pPr>
-        <w:spacing w:before="0" w:after="40"/>
-      </w:pPr>
-      <w:r>
-        <w:rPr/>
-        <w:t>Структурный элемент: раздел о региональных тарифах.</w:t>
-      </w:r>
-    </w:p>
-    <w:p>
-      <w:pPr>
-        <w:spacing w:before="0" w:after="40"/>
-      </w:pPr>
-      <w:r>
-        <w:rPr/>
-        <w:t>Подтверждение применимости: блок прямо относится к теме, поскольку через него подтверждается регионально-локальная конкретизация предельных размеров региональных тарифов и невозможность назвать одну универсальную сумму без указания субъекта РФ.</w:t>
-      </w:r>
-    </w:p>
-    <w:p>
-      <w:pPr>
-        <w:spacing w:before="0" w:after="0"/>
-        <w:ind w:left="240" w:right="240"/>
-        <w:shd w:val="clear" w:color="auto" w:fill="F3F3F3"/>
-      </w:pPr>
-      <w:r>
-        <w:rPr>
-          <w:rFonts w:ascii="Courier New" w:hAnsi="Courier New" w:cs="Courier New"/>
-          <w:sz w:val="20"/>
-        </w:rPr>
-        <w:t>URL1:</w:t>
-      </w:r>
-    </w:p>
-    <w:p>
-      <w:pPr>
-        <w:spacing w:before="0" w:after="0"/>
-        <w:ind w:left="240" w:right="240"/>
-        <w:shd w:val="clear" w:color="auto" w:fill="F3F3F3"/>
-      </w:pPr>
-      <w:r>
-        <w:rPr>
-          <w:rFonts w:ascii="Courier New" w:hAnsi="Courier New" w:cs="Courier New"/>
-          <w:sz w:val="20"/>
-        </w:rPr>
-        <w:t>https://notariat.ru/ru-ru/actions-and-tariffs/regional-rates/</w:t>
-      </w:r>
-    </w:p>
-    <w:p>
-      <w:pPr>
-        <w:spacing w:before="0" w:after="0"/>
-        <w:ind w:left="240" w:right="240"/>
-        <w:shd w:val="clear" w:color="auto" w:fill="F3F3F3"/>
-      </w:pPr>
-      <w:r>
-        <w:rPr>
-          <w:rFonts w:ascii="Courier New" w:hAnsi="Courier New" w:cs="Courier New"/>
-          <w:sz w:val="20"/>
-        </w:rPr>
-        <w:t/>
-      </w:r>
-    </w:p>
-    <w:p>
-      <w:pPr>
-        <w:spacing w:before="0" w:after="0"/>
-        <w:ind w:left="240" w:right="240"/>
-        <w:shd w:val="clear" w:color="auto" w:fill="F3F3F3"/>
-      </w:pPr>
-      <w:r>
-        <w:rPr>
-          <w:rFonts w:ascii="Courier New" w:hAnsi="Courier New" w:cs="Courier New"/>
-          <w:sz w:val="20"/>
-        </w:rPr>
-        <w:t>URL2:</w:t>
-      </w:r>
-    </w:p>
-    <w:p>
-      <w:pPr>
-        <w:spacing w:before="0" w:after="0"/>
-        <w:ind w:left="240" w:right="240"/>
-        <w:shd w:val="clear" w:color="auto" w:fill="F3F3F3"/>
-      </w:pPr>
-      <w:r>
-        <w:rPr>
-          <w:rFonts w:ascii="Courier New" w:hAnsi="Courier New" w:cs="Courier New"/>
-          <w:sz w:val="20"/>
-        </w:rPr>
-        <w:t>отсутствует (КАРАНТИН)</w:t>
-      </w:r>
-    </w:p>
-    <w:p>
-      <w:pPr>
-        <w:spacing w:before="0" w:after="40"/>
-      </w:pPr>
-      <w:r>
-        <w:rPr/>
-        <w:t>Каноническая строка поиска:</w:t>
-      </w:r>
-    </w:p>
-    <w:p>
-      <w:pPr>
-        <w:spacing w:before="0" w:after="40"/>
-      </w:pPr>
-      <w:r>
-        <w:rPr/>
-        <w:t>ФНП региональные тарифы нотариальные действия</w:t>
+        <w:t>Воздушное право / гражданская авиация — НЕ ВЫЯВЛЕНО.</w:t>
       </w:r>
     </w:p>
     <w:p>
@@ -5655,7 +4290,7 @@
           <w:b/>
           <w:sz w:val="24"/>
         </w:rPr>
-        <w:t>XXV. РАЗЪЯСНЕНИЯ ВЫСШЕЙ СУДЕБНОЙ ИНСТАНЦИИ — НЕ ВЫЯВЛЕНО</w:t>
+        <w:t>XXXIII. Транспортное право: морское и внутренний водный транспорт — НЕ ВЫЯВЛЕНО</w:t>
       </w:r>
     </w:p>
     <w:p>
@@ -5673,95 +4308,7 @@
       </w:pPr>
       <w:r>
         <w:rPr/>
-        <w:t>Специальный акт Пленума Верховного Суда Российской Федерации или иное отдельное разъяснение высшей судебной инстанции, прямо посвященное именно исчислению федерального и регионального тарифа по рассматриваемому действию, не выявлено.</w:t>
-      </w:r>
-    </w:p>
-    <w:p>
-      <w:pPr>
-        <w:spacing w:before="0" w:after="0"/>
-        <w:ind w:left="240" w:right="240"/>
-        <w:shd w:val="clear" w:color="auto" w:fill="F3F3F3"/>
-      </w:pPr>
-      <w:r>
-        <w:rPr>
-          <w:rFonts w:ascii="Courier New" w:hAnsi="Courier New" w:cs="Courier New"/>
-          <w:sz w:val="20"/>
-        </w:rPr>
-        <w:t>URL1:</w:t>
-      </w:r>
-    </w:p>
-    <w:p>
-      <w:pPr>
-        <w:spacing w:before="0" w:after="0"/>
-        <w:ind w:left="240" w:right="240"/>
-        <w:shd w:val="clear" w:color="auto" w:fill="F3F3F3"/>
-      </w:pPr>
-      <w:r>
-        <w:rPr>
-          <w:rFonts w:ascii="Courier New" w:hAnsi="Courier New" w:cs="Courier New"/>
-          <w:sz w:val="20"/>
-        </w:rPr>
-        <w:t>отсутствует (специальное разъяснение по блоку не выявлено)</w:t>
-      </w:r>
-    </w:p>
-    <w:p>
-      <w:pPr>
-        <w:spacing w:before="0" w:after="0"/>
-        <w:ind w:left="240" w:right="240"/>
-        <w:shd w:val="clear" w:color="auto" w:fill="F3F3F3"/>
-      </w:pPr>
-      <w:r>
-        <w:rPr>
-          <w:rFonts w:ascii="Courier New" w:hAnsi="Courier New" w:cs="Courier New"/>
-          <w:sz w:val="20"/>
-        </w:rPr>
-        <w:t/>
-      </w:r>
-    </w:p>
-    <w:p>
-      <w:pPr>
-        <w:spacing w:before="0" w:after="0"/>
-        <w:ind w:left="240" w:right="240"/>
-        <w:shd w:val="clear" w:color="auto" w:fill="F3F3F3"/>
-      </w:pPr>
-      <w:r>
-        <w:rPr>
-          <w:rFonts w:ascii="Courier New" w:hAnsi="Courier New" w:cs="Courier New"/>
-          <w:sz w:val="20"/>
-        </w:rPr>
-        <w:t>URL2:</w:t>
-      </w:r>
-    </w:p>
-    <w:p>
-      <w:pPr>
-        <w:spacing w:before="0" w:after="0"/>
-        <w:ind w:left="240" w:right="240"/>
-        <w:shd w:val="clear" w:color="auto" w:fill="F3F3F3"/>
-      </w:pPr>
-      <w:r>
-        <w:rPr>
-          <w:rFonts w:ascii="Courier New" w:hAnsi="Courier New" w:cs="Courier New"/>
-          <w:sz w:val="20"/>
-        </w:rPr>
-        <w:t>отсутствует (КАРАНТИН)</w:t>
-      </w:r>
-    </w:p>
-    <w:p>
-      <w:pPr>
-        <w:spacing w:before="0" w:after="40"/>
-      </w:pPr>
-      <w:r>
-        <w:rPr/>
-        <w:t>Каноническая строка поиска:</w:t>
-      </w:r>
-    </w:p>
-    <w:p>
-      <w:pPr>
-        <w:spacing w:before="0" w:after="40"/>
-      </w:pPr>
-      <w:r>
-        <w:rPr/>
-        <w:t>Пленум Верховного Суда нотариальный тариф свидетельствование верности копий документов</w:t>
+        <w:t>Транспортное право: морское и внутренний водный транспорт — НЕ ВЫЯВЛЕНО.</w:t>
       </w:r>
     </w:p>
     <w:p>
@@ -5782,7 +4329,7 @@
           <w:b/>
           <w:sz w:val="24"/>
         </w:rPr>
-        <w:t>XXVI. ВЕДОМСТВЕННЫЕ АКТЫ ИНЫХ ОРГАНОВ — НЕ ВЫЯВЛЕНО</w:t>
+        <w:t>XXXIV. Бюджетное право — НЕ ВЫЯВЛЕНО</w:t>
       </w:r>
     </w:p>
     <w:p>
@@ -5800,95 +4347,7 @@
       </w:pPr>
       <w:r>
         <w:rPr/>
-        <w:t>Для тарифной подтемы не выявлены самостоятельные обязательные ведомственные акты иных органов исполнительной власти, которые бы дополняли или заменяли тарифный режим, установленный Основами и приказом Минюста № 253.</w:t>
-      </w:r>
-    </w:p>
-    <w:p>
-      <w:pPr>
-        <w:spacing w:before="0" w:after="0"/>
-        <w:ind w:left="240" w:right="240"/>
-        <w:shd w:val="clear" w:color="auto" w:fill="F3F3F3"/>
-      </w:pPr>
-      <w:r>
-        <w:rPr>
-          <w:rFonts w:ascii="Courier New" w:hAnsi="Courier New" w:cs="Courier New"/>
-          <w:sz w:val="20"/>
-        </w:rPr>
-        <w:t>URL1:</w:t>
-      </w:r>
-    </w:p>
-    <w:p>
-      <w:pPr>
-        <w:spacing w:before="0" w:after="0"/>
-        <w:ind w:left="240" w:right="240"/>
-        <w:shd w:val="clear" w:color="auto" w:fill="F3F3F3"/>
-      </w:pPr>
-      <w:r>
-        <w:rPr>
-          <w:rFonts w:ascii="Courier New" w:hAnsi="Courier New" w:cs="Courier New"/>
-          <w:sz w:val="20"/>
-        </w:rPr>
-        <w:t>отсутствует (самостоятельный ведомственный акт по блоку не выявлен)</w:t>
-      </w:r>
-    </w:p>
-    <w:p>
-      <w:pPr>
-        <w:spacing w:before="0" w:after="0"/>
-        <w:ind w:left="240" w:right="240"/>
-        <w:shd w:val="clear" w:color="auto" w:fill="F3F3F3"/>
-      </w:pPr>
-      <w:r>
-        <w:rPr>
-          <w:rFonts w:ascii="Courier New" w:hAnsi="Courier New" w:cs="Courier New"/>
-          <w:sz w:val="20"/>
-        </w:rPr>
-        <w:t/>
-      </w:r>
-    </w:p>
-    <w:p>
-      <w:pPr>
-        <w:spacing w:before="0" w:after="0"/>
-        <w:ind w:left="240" w:right="240"/>
-        <w:shd w:val="clear" w:color="auto" w:fill="F3F3F3"/>
-      </w:pPr>
-      <w:r>
-        <w:rPr>
-          <w:rFonts w:ascii="Courier New" w:hAnsi="Courier New" w:cs="Courier New"/>
-          <w:sz w:val="20"/>
-        </w:rPr>
-        <w:t>URL2:</w:t>
-      </w:r>
-    </w:p>
-    <w:p>
-      <w:pPr>
-        <w:spacing w:before="0" w:after="0"/>
-        <w:ind w:left="240" w:right="240"/>
-        <w:shd w:val="clear" w:color="auto" w:fill="F3F3F3"/>
-      </w:pPr>
-      <w:r>
-        <w:rPr>
-          <w:rFonts w:ascii="Courier New" w:hAnsi="Courier New" w:cs="Courier New"/>
-          <w:sz w:val="20"/>
-        </w:rPr>
-        <w:t>отсутствует (КАРАНТИН)</w:t>
-      </w:r>
-    </w:p>
-    <w:p>
-      <w:pPr>
-        <w:spacing w:before="0" w:after="40"/>
-      </w:pPr>
-      <w:r>
-        <w:rPr/>
-        <w:t>Каноническая строка поиска:</w:t>
-      </w:r>
-    </w:p>
-    <w:p>
-      <w:pPr>
-        <w:spacing w:before="0" w:after="40"/>
-      </w:pPr>
-      <w:r>
-        <w:rPr/>
-        <w:t>ведомственные акты иных органов тариф свидетельствование верности копий документов</w:t>
+        <w:t>Бюджетное право — НЕ ВЫЯВЛЕНО как самостоятельный специальный блок для существа подтемы 16.1.2.</w:t>
       </w:r>
     </w:p>
     <w:p>
@@ -5909,7 +4368,7 @@
           <w:b/>
           <w:sz w:val="24"/>
         </w:rPr>
-        <w:t>XXVII. СПЕЦИАЛЬНЫЕ ЗАПРЕТЫ И ОГРАНИЧЕНИЯ НА ВИДЫ ДОКУМЕНТОВ — НАЙДЕНО ОГРАНИЧЕННО</w:t>
+        <w:t>XXXV. Антимонопольное / конкурентное право — НЕ ВЫЯВЛЕНО</w:t>
       </w:r>
     </w:p>
     <w:p>
@@ -5927,131 +4386,7 @@
       </w:pPr>
       <w:r>
         <w:rPr/>
-        <w:t>1. Вид документа: официальный информационный материал Федеральной нотариальной палаты.</w:t>
-      </w:r>
-    </w:p>
-    <w:p>
-      <w:pPr>
-        <w:spacing w:before="0" w:after="40"/>
-      </w:pPr>
-      <w:r>
-        <w:rPr/>
-        <w:t>Полное наименование: Региональные тарифы.</w:t>
-      </w:r>
-    </w:p>
-    <w:p>
-      <w:pPr>
-        <w:spacing w:before="0" w:after="40"/>
-      </w:pPr>
-      <w:r>
-        <w:rPr/>
-        <w:t>Орган: Федеральная нотариальная палата.</w:t>
-      </w:r>
-    </w:p>
-    <w:p>
-      <w:pPr>
-        <w:spacing w:before="0" w:after="40"/>
-      </w:pPr>
-      <w:r>
-        <w:rPr/>
-        <w:t>Структурный элемент: раздел о региональных тарифах.</w:t>
-      </w:r>
-    </w:p>
-    <w:p>
-      <w:pPr>
-        <w:spacing w:before="0" w:after="40"/>
-      </w:pPr>
-      <w:r>
-        <w:rPr/>
-        <w:t>Подтверждение применимости: по тарифной подтеме этот блок выражается не в материальном запрете на документ, а в ограничении индивидуализации: без указания конкретного субъекта Российской Федерации нельзя законно назвать один подтвержденный размер регионального тарифа по рассматриваемому действию.</w:t>
-      </w:r>
-    </w:p>
-    <w:p>
-      <w:pPr>
-        <w:spacing w:before="0" w:after="0"/>
-        <w:ind w:left="240" w:right="240"/>
-        <w:shd w:val="clear" w:color="auto" w:fill="F3F3F3"/>
-      </w:pPr>
-      <w:r>
-        <w:rPr>
-          <w:rFonts w:ascii="Courier New" w:hAnsi="Courier New" w:cs="Courier New"/>
-          <w:sz w:val="20"/>
-        </w:rPr>
-        <w:t>URL1:</w:t>
-      </w:r>
-    </w:p>
-    <w:p>
-      <w:pPr>
-        <w:spacing w:before="0" w:after="0"/>
-        <w:ind w:left="240" w:right="240"/>
-        <w:shd w:val="clear" w:color="auto" w:fill="F3F3F3"/>
-      </w:pPr>
-      <w:r>
-        <w:rPr>
-          <w:rFonts w:ascii="Courier New" w:hAnsi="Courier New" w:cs="Courier New"/>
-          <w:sz w:val="20"/>
-        </w:rPr>
-        <w:t>https://notariat.ru/ru-ru/actions-and-tariffs/regional-rates/</w:t>
-      </w:r>
-    </w:p>
-    <w:p>
-      <w:pPr>
-        <w:spacing w:before="0" w:after="0"/>
-        <w:ind w:left="240" w:right="240"/>
-        <w:shd w:val="clear" w:color="auto" w:fill="F3F3F3"/>
-      </w:pPr>
-      <w:r>
-        <w:rPr>
-          <w:rFonts w:ascii="Courier New" w:hAnsi="Courier New" w:cs="Courier New"/>
-          <w:sz w:val="20"/>
-        </w:rPr>
-        <w:t/>
-      </w:r>
-    </w:p>
-    <w:p>
-      <w:pPr>
-        <w:spacing w:before="0" w:after="0"/>
-        <w:ind w:left="240" w:right="240"/>
-        <w:shd w:val="clear" w:color="auto" w:fill="F3F3F3"/>
-      </w:pPr>
-      <w:r>
-        <w:rPr>
-          <w:rFonts w:ascii="Courier New" w:hAnsi="Courier New" w:cs="Courier New"/>
-          <w:sz w:val="20"/>
-        </w:rPr>
-        <w:t>URL2:</w:t>
-      </w:r>
-    </w:p>
-    <w:p>
-      <w:pPr>
-        <w:spacing w:before="0" w:after="0"/>
-        <w:ind w:left="240" w:right="240"/>
-        <w:shd w:val="clear" w:color="auto" w:fill="F3F3F3"/>
-      </w:pPr>
-      <w:r>
-        <w:rPr>
-          <w:rFonts w:ascii="Courier New" w:hAnsi="Courier New" w:cs="Courier New"/>
-          <w:sz w:val="20"/>
-        </w:rPr>
-        <w:t>отсутствует (КАРАНТИН)</w:t>
-      </w:r>
-    </w:p>
-    <w:p>
-      <w:pPr>
-        <w:spacing w:before="0" w:after="40"/>
-      </w:pPr>
-      <w:r>
-        <w:rPr/>
-        <w:t>Каноническая строка поиска:</w:t>
-      </w:r>
-    </w:p>
-    <w:p>
-      <w:pPr>
-        <w:spacing w:before="0" w:after="40"/>
-      </w:pPr>
-      <w:r>
-        <w:rPr/>
-        <w:t>региональные тарифы нотариальная палата субъект Российской Федерации ограничение индивидуализации</w:t>
+        <w:t>Антимонопольное / конкурентное право — НЕ ВЫЯВЛЕНО.</w:t>
       </w:r>
     </w:p>
     <w:p>
@@ -6072,7 +4407,7 @@
           <w:b/>
           <w:sz w:val="24"/>
         </w:rPr>
-        <w:t>XXVIII. ЯЗЫК ДОКУМЕНТА / ПЕРЕВОД — НЕ ВЫЯВЛЕНО</w:t>
+        <w:t>XXXVI. Миграционное и гражданство — НЕ ВЫЯВЛЕНО</w:t>
       </w:r>
     </w:p>
     <w:p>
@@ -6090,95 +4425,7 @@
       </w:pPr>
       <w:r>
         <w:rPr/>
-        <w:t>Специальный тарифный документ, связывающий исчисление федерального или регионального тарифа по рассматриваемому действию именно с языком документа или переводом, по подтеме не выявлен.</w:t>
-      </w:r>
-    </w:p>
-    <w:p>
-      <w:pPr>
-        <w:spacing w:before="0" w:after="0"/>
-        <w:ind w:left="240" w:right="240"/>
-        <w:shd w:val="clear" w:color="auto" w:fill="F3F3F3"/>
-      </w:pPr>
-      <w:r>
-        <w:rPr>
-          <w:rFonts w:ascii="Courier New" w:hAnsi="Courier New" w:cs="Courier New"/>
-          <w:sz w:val="20"/>
-        </w:rPr>
-        <w:t>URL1:</w:t>
-      </w:r>
-    </w:p>
-    <w:p>
-      <w:pPr>
-        <w:spacing w:before="0" w:after="0"/>
-        <w:ind w:left="240" w:right="240"/>
-        <w:shd w:val="clear" w:color="auto" w:fill="F3F3F3"/>
-      </w:pPr>
-      <w:r>
-        <w:rPr>
-          <w:rFonts w:ascii="Courier New" w:hAnsi="Courier New" w:cs="Courier New"/>
-          <w:sz w:val="20"/>
-        </w:rPr>
-        <w:t>отсутствует (самостоятельный тарифный акт по блоку не выявлен)</w:t>
-      </w:r>
-    </w:p>
-    <w:p>
-      <w:pPr>
-        <w:spacing w:before="0" w:after="0"/>
-        <w:ind w:left="240" w:right="240"/>
-        <w:shd w:val="clear" w:color="auto" w:fill="F3F3F3"/>
-      </w:pPr>
-      <w:r>
-        <w:rPr>
-          <w:rFonts w:ascii="Courier New" w:hAnsi="Courier New" w:cs="Courier New"/>
-          <w:sz w:val="20"/>
-        </w:rPr>
-        <w:t/>
-      </w:r>
-    </w:p>
-    <w:p>
-      <w:pPr>
-        <w:spacing w:before="0" w:after="0"/>
-        <w:ind w:left="240" w:right="240"/>
-        <w:shd w:val="clear" w:color="auto" w:fill="F3F3F3"/>
-      </w:pPr>
-      <w:r>
-        <w:rPr>
-          <w:rFonts w:ascii="Courier New" w:hAnsi="Courier New" w:cs="Courier New"/>
-          <w:sz w:val="20"/>
-        </w:rPr>
-        <w:t>URL2:</w:t>
-      </w:r>
-    </w:p>
-    <w:p>
-      <w:pPr>
-        <w:spacing w:before="0" w:after="0"/>
-        <w:ind w:left="240" w:right="240"/>
-        <w:shd w:val="clear" w:color="auto" w:fill="F3F3F3"/>
-      </w:pPr>
-      <w:r>
-        <w:rPr>
-          <w:rFonts w:ascii="Courier New" w:hAnsi="Courier New" w:cs="Courier New"/>
-          <w:sz w:val="20"/>
-        </w:rPr>
-        <w:t>отсутствует (КАРАНТИН)</w:t>
-      </w:r>
-    </w:p>
-    <w:p>
-      <w:pPr>
-        <w:spacing w:before="0" w:after="40"/>
-      </w:pPr>
-      <w:r>
-        <w:rPr/>
-        <w:t>Каноническая строка поиска:</w:t>
-      </w:r>
-    </w:p>
-    <w:p>
-      <w:pPr>
-        <w:spacing w:before="0" w:after="40"/>
-      </w:pPr>
-      <w:r>
-        <w:rPr/>
-        <w:t>язык документа перевод тариф свидетельствование верности копий документов</w:t>
+        <w:t>Миграционное и гражданство — НЕ ВЫЯВЛЕНО.</w:t>
       </w:r>
     </w:p>
     <w:p>
@@ -6199,7 +4446,7 @@
           <w:b/>
           <w:sz w:val="24"/>
         </w:rPr>
-        <w:t>XXIX. КОПИЯ С КОПИИ — НЕ ВЫЯВЛЕНО</w:t>
+        <w:t>XXXVII. Энергетическое право — НЕ ВЫЯВЛЕНО</w:t>
       </w:r>
     </w:p>
     <w:p>
@@ -6217,1237 +4464,25 @@
       </w:pPr>
       <w:r>
         <w:rPr/>
-        <w:t>В рамках текущей тарифной подтемы отдельная самостоятельная тарифная норма именно для копии с копии не выделена. Подтема 16.1.2 сформулирована уже в более узкой привязке к копиям документов и выпискам из них, поэтому самостоятельный тарифный блок по копии с копии в данном цикле не индивидуализирован.</w:t>
-      </w:r>
-    </w:p>
-    <w:p>
-      <w:pPr>
-        <w:spacing w:before="0" w:after="0"/>
-        <w:ind w:left="240" w:right="240"/>
-        <w:shd w:val="clear" w:color="auto" w:fill="F3F3F3"/>
-      </w:pPr>
-      <w:r>
-        <w:rPr>
-          <w:rFonts w:ascii="Courier New" w:hAnsi="Courier New" w:cs="Courier New"/>
-          <w:sz w:val="20"/>
-        </w:rPr>
-        <w:t>URL1:</w:t>
-      </w:r>
-    </w:p>
-    <w:p>
-      <w:pPr>
-        <w:spacing w:before="0" w:after="0"/>
-        <w:ind w:left="240" w:right="240"/>
-        <w:shd w:val="clear" w:color="auto" w:fill="F3F3F3"/>
-      </w:pPr>
-      <w:r>
-        <w:rPr>
-          <w:rFonts w:ascii="Courier New" w:hAnsi="Courier New" w:cs="Courier New"/>
-          <w:sz w:val="20"/>
-        </w:rPr>
-        <w:t>отсутствует (самостоятельная тарифная норма по блоку не индивидуализирована)</w:t>
-      </w:r>
-    </w:p>
-    <w:p>
-      <w:pPr>
-        <w:spacing w:before="0" w:after="0"/>
-        <w:ind w:left="240" w:right="240"/>
-        <w:shd w:val="clear" w:color="auto" w:fill="F3F3F3"/>
-      </w:pPr>
-      <w:r>
-        <w:rPr>
-          <w:rFonts w:ascii="Courier New" w:hAnsi="Courier New" w:cs="Courier New"/>
-          <w:sz w:val="20"/>
-        </w:rPr>
+        <w:t>Энергетическое право — НЕ ВЫЯВЛЕНО.</w:t>
+      </w:r>
+    </w:p>
+    <w:p>
+      <w:pPr>
+        <w:spacing w:before="0" w:after="40"/>
+      </w:pPr>
+      <w:r>
+        <w:rPr/>
         <w:t/>
       </w:r>
     </w:p>
     <w:p>
       <w:pPr>
-        <w:spacing w:before="0" w:after="0"/>
-        <w:ind w:left="240" w:right="240"/>
-        <w:shd w:val="clear" w:color="auto" w:fill="F3F3F3"/>
-      </w:pPr>
-      <w:r>
-        <w:rPr>
-          <w:rFonts w:ascii="Courier New" w:hAnsi="Courier New" w:cs="Courier New"/>
-          <w:sz w:val="20"/>
-        </w:rPr>
-        <w:t>URL2:</w:t>
-      </w:r>
-    </w:p>
-    <w:p>
-      <w:pPr>
-        <w:spacing w:before="0" w:after="0"/>
-        <w:ind w:left="240" w:right="240"/>
-        <w:shd w:val="clear" w:color="auto" w:fill="F3F3F3"/>
-      </w:pPr>
-      <w:r>
-        <w:rPr>
-          <w:rFonts w:ascii="Courier New" w:hAnsi="Courier New" w:cs="Courier New"/>
-          <w:sz w:val="20"/>
-        </w:rPr>
-        <w:t>отсутствует (КАРАНТИН)</w:t>
-      </w:r>
-    </w:p>
-    <w:p>
-      <w:pPr>
-        <w:spacing w:before="0" w:after="40"/>
-      </w:pPr>
-      <w:r>
-        <w:rPr/>
-        <w:t>Каноническая строка поиска:</w:t>
-      </w:r>
-    </w:p>
-    <w:p>
-      <w:pPr>
-        <w:spacing w:before="0" w:after="40"/>
-      </w:pPr>
-      <w:r>
-        <w:rPr/>
-        <w:t>копия с копии тариф свидетельствование верности копий документов</w:t>
-      </w:r>
-    </w:p>
-    <w:p>
-      <w:pPr>
-        <w:spacing w:before="0" w:after="40"/>
-      </w:pPr>
-      <w:r>
-        <w:rPr/>
-        <w:t/>
-      </w:r>
-    </w:p>
-    <w:p>
-      <w:pPr>
-        <w:spacing w:before="120" w:after="80"/>
-      </w:pPr>
-      <w:r>
-        <w:rPr>
-          <w:b/>
-          <w:sz w:val="24"/>
-        </w:rPr>
-        <w:t>XXX. ВЫПИСКА ИЗ ДОКУМЕНТА — НАЙДЕНО</w:t>
-      </w:r>
-    </w:p>
-    <w:p>
-      <w:pPr>
-        <w:spacing w:before="0" w:after="40"/>
-      </w:pPr>
-      <w:r>
-        <w:rPr/>
-        <w:t/>
-      </w:r>
-    </w:p>
-    <w:p>
-      <w:pPr>
-        <w:spacing w:before="0" w:after="40"/>
-      </w:pPr>
-      <w:r>
-        <w:rPr/>
-        <w:t>1. Вид документа: Основы законодательства Российской Федерации.</w:t>
-      </w:r>
-    </w:p>
-    <w:p>
-      <w:pPr>
-        <w:spacing w:before="0" w:after="40"/>
-      </w:pPr>
-      <w:r>
-        <w:rPr/>
-        <w:t>Полное наименование: Основы законодательства Российской Федерации о нотариате.</w:t>
-      </w:r>
-    </w:p>
-    <w:p>
-      <w:pPr>
-        <w:spacing w:before="0" w:after="40"/>
-      </w:pPr>
-      <w:r>
-        <w:rPr/>
-        <w:t>Орган: Верховный Совет Российской Федерации.</w:t>
-      </w:r>
-    </w:p>
-    <w:p>
-      <w:pPr>
-        <w:spacing w:before="0" w:after="40"/>
-      </w:pPr>
-      <w:r>
-        <w:rPr/>
-        <w:t>Дата и номер: 11.02.1993 № 4462-1.</w:t>
-      </w:r>
-    </w:p>
-    <w:p>
-      <w:pPr>
-        <w:spacing w:before="0" w:after="40"/>
-      </w:pPr>
-      <w:r>
-        <w:rPr/>
-        <w:t>Структурный элемент: статья 22.1, пункт 9.</w:t>
-      </w:r>
-    </w:p>
-    <w:p>
-      <w:pPr>
-        <w:spacing w:before="0" w:after="40"/>
-      </w:pPr>
-      <w:r>
-        <w:rPr/>
-        <w:t>Подтверждение применимости: тарифная норма в пункте 9 статьи 22.1 охватывает не только копии документов, но и выписки из документов, поэтому блок относится к теме напрямую.</w:t>
-      </w:r>
-    </w:p>
-    <w:p>
-      <w:pPr>
-        <w:spacing w:before="0" w:after="0"/>
-        <w:ind w:left="240" w:right="240"/>
-        <w:shd w:val="clear" w:color="auto" w:fill="F3F3F3"/>
-      </w:pPr>
-      <w:r>
-        <w:rPr>
-          <w:rFonts w:ascii="Courier New" w:hAnsi="Courier New" w:cs="Courier New"/>
-          <w:sz w:val="20"/>
-        </w:rPr>
-        <w:t>URL1:</w:t>
-      </w:r>
-    </w:p>
-    <w:p>
-      <w:pPr>
-        <w:spacing w:before="0" w:after="0"/>
-        <w:ind w:left="240" w:right="240"/>
-        <w:shd w:val="clear" w:color="auto" w:fill="F3F3F3"/>
-      </w:pPr>
-      <w:r>
-        <w:rPr>
-          <w:rFonts w:ascii="Courier New" w:hAnsi="Courier New" w:cs="Courier New"/>
-          <w:sz w:val="20"/>
-        </w:rPr>
-        <w:t>https://pravo.gov.ru/proxy/ips/?backlink=1&amp;docbody=&amp;nd=102021541&amp;prevDoc=102405373</w:t>
-      </w:r>
-    </w:p>
-    <w:p>
-      <w:pPr>
-        <w:spacing w:before="0" w:after="0"/>
-        <w:ind w:left="240" w:right="240"/>
-        <w:shd w:val="clear" w:color="auto" w:fill="F3F3F3"/>
-      </w:pPr>
-      <w:r>
-        <w:rPr>
-          <w:rFonts w:ascii="Courier New" w:hAnsi="Courier New" w:cs="Courier New"/>
-          <w:sz w:val="20"/>
-        </w:rPr>
-        <w:t/>
-      </w:r>
-    </w:p>
-    <w:p>
-      <w:pPr>
-        <w:spacing w:before="0" w:after="0"/>
-        <w:ind w:left="240" w:right="240"/>
-        <w:shd w:val="clear" w:color="auto" w:fill="F3F3F3"/>
-      </w:pPr>
-      <w:r>
-        <w:rPr>
-          <w:rFonts w:ascii="Courier New" w:hAnsi="Courier New" w:cs="Courier New"/>
-          <w:sz w:val="20"/>
-        </w:rPr>
-        <w:t>URL2:</w:t>
-      </w:r>
-    </w:p>
-    <w:p>
-      <w:pPr>
-        <w:spacing w:before="0" w:after="0"/>
-        <w:ind w:left="240" w:right="240"/>
-        <w:shd w:val="clear" w:color="auto" w:fill="F3F3F3"/>
-      </w:pPr>
-      <w:r>
-        <w:rPr>
-          <w:rFonts w:ascii="Courier New" w:hAnsi="Courier New" w:cs="Courier New"/>
-          <w:sz w:val="20"/>
-        </w:rPr>
-        <w:t>https://www.consultant.ru/document/cons_doc_LAW_1581/</w:t>
-      </w:r>
-    </w:p>
-    <w:p>
-      <w:pPr>
-        <w:spacing w:before="0" w:after="40"/>
-      </w:pPr>
-      <w:r>
-        <w:rPr/>
-        <w:t>Каноническая строка поиска:</w:t>
-      </w:r>
-    </w:p>
-    <w:p>
-      <w:pPr>
-        <w:spacing w:before="0" w:after="40"/>
-      </w:pPr>
-      <w:r>
-        <w:rPr/>
-        <w:t>статья 22.1 пункт 9 выписки из документов нотариат тариф</w:t>
-      </w:r>
-    </w:p>
-    <w:p>
-      <w:pPr>
-        <w:spacing w:before="0" w:after="40"/>
-      </w:pPr>
-      <w:r>
-        <w:rPr/>
-        <w:t/>
-      </w:r>
-    </w:p>
-    <w:p>
-      <w:pPr>
-        <w:spacing w:before="120" w:after="80"/>
-      </w:pPr>
-      <w:r>
-        <w:rPr>
-          <w:b/>
-          <w:sz w:val="24"/>
-        </w:rPr>
-        <w:t>XXXI. МНОГОСТРАНИЧНЫЕ ДОКУМЕНТЫ, СКРЕПЛЕНИЕ, ЦЕЛОСТНОСТЬ — НАЙДЕНО ОГРАНИЧЕННО</w:t>
-      </w:r>
-    </w:p>
-    <w:p>
-      <w:pPr>
-        <w:spacing w:before="0" w:after="40"/>
-      </w:pPr>
-      <w:r>
-        <w:rPr/>
-        <w:t/>
-      </w:r>
-    </w:p>
-    <w:p>
-      <w:pPr>
-        <w:spacing w:before="0" w:after="40"/>
-      </w:pPr>
-      <w:r>
-        <w:rPr/>
-        <w:t>1. Вид документа: Основы законодательства Российской Федерации.</w:t>
-      </w:r>
-    </w:p>
-    <w:p>
-      <w:pPr>
-        <w:spacing w:before="0" w:after="40"/>
-      </w:pPr>
-      <w:r>
-        <w:rPr/>
-        <w:t>Полное наименование: Основы законодательства Российской Федерации о нотариате.</w:t>
-      </w:r>
-    </w:p>
-    <w:p>
-      <w:pPr>
-        <w:spacing w:before="0" w:after="40"/>
-      </w:pPr>
-      <w:r>
-        <w:rPr/>
-        <w:t>Орган: Верховный Совет Российской Федерации.</w:t>
-      </w:r>
-    </w:p>
-    <w:p>
-      <w:pPr>
-        <w:spacing w:before="0" w:after="40"/>
-      </w:pPr>
-      <w:r>
-        <w:rPr/>
-        <w:t>Дата и номер: 11.02.1993 № 4462-1.</w:t>
-      </w:r>
-    </w:p>
-    <w:p>
-      <w:pPr>
-        <w:spacing w:before="0" w:after="40"/>
-      </w:pPr>
-      <w:r>
-        <w:rPr/>
-        <w:t>Структурный элемент: статья 22.1, пункт 9.</w:t>
-      </w:r>
-    </w:p>
-    <w:p>
-      <w:pPr>
-        <w:spacing w:before="0" w:after="40"/>
-      </w:pPr>
-      <w:r>
-        <w:rPr/>
-        <w:t>Подтверждение применимости: блок релевантен постольку, поскольку федеральный тариф по рассматриваемому действию рассчитывается с учетом страниц, а значит многостраничность документа прямо влияет на итоговую федеральную составляющую тарифа.</w:t>
-      </w:r>
-    </w:p>
-    <w:p>
-      <w:pPr>
-        <w:spacing w:before="0" w:after="0"/>
-        <w:ind w:left="240" w:right="240"/>
-        <w:shd w:val="clear" w:color="auto" w:fill="F3F3F3"/>
-      </w:pPr>
-      <w:r>
-        <w:rPr>
-          <w:rFonts w:ascii="Courier New" w:hAnsi="Courier New" w:cs="Courier New"/>
-          <w:sz w:val="20"/>
-        </w:rPr>
-        <w:t>URL1:</w:t>
-      </w:r>
-    </w:p>
-    <w:p>
-      <w:pPr>
-        <w:spacing w:before="0" w:after="0"/>
-        <w:ind w:left="240" w:right="240"/>
-        <w:shd w:val="clear" w:color="auto" w:fill="F3F3F3"/>
-      </w:pPr>
-      <w:r>
-        <w:rPr>
-          <w:rFonts w:ascii="Courier New" w:hAnsi="Courier New" w:cs="Courier New"/>
-          <w:sz w:val="20"/>
-        </w:rPr>
-        <w:t>https://pravo.gov.ru/proxy/ips/?backlink=1&amp;docbody=&amp;nd=102021541&amp;prevDoc=102405373</w:t>
-      </w:r>
-    </w:p>
-    <w:p>
-      <w:pPr>
-        <w:spacing w:before="0" w:after="0"/>
-        <w:ind w:left="240" w:right="240"/>
-        <w:shd w:val="clear" w:color="auto" w:fill="F3F3F3"/>
-      </w:pPr>
-      <w:r>
-        <w:rPr>
-          <w:rFonts w:ascii="Courier New" w:hAnsi="Courier New" w:cs="Courier New"/>
-          <w:sz w:val="20"/>
-        </w:rPr>
-        <w:t/>
-      </w:r>
-    </w:p>
-    <w:p>
-      <w:pPr>
-        <w:spacing w:before="0" w:after="0"/>
-        <w:ind w:left="240" w:right="240"/>
-        <w:shd w:val="clear" w:color="auto" w:fill="F3F3F3"/>
-      </w:pPr>
-      <w:r>
-        <w:rPr>
-          <w:rFonts w:ascii="Courier New" w:hAnsi="Courier New" w:cs="Courier New"/>
-          <w:sz w:val="20"/>
-        </w:rPr>
-        <w:t>URL2:</w:t>
-      </w:r>
-    </w:p>
-    <w:p>
-      <w:pPr>
-        <w:spacing w:before="0" w:after="0"/>
-        <w:ind w:left="240" w:right="240"/>
-        <w:shd w:val="clear" w:color="auto" w:fill="F3F3F3"/>
-      </w:pPr>
-      <w:r>
-        <w:rPr>
-          <w:rFonts w:ascii="Courier New" w:hAnsi="Courier New" w:cs="Courier New"/>
-          <w:sz w:val="20"/>
-        </w:rPr>
-        <w:t>https://www.consultant.ru/document/cons_doc_LAW_1581/</w:t>
-      </w:r>
-    </w:p>
-    <w:p>
-      <w:pPr>
-        <w:spacing w:before="0" w:after="40"/>
-      </w:pPr>
-      <w:r>
-        <w:rPr/>
-        <w:t>Каноническая строка поиска:</w:t>
-      </w:r>
-    </w:p>
-    <w:p>
-      <w:pPr>
-        <w:spacing w:before="0" w:after="40"/>
-      </w:pPr>
-      <w:r>
-        <w:rPr/>
-        <w:t>статья 22.1 пункт 9 по страницам копий документов нотариат</w:t>
-      </w:r>
-    </w:p>
-    <w:p>
-      <w:pPr>
-        <w:spacing w:before="0" w:after="40"/>
-      </w:pPr>
-      <w:r>
-        <w:rPr/>
-        <w:t/>
-      </w:r>
-    </w:p>
-    <w:p>
-      <w:pPr>
-        <w:spacing w:before="120" w:after="80"/>
-      </w:pPr>
-      <w:r>
-        <w:rPr>
-          <w:b/>
-          <w:sz w:val="24"/>
-        </w:rPr>
-        <w:t>XXXII. ОТМЕТКА О ТОМ, ЧТО ЧАСТЬ ОРИГИНАЛА СОДЕРЖИТ КОПИЮ ИНОГО ДОКУМЕНТА — НЕ ВЫЯВЛЕНО</w:t>
-      </w:r>
-    </w:p>
-    <w:p>
-      <w:pPr>
-        <w:spacing w:before="0" w:after="40"/>
-      </w:pPr>
-      <w:r>
-        <w:rPr/>
-        <w:t/>
-      </w:r>
-    </w:p>
-    <w:p>
-      <w:pPr>
-        <w:spacing w:before="0" w:after="40"/>
-      </w:pPr>
-      <w:r>
-        <w:rPr/>
-        <w:t>Самостоятельная тарифная норма, которая бы отдельно связывала расчет федерального или регионального тарифа с такой отметкой, по подтеме не выявлена.</w:t>
-      </w:r>
-    </w:p>
-    <w:p>
-      <w:pPr>
-        <w:spacing w:before="0" w:after="0"/>
-        <w:ind w:left="240" w:right="240"/>
-        <w:shd w:val="clear" w:color="auto" w:fill="F3F3F3"/>
-      </w:pPr>
-      <w:r>
-        <w:rPr>
-          <w:rFonts w:ascii="Courier New" w:hAnsi="Courier New" w:cs="Courier New"/>
-          <w:sz w:val="20"/>
-        </w:rPr>
-        <w:t>URL1:</w:t>
-      </w:r>
-    </w:p>
-    <w:p>
-      <w:pPr>
-        <w:spacing w:before="0" w:after="0"/>
-        <w:ind w:left="240" w:right="240"/>
-        <w:shd w:val="clear" w:color="auto" w:fill="F3F3F3"/>
-      </w:pPr>
-      <w:r>
-        <w:rPr>
-          <w:rFonts w:ascii="Courier New" w:hAnsi="Courier New" w:cs="Courier New"/>
-          <w:sz w:val="20"/>
-        </w:rPr>
-        <w:t>отсутствует (самостоятельный тарифный акт по блоку не выявлен)</w:t>
-      </w:r>
-    </w:p>
-    <w:p>
-      <w:pPr>
-        <w:spacing w:before="0" w:after="0"/>
-        <w:ind w:left="240" w:right="240"/>
-        <w:shd w:val="clear" w:color="auto" w:fill="F3F3F3"/>
-      </w:pPr>
-      <w:r>
-        <w:rPr>
-          <w:rFonts w:ascii="Courier New" w:hAnsi="Courier New" w:cs="Courier New"/>
-          <w:sz w:val="20"/>
-        </w:rPr>
-        <w:t/>
-      </w:r>
-    </w:p>
-    <w:p>
-      <w:pPr>
-        <w:spacing w:before="0" w:after="0"/>
-        <w:ind w:left="240" w:right="240"/>
-        <w:shd w:val="clear" w:color="auto" w:fill="F3F3F3"/>
-      </w:pPr>
-      <w:r>
-        <w:rPr>
-          <w:rFonts w:ascii="Courier New" w:hAnsi="Courier New" w:cs="Courier New"/>
-          <w:sz w:val="20"/>
-        </w:rPr>
-        <w:t>URL2:</w:t>
-      </w:r>
-    </w:p>
-    <w:p>
-      <w:pPr>
-        <w:spacing w:before="0" w:after="0"/>
-        <w:ind w:left="240" w:right="240"/>
-        <w:shd w:val="clear" w:color="auto" w:fill="F3F3F3"/>
-      </w:pPr>
-      <w:r>
-        <w:rPr>
-          <w:rFonts w:ascii="Courier New" w:hAnsi="Courier New" w:cs="Courier New"/>
-          <w:sz w:val="20"/>
-        </w:rPr>
-        <w:t>отсутствует (КАРАНТИН)</w:t>
-      </w:r>
-    </w:p>
-    <w:p>
-      <w:pPr>
-        <w:spacing w:before="0" w:after="40"/>
-      </w:pPr>
-      <w:r>
-        <w:rPr/>
-        <w:t>Каноническая строка поиска:</w:t>
-      </w:r>
-    </w:p>
-    <w:p>
-      <w:pPr>
-        <w:spacing w:before="0" w:after="40"/>
-      </w:pPr>
-      <w:r>
-        <w:rPr/>
-        <w:t>отметка часть оригинала содержит копию иного документа тариф нотариат</w:t>
-      </w:r>
-    </w:p>
-    <w:p>
-      <w:pPr>
-        <w:spacing w:before="0" w:after="40"/>
-      </w:pPr>
-      <w:r>
-        <w:rPr/>
-        <w:t/>
-      </w:r>
-    </w:p>
-    <w:p>
-      <w:pPr>
-        <w:spacing w:before="120" w:after="80"/>
-      </w:pPr>
-      <w:r>
-        <w:rPr>
-          <w:b/>
-          <w:sz w:val="24"/>
-        </w:rPr>
-        <w:t>XXXIII. ПРОВЕРКА СОДЕРЖАНИЯ ДОКУМЕНТА НА ЗАКОННОСТЬ — НЕ ВЫЯВЛЕНО</w:t>
-      </w:r>
-    </w:p>
-    <w:p>
-      <w:pPr>
-        <w:spacing w:before="0" w:after="40"/>
-      </w:pPr>
-      <w:r>
-        <w:rPr/>
-        <w:t/>
-      </w:r>
-    </w:p>
-    <w:p>
-      <w:pPr>
-        <w:spacing w:before="0" w:after="40"/>
-      </w:pPr>
-      <w:r>
-        <w:rPr/>
-        <w:t>Для тарифной подтемы не выявлен самостоятельный акт, который бы выводил размер единого нотариального тарифа через отдельную проверку законности содержания документа. Этот блок относится к пределам нотариального контроля по базовой процедуре, а не к самостоятельному тарифному расчету.</w:t>
-      </w:r>
-    </w:p>
-    <w:p>
-      <w:pPr>
-        <w:spacing w:before="0" w:after="0"/>
-        <w:ind w:left="240" w:right="240"/>
-        <w:shd w:val="clear" w:color="auto" w:fill="F3F3F3"/>
-      </w:pPr>
-      <w:r>
-        <w:rPr>
-          <w:rFonts w:ascii="Courier New" w:hAnsi="Courier New" w:cs="Courier New"/>
-          <w:sz w:val="20"/>
-        </w:rPr>
-        <w:t>URL1:</w:t>
-      </w:r>
-    </w:p>
-    <w:p>
-      <w:pPr>
-        <w:spacing w:before="0" w:after="0"/>
-        <w:ind w:left="240" w:right="240"/>
-        <w:shd w:val="clear" w:color="auto" w:fill="F3F3F3"/>
-      </w:pPr>
-      <w:r>
-        <w:rPr>
-          <w:rFonts w:ascii="Courier New" w:hAnsi="Courier New" w:cs="Courier New"/>
-          <w:sz w:val="20"/>
-        </w:rPr>
-        <w:t>отсутствует (самостоятельный тарифный акт по блоку не выявлен)</w:t>
-      </w:r>
-    </w:p>
-    <w:p>
-      <w:pPr>
-        <w:spacing w:before="0" w:after="0"/>
-        <w:ind w:left="240" w:right="240"/>
-        <w:shd w:val="clear" w:color="auto" w:fill="F3F3F3"/>
-      </w:pPr>
-      <w:r>
-        <w:rPr>
-          <w:rFonts w:ascii="Courier New" w:hAnsi="Courier New" w:cs="Courier New"/>
-          <w:sz w:val="20"/>
-        </w:rPr>
-        <w:t/>
-      </w:r>
-    </w:p>
-    <w:p>
-      <w:pPr>
-        <w:spacing w:before="0" w:after="0"/>
-        <w:ind w:left="240" w:right="240"/>
-        <w:shd w:val="clear" w:color="auto" w:fill="F3F3F3"/>
-      </w:pPr>
-      <w:r>
-        <w:rPr>
-          <w:rFonts w:ascii="Courier New" w:hAnsi="Courier New" w:cs="Courier New"/>
-          <w:sz w:val="20"/>
-        </w:rPr>
-        <w:t>URL2:</w:t>
-      </w:r>
-    </w:p>
-    <w:p>
-      <w:pPr>
-        <w:spacing w:before="0" w:after="0"/>
-        <w:ind w:left="240" w:right="240"/>
-        <w:shd w:val="clear" w:color="auto" w:fill="F3F3F3"/>
-      </w:pPr>
-      <w:r>
-        <w:rPr>
-          <w:rFonts w:ascii="Courier New" w:hAnsi="Courier New" w:cs="Courier New"/>
-          <w:sz w:val="20"/>
-        </w:rPr>
-        <w:t>отсутствует (КАРАНТИН)</w:t>
-      </w:r>
-    </w:p>
-    <w:p>
-      <w:pPr>
-        <w:spacing w:before="0" w:after="40"/>
-      </w:pPr>
-      <w:r>
-        <w:rPr/>
-        <w:t>Каноническая строка поиска:</w:t>
-      </w:r>
-    </w:p>
-    <w:p>
-      <w:pPr>
-        <w:spacing w:before="0" w:after="40"/>
-      </w:pPr>
-      <w:r>
-        <w:rPr/>
-        <w:t>проверка содержания документа на законность тариф нотариат копии документов</w:t>
-      </w:r>
-    </w:p>
-    <w:p>
-      <w:pPr>
-        <w:spacing w:before="0" w:after="40"/>
-      </w:pPr>
-      <w:r>
-        <w:rPr/>
-        <w:t/>
-      </w:r>
-    </w:p>
-    <w:p>
-      <w:pPr>
-        <w:spacing w:before="120" w:after="80"/>
-      </w:pPr>
-      <w:r>
-        <w:rPr>
-          <w:b/>
-          <w:sz w:val="24"/>
-        </w:rPr>
-        <w:t>XXXIV. СПЕЦИАЛЬНЫЕ ПРАВИЛА ДЛЯ ОРГАНОВ МСУ — НЕ ВЫЯВЛЕНО</w:t>
-      </w:r>
-    </w:p>
-    <w:p>
-      <w:pPr>
-        <w:spacing w:before="0" w:after="40"/>
-      </w:pPr>
-      <w:r>
-        <w:rPr/>
-        <w:t/>
-      </w:r>
-    </w:p>
-    <w:p>
-      <w:pPr>
-        <w:spacing w:before="0" w:after="40"/>
-      </w:pPr>
-      <w:r>
-        <w:rPr/>
-        <w:t>Самостоятельная тарифная норма по рассматриваемому действию специально для органов местного самоуправления в рамках подтемы не выявлена.</w:t>
-      </w:r>
-    </w:p>
-    <w:p>
-      <w:pPr>
-        <w:spacing w:before="0" w:after="0"/>
-        <w:ind w:left="240" w:right="240"/>
-        <w:shd w:val="clear" w:color="auto" w:fill="F3F3F3"/>
-      </w:pPr>
-      <w:r>
-        <w:rPr>
-          <w:rFonts w:ascii="Courier New" w:hAnsi="Courier New" w:cs="Courier New"/>
-          <w:sz w:val="20"/>
-        </w:rPr>
-        <w:t>URL1:</w:t>
-      </w:r>
-    </w:p>
-    <w:p>
-      <w:pPr>
-        <w:spacing w:before="0" w:after="0"/>
-        <w:ind w:left="240" w:right="240"/>
-        <w:shd w:val="clear" w:color="auto" w:fill="F3F3F3"/>
-      </w:pPr>
-      <w:r>
-        <w:rPr>
-          <w:rFonts w:ascii="Courier New" w:hAnsi="Courier New" w:cs="Courier New"/>
-          <w:sz w:val="20"/>
-        </w:rPr>
-        <w:t>отсутствует (самостоятельный тарифный акт по блоку не выявлен)</w:t>
-      </w:r>
-    </w:p>
-    <w:p>
-      <w:pPr>
-        <w:spacing w:before="0" w:after="0"/>
-        <w:ind w:left="240" w:right="240"/>
-        <w:shd w:val="clear" w:color="auto" w:fill="F3F3F3"/>
-      </w:pPr>
-      <w:r>
-        <w:rPr>
-          <w:rFonts w:ascii="Courier New" w:hAnsi="Courier New" w:cs="Courier New"/>
-          <w:sz w:val="20"/>
-        </w:rPr>
-        <w:t/>
-      </w:r>
-    </w:p>
-    <w:p>
-      <w:pPr>
-        <w:spacing w:before="0" w:after="0"/>
-        <w:ind w:left="240" w:right="240"/>
-        <w:shd w:val="clear" w:color="auto" w:fill="F3F3F3"/>
-      </w:pPr>
-      <w:r>
-        <w:rPr>
-          <w:rFonts w:ascii="Courier New" w:hAnsi="Courier New" w:cs="Courier New"/>
-          <w:sz w:val="20"/>
-        </w:rPr>
-        <w:t>URL2:</w:t>
-      </w:r>
-    </w:p>
-    <w:p>
-      <w:pPr>
-        <w:spacing w:before="0" w:after="0"/>
-        <w:ind w:left="240" w:right="240"/>
-        <w:shd w:val="clear" w:color="auto" w:fill="F3F3F3"/>
-      </w:pPr>
-      <w:r>
-        <w:rPr>
-          <w:rFonts w:ascii="Courier New" w:hAnsi="Courier New" w:cs="Courier New"/>
-          <w:sz w:val="20"/>
-        </w:rPr>
-        <w:t>отсутствует (КАРАНТИН)</w:t>
-      </w:r>
-    </w:p>
-    <w:p>
-      <w:pPr>
-        <w:spacing w:before="0" w:after="40"/>
-      </w:pPr>
-      <w:r>
-        <w:rPr/>
-        <w:t>Каноническая строка поиска:</w:t>
-      </w:r>
-    </w:p>
-    <w:p>
-      <w:pPr>
-        <w:spacing w:before="0" w:after="40"/>
-      </w:pPr>
-      <w:r>
-        <w:rPr/>
-        <w:t>органы местного самоуправления тариф копий документов нотариальные действия</w:t>
-      </w:r>
-    </w:p>
-    <w:p>
-      <w:pPr>
-        <w:spacing w:before="0" w:after="40"/>
-      </w:pPr>
-      <w:r>
-        <w:rPr/>
-        <w:t/>
-      </w:r>
-    </w:p>
-    <w:p>
-      <w:pPr>
-        <w:spacing w:before="120" w:after="80"/>
-      </w:pPr>
-      <w:r>
-        <w:rPr>
-          <w:b/>
-          <w:sz w:val="24"/>
-        </w:rPr>
-        <w:t>XXXV. СПЕЦИАЛЬНЫЕ ПРАВИЛА ДЛЯ КОНСУЛОВ — НЕ ВЫЯВЛЕНО</w:t>
-      </w:r>
-    </w:p>
-    <w:p>
-      <w:pPr>
-        <w:spacing w:before="0" w:after="40"/>
-      </w:pPr>
-      <w:r>
-        <w:rPr/>
-        <w:t/>
-      </w:r>
-    </w:p>
-    <w:p>
-      <w:pPr>
-        <w:spacing w:before="0" w:after="40"/>
-      </w:pPr>
-      <w:r>
-        <w:rPr/>
-        <w:t>Самостоятельная тарифная норма по рассматриваемому действию специально для консульских должностных лиц в рамках подтемы не выявлена.</w:t>
-      </w:r>
-    </w:p>
-    <w:p>
-      <w:pPr>
-        <w:spacing w:before="0" w:after="0"/>
-        <w:ind w:left="240" w:right="240"/>
-        <w:shd w:val="clear" w:color="auto" w:fill="F3F3F3"/>
-      </w:pPr>
-      <w:r>
-        <w:rPr>
-          <w:rFonts w:ascii="Courier New" w:hAnsi="Courier New" w:cs="Courier New"/>
-          <w:sz w:val="20"/>
-        </w:rPr>
-        <w:t>URL1:</w:t>
-      </w:r>
-    </w:p>
-    <w:p>
-      <w:pPr>
-        <w:spacing w:before="0" w:after="0"/>
-        <w:ind w:left="240" w:right="240"/>
-        <w:shd w:val="clear" w:color="auto" w:fill="F3F3F3"/>
-      </w:pPr>
-      <w:r>
-        <w:rPr>
-          <w:rFonts w:ascii="Courier New" w:hAnsi="Courier New" w:cs="Courier New"/>
-          <w:sz w:val="20"/>
-        </w:rPr>
-        <w:t>отсутствует (самостоятельный тарифный акт по блоку не выявлен)</w:t>
-      </w:r>
-    </w:p>
-    <w:p>
-      <w:pPr>
-        <w:spacing w:before="0" w:after="0"/>
-        <w:ind w:left="240" w:right="240"/>
-        <w:shd w:val="clear" w:color="auto" w:fill="F3F3F3"/>
-      </w:pPr>
-      <w:r>
-        <w:rPr>
-          <w:rFonts w:ascii="Courier New" w:hAnsi="Courier New" w:cs="Courier New"/>
-          <w:sz w:val="20"/>
-        </w:rPr>
-        <w:t/>
-      </w:r>
-    </w:p>
-    <w:p>
-      <w:pPr>
-        <w:spacing w:before="0" w:after="0"/>
-        <w:ind w:left="240" w:right="240"/>
-        <w:shd w:val="clear" w:color="auto" w:fill="F3F3F3"/>
-      </w:pPr>
-      <w:r>
-        <w:rPr>
-          <w:rFonts w:ascii="Courier New" w:hAnsi="Courier New" w:cs="Courier New"/>
-          <w:sz w:val="20"/>
-        </w:rPr>
-        <w:t>URL2:</w:t>
-      </w:r>
-    </w:p>
-    <w:p>
-      <w:pPr>
-        <w:spacing w:before="0" w:after="0"/>
-        <w:ind w:left="240" w:right="240"/>
-        <w:shd w:val="clear" w:color="auto" w:fill="F3F3F3"/>
-      </w:pPr>
-      <w:r>
-        <w:rPr>
-          <w:rFonts w:ascii="Courier New" w:hAnsi="Courier New" w:cs="Courier New"/>
-          <w:sz w:val="20"/>
-        </w:rPr>
-        <w:t>отсутствует (КАРАНТИН)</w:t>
-      </w:r>
-    </w:p>
-    <w:p>
-      <w:pPr>
-        <w:spacing w:before="0" w:after="40"/>
-      </w:pPr>
-      <w:r>
-        <w:rPr/>
-        <w:t>Каноническая строка поиска:</w:t>
-      </w:r>
-    </w:p>
-    <w:p>
-      <w:pPr>
-        <w:spacing w:before="0" w:after="40"/>
-      </w:pPr>
-      <w:r>
-        <w:rPr/>
-        <w:t>консулы тариф копий документов нотариальные действия</w:t>
-      </w:r>
-    </w:p>
-    <w:p>
-      <w:pPr>
-        <w:spacing w:before="0" w:after="40"/>
-      </w:pPr>
-      <w:r>
-        <w:rPr/>
-        <w:t/>
-      </w:r>
-    </w:p>
-    <w:p>
-      <w:pPr>
-        <w:spacing w:before="120" w:after="80"/>
-      </w:pPr>
-      <w:r>
-        <w:rPr>
-          <w:b/>
-          <w:sz w:val="24"/>
-        </w:rPr>
-        <w:t>XXXVI. ДИСЦИПЛИНАРНО-КОНТРОЛЬНЫЙ СЛОЙ — НЕ ВЫЯВЛЕНО</w:t>
-      </w:r>
-    </w:p>
-    <w:p>
-      <w:pPr>
-        <w:spacing w:before="0" w:after="40"/>
-      </w:pPr>
-      <w:r>
-        <w:rPr/>
-        <w:t/>
-      </w:r>
-    </w:p>
-    <w:p>
-      <w:pPr>
-        <w:spacing w:before="0" w:after="40"/>
-      </w:pPr>
-      <w:r>
-        <w:rPr/>
-        <w:t>По тарифной подтеме не выявлен специальный дисциплинарный либо контрольный акт, который бы отдельно регламентировал именно расчет федерального и регионального тарифа по рассматриваемому действию.</w:t>
-      </w:r>
-    </w:p>
-    <w:p>
-      <w:pPr>
-        <w:spacing w:before="0" w:after="0"/>
-        <w:ind w:left="240" w:right="240"/>
-        <w:shd w:val="clear" w:color="auto" w:fill="F3F3F3"/>
-      </w:pPr>
-      <w:r>
-        <w:rPr>
-          <w:rFonts w:ascii="Courier New" w:hAnsi="Courier New" w:cs="Courier New"/>
-          <w:sz w:val="20"/>
-        </w:rPr>
-        <w:t>URL1:</w:t>
-      </w:r>
-    </w:p>
-    <w:p>
-      <w:pPr>
-        <w:spacing w:before="0" w:after="0"/>
-        <w:ind w:left="240" w:right="240"/>
-        <w:shd w:val="clear" w:color="auto" w:fill="F3F3F3"/>
-      </w:pPr>
-      <w:r>
-        <w:rPr>
-          <w:rFonts w:ascii="Courier New" w:hAnsi="Courier New" w:cs="Courier New"/>
-          <w:sz w:val="20"/>
-        </w:rPr>
-        <w:t>отсутствует (специальный контрольный акт по блоку не выявлен)</w:t>
-      </w:r>
-    </w:p>
-    <w:p>
-      <w:pPr>
-        <w:spacing w:before="0" w:after="0"/>
-        <w:ind w:left="240" w:right="240"/>
-        <w:shd w:val="clear" w:color="auto" w:fill="F3F3F3"/>
-      </w:pPr>
-      <w:r>
-        <w:rPr>
-          <w:rFonts w:ascii="Courier New" w:hAnsi="Courier New" w:cs="Courier New"/>
-          <w:sz w:val="20"/>
-        </w:rPr>
-        <w:t/>
-      </w:r>
-    </w:p>
-    <w:p>
-      <w:pPr>
-        <w:spacing w:before="0" w:after="0"/>
-        <w:ind w:left="240" w:right="240"/>
-        <w:shd w:val="clear" w:color="auto" w:fill="F3F3F3"/>
-      </w:pPr>
-      <w:r>
-        <w:rPr>
-          <w:rFonts w:ascii="Courier New" w:hAnsi="Courier New" w:cs="Courier New"/>
-          <w:sz w:val="20"/>
-        </w:rPr>
-        <w:t>URL2:</w:t>
-      </w:r>
-    </w:p>
-    <w:p>
-      <w:pPr>
-        <w:spacing w:before="0" w:after="0"/>
-        <w:ind w:left="240" w:right="240"/>
-        <w:shd w:val="clear" w:color="auto" w:fill="F3F3F3"/>
-      </w:pPr>
-      <w:r>
-        <w:rPr>
-          <w:rFonts w:ascii="Courier New" w:hAnsi="Courier New" w:cs="Courier New"/>
-          <w:sz w:val="20"/>
-        </w:rPr>
-        <w:t>отсутствует (КАРАНТИН)</w:t>
-      </w:r>
-    </w:p>
-    <w:p>
-      <w:pPr>
-        <w:spacing w:before="0" w:after="40"/>
-      </w:pPr>
-      <w:r>
-        <w:rPr/>
-        <w:t>Каноническая строка поиска:</w:t>
-      </w:r>
-    </w:p>
-    <w:p>
-      <w:pPr>
-        <w:spacing w:before="0" w:after="40"/>
-      </w:pPr>
-      <w:r>
-        <w:rPr/>
-        <w:t>дисциплинарный контрольный слой нотариальный тариф копии документов</w:t>
-      </w:r>
-    </w:p>
-    <w:p>
-      <w:pPr>
-        <w:spacing w:before="0" w:after="40"/>
-      </w:pPr>
-      <w:r>
-        <w:rPr/>
-        <w:t/>
-      </w:r>
-    </w:p>
-    <w:p>
-      <w:pPr>
-        <w:spacing w:before="120" w:after="80"/>
-      </w:pPr>
-      <w:r>
-        <w:rPr>
-          <w:b/>
-          <w:sz w:val="24"/>
-        </w:rPr>
-        <w:t>XXXVII. РЕГИОНАЛЬНО-ЛОКАЛЬНЫЙ СЛОЙ НОТАРИАЛЬНЫХ ПАЛАТ — НАЙДЕНО</w:t>
-      </w:r>
-    </w:p>
-    <w:p>
-      <w:pPr>
-        <w:spacing w:before="0" w:after="40"/>
-      </w:pPr>
-      <w:r>
-        <w:rPr/>
-        <w:t/>
-      </w:r>
-    </w:p>
-    <w:p>
-      <w:pPr>
-        <w:spacing w:before="0" w:after="40"/>
-      </w:pPr>
-      <w:r>
-        <w:rPr/>
-        <w:t>1. Вид документа: официальный информационный материал Федеральной нотариальной палаты.</w:t>
-      </w:r>
-    </w:p>
-    <w:p>
-      <w:pPr>
-        <w:spacing w:before="0" w:after="40"/>
-      </w:pPr>
-      <w:r>
-        <w:rPr/>
-        <w:t>Полное наименование: Региональные тарифы.</w:t>
-      </w:r>
-    </w:p>
-    <w:p>
-      <w:pPr>
-        <w:spacing w:before="0" w:after="40"/>
-      </w:pPr>
-      <w:r>
-        <w:rPr/>
-        <w:t>Орган: Федеральная нотариальная палата.</w:t>
-      </w:r>
-    </w:p>
-    <w:p>
-      <w:pPr>
-        <w:spacing w:before="0" w:after="40"/>
-      </w:pPr>
-      <w:r>
-        <w:rPr/>
-        <w:t>Структурный элемент: раздел о региональных тарифах.</w:t>
-      </w:r>
-    </w:p>
-    <w:p>
-      <w:pPr>
-        <w:spacing w:before="0" w:after="40"/>
-      </w:pPr>
-      <w:r>
-        <w:rPr/>
-        <w:t>Подтверждение применимости: блок применим напрямую, поскольку именно здесь подтверждается, что конкретный размер регионального тарифа должен уточняться по субъекту Российской Федерации через соответствующую нотариальную палату.</w:t>
-      </w:r>
-    </w:p>
-    <w:p>
-      <w:pPr>
-        <w:spacing w:before="0" w:after="0"/>
-        <w:ind w:left="240" w:right="240"/>
-        <w:shd w:val="clear" w:color="auto" w:fill="F3F3F3"/>
-      </w:pPr>
-      <w:r>
-        <w:rPr>
-          <w:rFonts w:ascii="Courier New" w:hAnsi="Courier New" w:cs="Courier New"/>
-          <w:sz w:val="20"/>
-        </w:rPr>
-        <w:t>URL1:</w:t>
-      </w:r>
-    </w:p>
-    <w:p>
-      <w:pPr>
-        <w:spacing w:before="0" w:after="0"/>
-        <w:ind w:left="240" w:right="240"/>
-        <w:shd w:val="clear" w:color="auto" w:fill="F3F3F3"/>
-      </w:pPr>
-      <w:r>
-        <w:rPr>
-          <w:rFonts w:ascii="Courier New" w:hAnsi="Courier New" w:cs="Courier New"/>
-          <w:sz w:val="20"/>
-        </w:rPr>
-        <w:t>https://notariat.ru/ru-ru/actions-and-tariffs/regional-rates/</w:t>
-      </w:r>
-    </w:p>
-    <w:p>
-      <w:pPr>
-        <w:spacing w:before="0" w:after="0"/>
-        <w:ind w:left="240" w:right="240"/>
-        <w:shd w:val="clear" w:color="auto" w:fill="F3F3F3"/>
-      </w:pPr>
-      <w:r>
-        <w:rPr>
-          <w:rFonts w:ascii="Courier New" w:hAnsi="Courier New" w:cs="Courier New"/>
-          <w:sz w:val="20"/>
-        </w:rPr>
-        <w:t/>
-      </w:r>
-    </w:p>
-    <w:p>
-      <w:pPr>
-        <w:spacing w:before="0" w:after="0"/>
-        <w:ind w:left="240" w:right="240"/>
-        <w:shd w:val="clear" w:color="auto" w:fill="F3F3F3"/>
-      </w:pPr>
-      <w:r>
-        <w:rPr>
-          <w:rFonts w:ascii="Courier New" w:hAnsi="Courier New" w:cs="Courier New"/>
-          <w:sz w:val="20"/>
-        </w:rPr>
-        <w:t>URL2:</w:t>
-      </w:r>
-    </w:p>
-    <w:p>
-      <w:pPr>
-        <w:spacing w:before="0" w:after="0"/>
-        <w:ind w:left="240" w:right="240"/>
-        <w:shd w:val="clear" w:color="auto" w:fill="F3F3F3"/>
-      </w:pPr>
-      <w:r>
-        <w:rPr>
-          <w:rFonts w:ascii="Courier New" w:hAnsi="Courier New" w:cs="Courier New"/>
-          <w:sz w:val="20"/>
-        </w:rPr>
-        <w:t>отсутствует (КАРАНТИН)</w:t>
-      </w:r>
-    </w:p>
-    <w:p>
-      <w:pPr>
-        <w:spacing w:before="0" w:after="40"/>
-      </w:pPr>
-      <w:r>
-        <w:rPr/>
-        <w:t>Каноническая строка поиска:</w:t>
-      </w:r>
-    </w:p>
-    <w:p>
-      <w:pPr>
-        <w:spacing w:before="0" w:after="40"/>
-      </w:pPr>
-      <w:r>
-        <w:rPr/>
-        <w:t>нотариальная палата субъекта Российской Федерации региональные тарифы нотариальные действия</w:t>
+        <w:spacing w:before="0" w:after="40"/>
+      </w:pPr>
+      <w:r>
+        <w:rPr/>
+        <w:t>Полный проход по блокам I–XXXVII мастер-промпта VERSION 18 по подтеме 16.1.2 выполнен.</w:t>
       </w:r>
     </w:p>
     <w:p>
